--- a/models/rapport_template.docx
+++ b/models/rapport_template.docx
@@ -1,6 +1,6 @@
 
 <file path=word/document.xml><?xml version="1.0" encoding="utf-8"?>
-<w:document xmlns:wpc="http://schemas.microsoft.com/office/word/2010/wordprocessingCanvas" xmlns:mc="http://schemas.openxmlformats.org/markup-compatibility/2006" xmlns:o="urn:schemas-microsoft-com:office:office" xmlns:r="http://schemas.openxmlformats.org/officeDocument/2006/relationships" xmlns:m="http://schemas.openxmlformats.org/officeDocument/2006/math" xmlns:v="urn:schemas-microsoft-com:vml" xmlns:wp14="http://schemas.microsoft.com/office/word/2010/wordprocessingDrawing" xmlns:wp="http://schemas.openxmlformats.org/drawingml/2006/wordprocessingDrawing" xmlns:w10="urn:schemas-microsoft-com:office:word" xmlns:w="http://schemas.openxmlformats.org/wordprocessingml/2006/main" xmlns:w14="http://schemas.microsoft.com/office/word/2010/wordml" xmlns:w15="http://schemas.microsoft.com/office/word/2012/wordml" xmlns:wpg="http://schemas.microsoft.com/office/word/2010/wordprocessingGroup" xmlns:wpi="http://schemas.microsoft.com/office/word/2010/wordprocessingInk" xmlns:wne="http://schemas.microsoft.com/office/word/2006/wordml" xmlns:wps="http://schemas.microsoft.com/office/word/2010/wordprocessingShape" mc:Ignorable="w14 w15 wp14">
+<w:document xmlns:wpc="http://schemas.microsoft.com/office/word/2010/wordprocessingCanvas" xmlns:cx="http://schemas.microsoft.com/office/drawing/2014/chartex" xmlns:cx1="http://schemas.microsoft.com/office/drawing/2015/9/8/chartex" xmlns:cx2="http://schemas.microsoft.com/office/drawing/2015/10/21/chartex" xmlns:cx3="http://schemas.microsoft.com/office/drawing/2016/5/9/chartex" xmlns:cx4="http://schemas.microsoft.com/office/drawing/2016/5/10/chartex" xmlns:cx5="http://schemas.microsoft.com/office/drawing/2016/5/11/chartex" xmlns:cx6="http://schemas.microsoft.com/office/drawing/2016/5/12/chartex" xmlns:cx7="http://schemas.microsoft.com/office/drawing/2016/5/13/chartex" xmlns:cx8="http://schemas.microsoft.com/office/drawing/2016/5/14/chartex" xmlns:mc="http://schemas.openxmlformats.org/markup-compatibility/2006" xmlns:aink="http://schemas.microsoft.com/office/drawing/2016/ink" xmlns:am3d="http://schemas.microsoft.com/office/drawing/2017/model3d" xmlns:o="urn:schemas-microsoft-com:office:office" xmlns:oel="http://schemas.microsoft.com/office/2019/extlst" xmlns:r="http://schemas.openxmlformats.org/officeDocument/2006/relationships" xmlns:m="http://schemas.openxmlformats.org/officeDocument/2006/math" xmlns:v="urn:schemas-microsoft-com:vml" xmlns:wp14="http://schemas.microsoft.com/office/word/2010/wordprocessingDrawing" xmlns:wp="http://schemas.openxmlformats.org/drawingml/2006/wordprocessingDrawing" xmlns:w10="urn:schemas-microsoft-com:office:word" xmlns:w="http://schemas.openxmlformats.org/wordprocessingml/2006/main" xmlns:w14="http://schemas.microsoft.com/office/word/2010/wordml" xmlns:w15="http://schemas.microsoft.com/office/word/2012/wordml" xmlns:w16cex="http://schemas.microsoft.com/office/word/2018/wordml/cex" xmlns:w16cid="http://schemas.microsoft.com/office/word/2016/wordml/cid" xmlns:w16="http://schemas.microsoft.com/office/word/2018/wordml" xmlns:w16du="http://schemas.microsoft.com/office/word/2023/wordml/word16du" xmlns:w16sdtdh="http://schemas.microsoft.com/office/word/2020/wordml/sdtdatahash" xmlns:w16sdtfl="http://schemas.microsoft.com/office/word/2024/wordml/sdtformatlock" xmlns:w16se="http://schemas.microsoft.com/office/word/2015/wordml/symex" xmlns:wpg="http://schemas.microsoft.com/office/word/2010/wordprocessingGroup" xmlns:wpi="http://schemas.microsoft.com/office/word/2010/wordprocessingInk" xmlns:wne="http://schemas.microsoft.com/office/word/2006/wordml" xmlns:wps="http://schemas.microsoft.com/office/word/2010/wordprocessingShape" mc:Ignorable="w14 w15 w16se w16cid w16 w16cex w16sdtdh w16sdtfl w16du wp14">
   <w:body>
     <w:p>
       <w:pPr>
@@ -21,7 +21,7 @@
         <mc:AlternateContent>
           <mc:Choice Requires="wps">
             <w:drawing>
-              <wp:anchor distT="0" distB="0" distL="0" distR="0" simplePos="0" relativeHeight="486631424" behindDoc="1" locked="0" layoutInCell="1" allowOverlap="1">
+              <wp:anchor distT="0" distB="0" distL="0" distR="0" simplePos="0" relativeHeight="251650048" behindDoc="1" locked="0" layoutInCell="1" allowOverlap="1" wp14:anchorId="09EAC4AC" wp14:editId="0E87BF0C">
                 <wp:simplePos x="0" y="0"/>
                 <wp:positionH relativeFrom="page">
                   <wp:posOffset>217932</wp:posOffset>
@@ -140,7 +140,7 @@
           </mc:Choice>
           <mc:Fallback>
             <w:pict>
-              <v:shape w14:anchorId="3DF4C6EB" id="Graphic 2" o:spid="_x0000_s1026" style="position:absolute;margin-left:17.15pt;margin-top:84.5pt;width:560.2pt;height:672.1pt;z-index:-16685056;visibility:visible;mso-wrap-style:square;mso-wrap-distance-left:0;mso-wrap-distance-top:0;mso-wrap-distance-right:0;mso-wrap-distance-bottom:0;mso-position-horizontal:absolute;mso-position-horizontal-relative:page;mso-position-vertical:absolute;mso-position-vertical-relative:page;v-text-anchor:top" coordsize="7114540,8535670" o:gfxdata="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" path="m875017,397649r-136652,l738365,2168398r136652,l875017,397649xem7114032,l10668,,,76,,8535365r10668,l7103364,8535365r10668,l7114032,8524710r,-8513966l7103364,10744r,8513966l10668,8524710r,-8514042l7114032,10668r,-10668xe" fillcolor="#099" stroked="f">
+              <v:shape w14:anchorId="0112124C" id="Graphic 2" o:spid="_x0000_s1026" style="position:absolute;margin-left:17.15pt;margin-top:84.5pt;width:560.2pt;height:672.1pt;z-index:-251666432;visibility:visible;mso-wrap-style:square;mso-wrap-distance-left:0;mso-wrap-distance-top:0;mso-wrap-distance-right:0;mso-wrap-distance-bottom:0;mso-position-horizontal:absolute;mso-position-horizontal-relative:page;mso-position-vertical:absolute;mso-position-vertical-relative:page;v-text-anchor:top" coordsize="7114540,8535670" o:gfxdata="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" path="m875017,397649r-136652,l738365,2168398r136652,l875017,397649xem7114032,l10668,,,76,,8535365r10668,l7103364,8535365r10668,l7114032,8524710r,-8513966l7103364,10744r,8513966l10668,8524710r,-8514042l7114032,10668r,-10668xe" fillcolor="#099" stroked="f">
                 <v:path arrowok="t"/>
                 <w10:wrap anchorx="page" anchory="page"/>
               </v:shape>
@@ -156,7 +156,7 @@
           <w:lang w:eastAsia="fr-FR"/>
         </w:rPr>
         <w:drawing>
-          <wp:inline distT="0" distB="0" distL="0" distR="0">
+          <wp:inline distT="0" distB="0" distL="0" distR="0" wp14:anchorId="08B8EA8E" wp14:editId="390B1018">
             <wp:extent cx="628741" cy="350996"/>
             <wp:effectExtent l="0" t="0" r="0" b="0"/>
             <wp:docPr id="3" name="Image 3"/>
@@ -276,30 +276,8 @@
         <w:rPr>
           <w:sz w:val="33"/>
         </w:rPr>
-        <w:t>{</w:t>
-      </w:r>
-      <w:proofErr w:type="gramStart"/>
-      <w:r>
-        <w:rPr>
-          <w:sz w:val="33"/>
-        </w:rPr>
-        <w:t xml:space="preserve">{ </w:t>
-      </w:r>
-      <w:proofErr w:type="spellStart"/>
-      <w:r>
-        <w:rPr>
-          <w:sz w:val="33"/>
-        </w:rPr>
-        <w:t>client</w:t>
-      </w:r>
-      <w:proofErr w:type="gramEnd"/>
-      <w:r>
-        <w:rPr>
-          <w:sz w:val="33"/>
-        </w:rPr>
-        <w:t>_ste</w:t>
-      </w:r>
-      <w:proofErr w:type="spellEnd"/>
+        <w:t>{{ client_ste</w:t>
+      </w:r>
       <w:r>
         <w:rPr>
           <w:sz w:val="33"/>
@@ -327,35 +305,7 @@
         <w:rPr>
           <w:sz w:val="33"/>
         </w:rPr>
-        <w:t>{</w:t>
-      </w:r>
-      <w:proofErr w:type="gramStart"/>
-      <w:r>
-        <w:rPr>
-          <w:sz w:val="33"/>
-        </w:rPr>
-        <w:t xml:space="preserve">{ </w:t>
-      </w:r>
-      <w:proofErr w:type="spellStart"/>
-      <w:r>
-        <w:rPr>
-          <w:sz w:val="33"/>
-        </w:rPr>
-        <w:t>client</w:t>
-      </w:r>
-      <w:proofErr w:type="gramEnd"/>
-      <w:r>
-        <w:rPr>
-          <w:sz w:val="33"/>
-        </w:rPr>
-        <w:t>_address</w:t>
-      </w:r>
-      <w:proofErr w:type="spellEnd"/>
-      <w:r>
-        <w:rPr>
-          <w:sz w:val="33"/>
-        </w:rPr>
-        <w:t xml:space="preserve"> }}</w:t>
+        <w:t>{{ client_address }}</w:t>
       </w:r>
     </w:p>
     <w:p>
@@ -473,43 +423,7 @@
                 <w:sz w:val="23"/>
                 <w:szCs w:val="23"/>
               </w:rPr>
-              <w:t>{</w:t>
-            </w:r>
-            <w:proofErr w:type="gramStart"/>
-            <w:r>
-              <w:rPr>
-                <w:spacing w:val="-2"/>
-                <w:sz w:val="23"/>
-                <w:szCs w:val="23"/>
-              </w:rPr>
-              <w:t xml:space="preserve">{ </w:t>
-            </w:r>
-            <w:proofErr w:type="spellStart"/>
-            <w:r>
-              <w:rPr>
-                <w:spacing w:val="-2"/>
-                <w:sz w:val="23"/>
-                <w:szCs w:val="23"/>
-              </w:rPr>
-              <w:t>date</w:t>
-            </w:r>
-            <w:proofErr w:type="gramEnd"/>
-            <w:r>
-              <w:rPr>
-                <w:spacing w:val="-2"/>
-                <w:sz w:val="23"/>
-                <w:szCs w:val="23"/>
-              </w:rPr>
-              <w:t>_etude</w:t>
-            </w:r>
-            <w:proofErr w:type="spellEnd"/>
-            <w:r>
-              <w:rPr>
-                <w:spacing w:val="-2"/>
-                <w:sz w:val="23"/>
-                <w:szCs w:val="23"/>
-              </w:rPr>
-              <w:t xml:space="preserve"> }}</w:t>
+              <w:t>{{ date_etude }}</w:t>
             </w:r>
           </w:p>
         </w:tc>
@@ -568,26 +482,16 @@
                 <w:sz w:val="23"/>
                 <w:szCs w:val="23"/>
               </w:rPr>
-              <w:t>{</w:t>
-            </w:r>
-            <w:proofErr w:type="gramStart"/>
+              <w:t xml:space="preserve">{{ </w:t>
+            </w:r>
             <w:r>
               <w:rPr>
                 <w:rFonts w:ascii="Times New Roman"/>
                 <w:sz w:val="23"/>
                 <w:szCs w:val="23"/>
               </w:rPr>
-              <w:t xml:space="preserve">{ </w:t>
-            </w:r>
-            <w:r>
-              <w:rPr>
-                <w:rFonts w:ascii="Times New Roman"/>
-                <w:sz w:val="23"/>
-                <w:szCs w:val="23"/>
-              </w:rPr>
               <w:t>version</w:t>
             </w:r>
-            <w:proofErr w:type="gramEnd"/>
             <w:r>
               <w:rPr>
                 <w:rFonts w:ascii="Times New Roman"/>
@@ -620,7 +524,6 @@
                 <w:sz w:val="23"/>
               </w:rPr>
             </w:pPr>
-            <w:proofErr w:type="spellStart"/>
             <w:r>
               <w:rPr>
                 <w:rFonts w:ascii="Arial"/>
@@ -631,7 +534,6 @@
               </w:rPr>
               <w:t>Opqbi</w:t>
             </w:r>
-            <w:proofErr w:type="spellEnd"/>
             <w:r>
               <w:rPr>
                 <w:rFonts w:ascii="Arial"/>
@@ -643,7 +545,6 @@
               </w:rPr>
               <w:t xml:space="preserve"> </w:t>
             </w:r>
-            <w:proofErr w:type="spellStart"/>
             <w:r>
               <w:rPr>
                 <w:rFonts w:ascii="Arial"/>
@@ -654,7 +555,6 @@
               </w:rPr>
               <w:t>be</w:t>
             </w:r>
-            <w:proofErr w:type="spellEnd"/>
           </w:p>
         </w:tc>
         <w:tc>
@@ -680,29 +580,7 @@
                 <w:sz w:val="23"/>
                 <w:szCs w:val="23"/>
               </w:rPr>
-              <w:t>{</w:t>
-            </w:r>
-            <w:proofErr w:type="gramStart"/>
-            <w:r>
-              <w:rPr>
-                <w:rFonts w:ascii="Arial"/>
-                <w:b/>
-                <w:spacing w:val="-8"/>
-                <w:sz w:val="23"/>
-                <w:szCs w:val="23"/>
-              </w:rPr>
-              <w:t>{ audit</w:t>
-            </w:r>
-            <w:proofErr w:type="gramEnd"/>
-            <w:r>
-              <w:rPr>
-                <w:rFonts w:ascii="Arial"/>
-                <w:b/>
-                <w:spacing w:val="-8"/>
-                <w:sz w:val="23"/>
-                <w:szCs w:val="23"/>
-              </w:rPr>
-              <w:t xml:space="preserve"> }}</w:t>
+              <w:t>{{ audit }}</w:t>
             </w:r>
           </w:p>
         </w:tc>
@@ -760,23 +638,7 @@
                 <w:rFonts w:ascii="Times New Roman"/>
                 <w:color w:val="0070C0"/>
               </w:rPr>
-              <w:t>{</w:t>
-            </w:r>
-            <w:proofErr w:type="gramStart"/>
-            <w:r>
-              <w:rPr>
-                <w:rFonts w:ascii="Times New Roman"/>
-                <w:color w:val="0070C0"/>
-              </w:rPr>
-              <w:t>{ contact</w:t>
-            </w:r>
-            <w:proofErr w:type="gramEnd"/>
-            <w:r>
-              <w:rPr>
-                <w:rFonts w:ascii="Times New Roman"/>
-                <w:color w:val="0070C0"/>
-              </w:rPr>
-              <w:t xml:space="preserve"> }}</w:t>
+              <w:t>{{ contact }}</w:t>
             </w:r>
           </w:p>
         </w:tc>
@@ -882,40 +744,15 @@
                 <w:rFonts w:ascii="Times New Roman"/>
                 <w:sz w:val="24"/>
               </w:rPr>
-              <w:t>{</w:t>
-            </w:r>
-            <w:proofErr w:type="gramStart"/>
+              <w:t>{{ client_</w:t>
+            </w:r>
             <w:r>
               <w:rPr>
                 <w:rFonts w:ascii="Times New Roman"/>
                 <w:sz w:val="24"/>
               </w:rPr>
-              <w:t xml:space="preserve">{ </w:t>
-            </w:r>
-            <w:proofErr w:type="spellStart"/>
-            <w:r>
-              <w:rPr>
-                <w:rFonts w:ascii="Times New Roman"/>
-                <w:sz w:val="24"/>
-              </w:rPr>
-              <w:t>client</w:t>
-            </w:r>
-            <w:proofErr w:type="gramEnd"/>
-            <w:r>
-              <w:rPr>
-                <w:rFonts w:ascii="Times New Roman"/>
-                <w:sz w:val="24"/>
-              </w:rPr>
-              <w:t>_</w:t>
-            </w:r>
-            <w:r>
-              <w:rPr>
-                <w:rFonts w:ascii="Times New Roman"/>
-                <w:sz w:val="24"/>
-              </w:rPr>
               <w:t>name</w:t>
             </w:r>
-            <w:proofErr w:type="spellEnd"/>
             <w:r>
               <w:rPr>
                 <w:rFonts w:ascii="Times New Roman"/>
@@ -966,40 +803,15 @@
                 <w:rFonts w:ascii="Times New Roman"/>
                 <w:sz w:val="30"/>
               </w:rPr>
-              <w:t>{</w:t>
-            </w:r>
-            <w:proofErr w:type="gramStart"/>
+              <w:t>{{ client_</w:t>
+            </w:r>
             <w:r>
               <w:rPr>
                 <w:rFonts w:ascii="Times New Roman"/>
                 <w:sz w:val="30"/>
               </w:rPr>
-              <w:t xml:space="preserve">{ </w:t>
-            </w:r>
-            <w:proofErr w:type="spellStart"/>
-            <w:r>
-              <w:rPr>
-                <w:rFonts w:ascii="Times New Roman"/>
-                <w:sz w:val="30"/>
-              </w:rPr>
-              <w:t>client</w:t>
-            </w:r>
-            <w:proofErr w:type="gramEnd"/>
-            <w:r>
-              <w:rPr>
-                <w:rFonts w:ascii="Times New Roman"/>
-                <w:sz w:val="30"/>
-              </w:rPr>
-              <w:t>_</w:t>
-            </w:r>
-            <w:r>
-              <w:rPr>
-                <w:rFonts w:ascii="Times New Roman"/>
-                <w:sz w:val="30"/>
-              </w:rPr>
               <w:t>mail</w:t>
             </w:r>
-            <w:proofErr w:type="spellEnd"/>
             <w:r>
               <w:rPr>
                 <w:rFonts w:ascii="Times New Roman"/>
@@ -1050,39 +862,7 @@
                 <w:rFonts w:ascii="Times New Roman"/>
                 <w:sz w:val="20"/>
               </w:rPr>
-              <w:t>{</w:t>
-            </w:r>
-            <w:proofErr w:type="gramStart"/>
-            <w:r>
-              <w:rPr>
-                <w:rFonts w:ascii="Times New Roman"/>
-                <w:sz w:val="20"/>
-              </w:rPr>
-              <w:t xml:space="preserve">{ </w:t>
-            </w:r>
-            <w:proofErr w:type="spellStart"/>
-            <w:r>
-              <w:rPr>
-                <w:rFonts w:ascii="Times New Roman"/>
-                <w:sz w:val="20"/>
-              </w:rPr>
-              <w:t>client</w:t>
-            </w:r>
-            <w:proofErr w:type="gramEnd"/>
-            <w:r>
-              <w:rPr>
-                <w:rFonts w:ascii="Times New Roman"/>
-                <w:sz w:val="20"/>
-              </w:rPr>
-              <w:t>_phone</w:t>
-            </w:r>
-            <w:proofErr w:type="spellEnd"/>
-            <w:r>
-              <w:rPr>
-                <w:rFonts w:ascii="Times New Roman"/>
-                <w:sz w:val="20"/>
-              </w:rPr>
-              <w:t xml:space="preserve"> }}</w:t>
+              <w:t>{{ client_phone }}</w:t>
             </w:r>
           </w:p>
         </w:tc>
@@ -1249,7 +1029,7 @@
         </w:rPr>
         <w:lastRenderedPageBreak/>
         <w:drawing>
-          <wp:inline distT="0" distB="0" distL="0" distR="0">
+          <wp:inline distT="0" distB="0" distL="0" distR="0" wp14:anchorId="78753FA2" wp14:editId="45171EAA">
             <wp:extent cx="751014" cy="419100"/>
             <wp:effectExtent l="0" t="0" r="0" b="0"/>
             <wp:docPr id="4" name="Image 4"/>
@@ -3373,29 +3153,7 @@
               <w:rPr>
                 <w:sz w:val="18"/>
               </w:rPr>
-              <w:t>{</w:t>
-            </w:r>
-            <w:proofErr w:type="gramStart"/>
-            <w:r>
-              <w:rPr>
-                <w:sz w:val="18"/>
-              </w:rPr>
-              <w:t xml:space="preserve">{ </w:t>
-            </w:r>
-            <w:proofErr w:type="spellStart"/>
-            <w:r>
-              <w:rPr>
-                <w:sz w:val="18"/>
-              </w:rPr>
-              <w:t>ste</w:t>
-            </w:r>
-            <w:proofErr w:type="spellEnd"/>
-            <w:proofErr w:type="gramEnd"/>
-            <w:r>
-              <w:rPr>
-                <w:sz w:val="18"/>
-              </w:rPr>
-              <w:t xml:space="preserve"> }}</w:t>
+              <w:t>{{ ste }}</w:t>
             </w:r>
           </w:p>
         </w:tc>
@@ -3609,29 +3367,7 @@
               <w:rPr>
                 <w:sz w:val="18"/>
               </w:rPr>
-              <w:t>{</w:t>
-            </w:r>
-            <w:proofErr w:type="gramStart"/>
-            <w:r>
-              <w:rPr>
-                <w:sz w:val="18"/>
-              </w:rPr>
-              <w:t xml:space="preserve">{ </w:t>
-            </w:r>
-            <w:proofErr w:type="spellStart"/>
-            <w:r>
-              <w:rPr>
-                <w:sz w:val="18"/>
-              </w:rPr>
-              <w:t>address</w:t>
-            </w:r>
-            <w:proofErr w:type="spellEnd"/>
-            <w:proofErr w:type="gramEnd"/>
-            <w:r>
-              <w:rPr>
-                <w:sz w:val="18"/>
-              </w:rPr>
-              <w:t xml:space="preserve"> }}</w:t>
+              <w:t>{{ address }}</w:t>
             </w:r>
           </w:p>
         </w:tc>
@@ -3749,29 +3485,7 @@
               <w:rPr>
                 <w:sz w:val="18"/>
               </w:rPr>
-              <w:t>{</w:t>
-            </w:r>
-            <w:proofErr w:type="gramStart"/>
-            <w:r>
-              <w:rPr>
-                <w:sz w:val="18"/>
-              </w:rPr>
-              <w:t xml:space="preserve">{ </w:t>
-            </w:r>
-            <w:proofErr w:type="spellStart"/>
-            <w:r>
-              <w:rPr>
-                <w:sz w:val="18"/>
-              </w:rPr>
-              <w:t>address</w:t>
-            </w:r>
-            <w:proofErr w:type="spellEnd"/>
-            <w:proofErr w:type="gramEnd"/>
-            <w:r>
-              <w:rPr>
-                <w:sz w:val="18"/>
-              </w:rPr>
-              <w:t xml:space="preserve"> }}</w:t>
+              <w:t>{{ address }}</w:t>
             </w:r>
             <w:r>
               <w:rPr>
@@ -4253,23 +3967,7 @@
                 <w:spacing w:val="-2"/>
                 <w:sz w:val="18"/>
               </w:rPr>
-              <w:t>{</w:t>
-            </w:r>
-            <w:proofErr w:type="gramStart"/>
-            <w:r>
-              <w:rPr>
-                <w:spacing w:val="-2"/>
-                <w:sz w:val="18"/>
-              </w:rPr>
-              <w:t>{ activité</w:t>
-            </w:r>
-            <w:proofErr w:type="gramEnd"/>
-            <w:r>
-              <w:rPr>
-                <w:spacing w:val="-2"/>
-                <w:sz w:val="18"/>
-              </w:rPr>
-              <w:t xml:space="preserve"> }}</w:t>
+              <w:t>{{ activité }}</w:t>
             </w:r>
           </w:p>
         </w:tc>
@@ -4405,23 +4103,7 @@
                 <w:spacing w:val="-5"/>
                 <w:sz w:val="18"/>
               </w:rPr>
-              <w:t>{</w:t>
-            </w:r>
-            <w:proofErr w:type="gramStart"/>
-            <w:r>
-              <w:rPr>
-                <w:spacing w:val="-5"/>
-                <w:sz w:val="18"/>
-              </w:rPr>
-              <w:t>{ surface</w:t>
-            </w:r>
-            <w:proofErr w:type="gramEnd"/>
-            <w:r>
-              <w:rPr>
-                <w:spacing w:val="-5"/>
-                <w:sz w:val="18"/>
-              </w:rPr>
-              <w:t xml:space="preserve"> }}</w:t>
+              <w:t>{{ surface }}</w:t>
             </w:r>
           </w:p>
         </w:tc>
@@ -4538,35 +4220,7 @@
               <w:rPr>
                 <w:sz w:val="18"/>
               </w:rPr>
-              <w:t>{</w:t>
-            </w:r>
-            <w:proofErr w:type="gramStart"/>
-            <w:r>
-              <w:rPr>
-                <w:sz w:val="18"/>
-              </w:rPr>
-              <w:t xml:space="preserve">{ </w:t>
-            </w:r>
-            <w:proofErr w:type="spellStart"/>
-            <w:r>
-              <w:rPr>
-                <w:sz w:val="18"/>
-              </w:rPr>
-              <w:t>nbr</w:t>
-            </w:r>
-            <w:proofErr w:type="gramEnd"/>
-            <w:r>
-              <w:rPr>
-                <w:sz w:val="18"/>
-              </w:rPr>
-              <w:t>_batiments</w:t>
-            </w:r>
-            <w:proofErr w:type="spellEnd"/>
-            <w:r>
-              <w:rPr>
-                <w:sz w:val="18"/>
-              </w:rPr>
-              <w:t xml:space="preserve"> }}</w:t>
+              <w:t>{{ nbr_batiments }}</w:t>
             </w:r>
           </w:p>
         </w:tc>
@@ -5017,7 +4671,7 @@
       </w:tr>
       <w:tr>
         <w:trPr>
-          <w:trHeight w:val="428"/>
+          <w:trHeight w:val="307"/>
         </w:trPr>
         <w:tc>
           <w:tcPr>
@@ -5049,30 +4703,15 @@
             <w:pPr>
               <w:pStyle w:val="TableParagraph"/>
               <w:spacing w:before="118"/>
-              <w:ind w:left="1153"/>
-              <w:rPr>
-                <w:sz w:val="16"/>
-              </w:rPr>
-            </w:pPr>
-            <w:r>
-              <w:rPr>
-                <w:sz w:val="16"/>
-              </w:rPr>
-              <w:t>WATT</w:t>
-            </w:r>
-            <w:r>
-              <w:rPr>
-                <w:spacing w:val="21"/>
-                <w:sz w:val="16"/>
-              </w:rPr>
-              <w:t xml:space="preserve"> </w:t>
-            </w:r>
-            <w:r>
-              <w:rPr>
-                <w:spacing w:val="-2"/>
-                <w:sz w:val="16"/>
-              </w:rPr>
-              <w:t>CONNECT</w:t>
+              <w:rPr>
+                <w:sz w:val="16"/>
+              </w:rPr>
+            </w:pPr>
+            <w:r>
+              <w:rPr>
+                <w:sz w:val="16"/>
+              </w:rPr>
+              <w:t>{% for lum in luminaires %}</w:t>
             </w:r>
           </w:p>
         </w:tc>
@@ -5093,52 +4732,16 @@
                 <w:sz w:val="16"/>
               </w:rPr>
             </w:pPr>
-            <w:r>
-              <w:rPr>
-                <w:sz w:val="16"/>
-              </w:rPr>
-              <w:t>HIGHBAY</w:t>
-            </w:r>
-            <w:r>
-              <w:rPr>
-                <w:spacing w:val="10"/>
-                <w:sz w:val="16"/>
-              </w:rPr>
-              <w:t xml:space="preserve"> </w:t>
-            </w:r>
-            <w:r>
-              <w:rPr>
-                <w:sz w:val="16"/>
-              </w:rPr>
-              <w:t>ROUND</w:t>
-            </w:r>
-            <w:r>
-              <w:rPr>
-                <w:spacing w:val="11"/>
-                <w:sz w:val="16"/>
-              </w:rPr>
-              <w:t xml:space="preserve"> </w:t>
-            </w:r>
-            <w:r>
-              <w:rPr>
-                <w:sz w:val="16"/>
-              </w:rPr>
-              <w:t>-</w:t>
-            </w:r>
-            <w:r>
-              <w:rPr>
-                <w:spacing w:val="40"/>
-                <w:sz w:val="16"/>
-              </w:rPr>
-              <w:t xml:space="preserve"> </w:t>
-            </w:r>
-            <w:r>
-              <w:rPr>
-                <w:spacing w:val="-2"/>
-                <w:sz w:val="16"/>
-              </w:rPr>
-              <w:t>HB240WCEE</w:t>
-            </w:r>
+          </w:p>
+          <w:p>
+            <w:pPr>
+              <w:pStyle w:val="TableParagraph"/>
+              <w:spacing w:before="9" w:line="200" w:lineRule="atLeast"/>
+              <w:ind w:left="624" w:hanging="226"/>
+              <w:rPr>
+                <w:sz w:val="16"/>
+              </w:rPr>
+            </w:pPr>
           </w:p>
         </w:tc>
         <w:tc>
@@ -5159,13 +4762,6 @@
                 <w:sz w:val="16"/>
               </w:rPr>
             </w:pPr>
-            <w:r>
-              <w:rPr>
-                <w:spacing w:val="-5"/>
-                <w:sz w:val="16"/>
-              </w:rPr>
-              <w:t>240</w:t>
-            </w:r>
           </w:p>
         </w:tc>
         <w:tc>
@@ -5186,45 +4782,6 @@
                 <w:sz w:val="16"/>
               </w:rPr>
             </w:pPr>
-            <w:r>
-              <w:rPr>
-                <w:sz w:val="15"/>
-                <w:szCs w:val="15"/>
-              </w:rPr>
-              <w:t>{</w:t>
-            </w:r>
-            <w:proofErr w:type="gramStart"/>
-            <w:r>
-              <w:rPr>
-                <w:sz w:val="15"/>
-                <w:szCs w:val="15"/>
-              </w:rPr>
-              <w:t xml:space="preserve">{ </w:t>
-            </w:r>
-            <w:proofErr w:type="spellStart"/>
-            <w:r>
-              <w:rPr>
-                <w:sz w:val="15"/>
-                <w:szCs w:val="15"/>
-              </w:rPr>
-              <w:t>syn</w:t>
-            </w:r>
-            <w:proofErr w:type="gramEnd"/>
-            <w:r>
-              <w:rPr>
-                <w:sz w:val="15"/>
-                <w:szCs w:val="15"/>
-              </w:rPr>
-              <w:t>_nbr</w:t>
-            </w:r>
-            <w:proofErr w:type="spellEnd"/>
-            <w:r>
-              <w:rPr>
-                <w:sz w:val="15"/>
-                <w:szCs w:val="15"/>
-              </w:rPr>
-              <w:t xml:space="preserve"> }}</w:t>
-            </w:r>
           </w:p>
         </w:tc>
         <w:tc>
@@ -5247,45 +4804,6 @@
                 <w:szCs w:val="16"/>
               </w:rPr>
             </w:pPr>
-            <w:r>
-              <w:rPr>
-                <w:sz w:val="16"/>
-                <w:szCs w:val="16"/>
-              </w:rPr>
-              <w:t>{</w:t>
-            </w:r>
-            <w:proofErr w:type="gramStart"/>
-            <w:r>
-              <w:rPr>
-                <w:sz w:val="16"/>
-                <w:szCs w:val="16"/>
-              </w:rPr>
-              <w:t xml:space="preserve">{ </w:t>
-            </w:r>
-            <w:proofErr w:type="spellStart"/>
-            <w:r>
-              <w:rPr>
-                <w:sz w:val="16"/>
-                <w:szCs w:val="16"/>
-              </w:rPr>
-              <w:t>syn</w:t>
-            </w:r>
-            <w:proofErr w:type="gramEnd"/>
-            <w:r>
-              <w:rPr>
-                <w:sz w:val="16"/>
-                <w:szCs w:val="16"/>
-              </w:rPr>
-              <w:t>_p_totale</w:t>
-            </w:r>
-            <w:proofErr w:type="spellEnd"/>
-            <w:r>
-              <w:rPr>
-                <w:sz w:val="16"/>
-                <w:szCs w:val="16"/>
-              </w:rPr>
-              <w:t xml:space="preserve"> }}</w:t>
-            </w:r>
           </w:p>
         </w:tc>
       </w:tr>
@@ -5323,12 +4841,140 @@
           </w:tcPr>
           <w:p>
             <w:pPr>
-              <w:pStyle w:val="TableParagraph"/>
+              <w:tabs>
+                <w:tab w:val="left" w:pos="3885"/>
+                <w:tab w:val="left" w:pos="5715"/>
+                <w:tab w:val="left" w:pos="5820"/>
+                <w:tab w:val="left" w:pos="6090"/>
+                <w:tab w:val="left" w:pos="7425"/>
+                <w:tab w:val="left" w:pos="7545"/>
+                <w:tab w:val="left" w:pos="8760"/>
+                <w:tab w:val="left" w:pos="8895"/>
+                <w:tab w:val="left" w:pos="9030"/>
+              </w:tabs>
+              <w:rPr>
+                <w:sz w:val="16"/>
+              </w:rPr>
+            </w:pPr>
+            <w:r>
+              <w:rPr>
+                <w:sz w:val="16"/>
+              </w:rPr>
+              <w:t xml:space="preserve">                    </w:t>
+            </w:r>
+            <w:r>
+              <w:rPr>
+                <w:sz w:val="16"/>
+              </w:rPr>
+              <w:t>{{ lum.marque }}</w:t>
+            </w:r>
+            <w:r>
+              <w:rPr>
+                <w:sz w:val="16"/>
+              </w:rPr>
+              <w:t xml:space="preserve">         </w:t>
+            </w:r>
+            <w:r>
+              <w:rPr>
+                <w:sz w:val="16"/>
+              </w:rPr>
+              <w:t xml:space="preserve">                        </w:t>
+            </w:r>
+            <w:r>
+              <w:rPr>
+                <w:sz w:val="16"/>
+              </w:rPr>
+              <w:t>{{ lum.reference }}</w:t>
+            </w:r>
+            <w:r>
+              <w:rPr>
+                <w:sz w:val="16"/>
+              </w:rPr>
+              <w:t xml:space="preserve">                </w:t>
+            </w:r>
+            <w:r>
+              <w:rPr>
+                <w:spacing w:val="-5"/>
+                <w:sz w:val="16"/>
+              </w:rPr>
+              <w:t>{{ lum.puissance }}</w:t>
+            </w:r>
+            <w:r>
+              <w:rPr>
+                <w:sz w:val="16"/>
+              </w:rPr>
+              <w:tab/>
+            </w:r>
+            <w:r>
+              <w:rPr>
+                <w:sz w:val="15"/>
+                <w:szCs w:val="15"/>
+              </w:rPr>
+              <w:t>{{ lum.nombre }}</w:t>
+            </w:r>
+            <w:r>
+              <w:rPr>
+                <w:sz w:val="16"/>
+              </w:rPr>
+              <w:tab/>
+            </w:r>
+            <w:r>
+              <w:rPr>
+                <w:sz w:val="16"/>
+                <w:szCs w:val="16"/>
+              </w:rPr>
+              <w:t>{{ lum.puissance_totale }}</w:t>
+            </w:r>
+            <w:r>
+              <w:rPr>
+                <w:sz w:val="16"/>
+              </w:rPr>
+              <w:tab/>
+            </w:r>
+            <w:r>
+              <w:rPr>
+                <w:sz w:val="16"/>
+              </w:rPr>
+              <w:tab/>
+            </w:r>
+            <w:r>
+              <w:rPr>
+                <w:sz w:val="16"/>
+              </w:rPr>
+              <w:tab/>
+            </w:r>
+            <w:r>
+              <w:rPr>
+                <w:sz w:val="16"/>
+              </w:rPr>
+              <w:tab/>
+            </w:r>
+          </w:p>
+          <w:p>
+            <w:pPr>
+              <w:pStyle w:val="TableParagraph"/>
+              <w:tabs>
+                <w:tab w:val="left" w:pos="1530"/>
+                <w:tab w:val="left" w:pos="2010"/>
+              </w:tabs>
               <w:rPr>
                 <w:rFonts w:ascii="Times New Roman"/>
                 <w:sz w:val="12"/>
               </w:rPr>
             </w:pPr>
+            <w:r>
+              <w:rPr>
+                <w:sz w:val="16"/>
+              </w:rPr>
+              <w:t>{% endfor %}</w:t>
+            </w:r>
+            <w:r>
+              <w:rPr>
+                <w:rFonts w:ascii="Times New Roman"/>
+                <w:sz w:val="12"/>
+              </w:rPr>
+              <w:tab/>
+            </w:r>
           </w:p>
         </w:tc>
       </w:tr>
@@ -5522,7 +5168,6 @@
               <w:pStyle w:val="TableParagraph"/>
               <w:spacing w:before="9" w:line="162" w:lineRule="exact"/>
               <w:ind w:right="92"/>
-              <w:jc w:val="center"/>
               <w:rPr>
                 <w:rFonts w:ascii="Arial"/>
                 <w:b/>
@@ -5534,39 +5179,7 @@
                 <w:sz w:val="15"/>
                 <w:szCs w:val="15"/>
               </w:rPr>
-              <w:t>{</w:t>
-            </w:r>
-            <w:proofErr w:type="gramStart"/>
-            <w:r>
-              <w:rPr>
-                <w:sz w:val="15"/>
-                <w:szCs w:val="15"/>
-              </w:rPr>
-              <w:t xml:space="preserve">{ </w:t>
-            </w:r>
-            <w:proofErr w:type="spellStart"/>
-            <w:r>
-              <w:rPr>
-                <w:sz w:val="15"/>
-                <w:szCs w:val="15"/>
-              </w:rPr>
-              <w:t>syn</w:t>
-            </w:r>
-            <w:proofErr w:type="gramEnd"/>
-            <w:r>
-              <w:rPr>
-                <w:sz w:val="15"/>
-                <w:szCs w:val="15"/>
-              </w:rPr>
-              <w:t>_nbr</w:t>
-            </w:r>
-            <w:proofErr w:type="spellEnd"/>
-            <w:r>
-              <w:rPr>
-                <w:sz w:val="15"/>
-                <w:szCs w:val="15"/>
-              </w:rPr>
-              <w:t xml:space="preserve"> }}</w:t>
+              <w:t>{{ total_luminaires }}</w:t>
             </w:r>
           </w:p>
         </w:tc>
@@ -5596,33 +5209,15 @@
                 <w:sz w:val="16"/>
                 <w:szCs w:val="16"/>
               </w:rPr>
-              <w:t>{</w:t>
-            </w:r>
-            <w:proofErr w:type="gramStart"/>
+              <w:t>{{ total_puissance</w:t>
+            </w:r>
             <w:r>
               <w:rPr>
                 <w:sz w:val="16"/>
                 <w:szCs w:val="16"/>
               </w:rPr>
-              <w:t xml:space="preserve">{ </w:t>
-            </w:r>
-            <w:proofErr w:type="spellStart"/>
-            <w:r>
-              <w:rPr>
-                <w:sz w:val="16"/>
-                <w:szCs w:val="16"/>
-              </w:rPr>
-              <w:t>syn</w:t>
-            </w:r>
-            <w:proofErr w:type="gramEnd"/>
-            <w:r>
-              <w:rPr>
-                <w:sz w:val="16"/>
-                <w:szCs w:val="16"/>
-              </w:rPr>
-              <w:t>_p_totale</w:t>
-            </w:r>
-            <w:proofErr w:type="spellEnd"/>
+              <w:t>_luminaires</w:t>
+            </w:r>
             <w:r>
               <w:rPr>
                 <w:sz w:val="16"/>
@@ -5866,7 +5461,6 @@
               </w:rPr>
               <w:t xml:space="preserve"> </w:t>
             </w:r>
-            <w:proofErr w:type="gramStart"/>
             <w:r>
               <w:rPr>
                 <w:rFonts w:ascii="Arial" w:hAnsi="Arial"/>
@@ -5876,7 +5470,6 @@
               </w:rPr>
               <w:t>a</w:t>
             </w:r>
-            <w:proofErr w:type="gramEnd"/>
             <w:r>
               <w:rPr>
                 <w:rFonts w:ascii="Arial" w:hAnsi="Arial"/>
@@ -6640,7 +6233,6 @@
                 <w:sz w:val="16"/>
               </w:rPr>
             </w:pPr>
-            <w:proofErr w:type="spellStart"/>
             <w:r>
               <w:rPr>
                 <w:rFonts w:ascii="Arial"/>
@@ -6650,7 +6242,6 @@
               </w:rPr>
               <w:t>My</w:t>
             </w:r>
-            <w:proofErr w:type="spellEnd"/>
             <w:r>
               <w:rPr>
                 <w:rFonts w:ascii="Arial"/>
@@ -6993,7 +6584,6 @@
               </w:rPr>
               <w:t xml:space="preserve"> </w:t>
             </w:r>
-            <w:proofErr w:type="spellStart"/>
             <w:r>
               <w:rPr>
                 <w:rFonts w:ascii="Arial" w:hAnsi="Arial"/>
@@ -7003,7 +6593,6 @@
               </w:rPr>
               <w:t>photobiologique</w:t>
             </w:r>
-            <w:proofErr w:type="spellEnd"/>
             <w:r>
               <w:rPr>
                 <w:rFonts w:ascii="Arial" w:hAnsi="Arial"/>
@@ -7972,33 +7561,15 @@
                 <w:sz w:val="16"/>
                 <w:szCs w:val="16"/>
               </w:rPr>
-              <w:t>{</w:t>
-            </w:r>
-            <w:proofErr w:type="gramStart"/>
+              <w:t xml:space="preserve">{{ </w:t>
+            </w:r>
             <w:r>
               <w:rPr>
                 <w:sz w:val="16"/>
                 <w:szCs w:val="16"/>
               </w:rPr>
-              <w:t xml:space="preserve">{ </w:t>
-            </w:r>
-            <w:proofErr w:type="spellStart"/>
-            <w:r>
-              <w:rPr>
-                <w:sz w:val="16"/>
-                <w:szCs w:val="16"/>
-              </w:rPr>
-              <w:t>niveau</w:t>
-            </w:r>
-            <w:proofErr w:type="gramEnd"/>
-            <w:r>
-              <w:rPr>
-                <w:sz w:val="16"/>
-                <w:szCs w:val="16"/>
-              </w:rPr>
-              <w:t>_eclairage</w:t>
-            </w:r>
-            <w:proofErr w:type="spellEnd"/>
+              <w:t>niveau_eclairage</w:t>
+            </w:r>
             <w:r>
               <w:rPr>
                 <w:sz w:val="16"/>
@@ -8115,33 +7686,8 @@
                 <w:sz w:val="16"/>
                 <w:szCs w:val="16"/>
               </w:rPr>
-              <w:t>{</w:t>
-            </w:r>
-            <w:proofErr w:type="gramStart"/>
-            <w:r>
-              <w:rPr>
-                <w:sz w:val="16"/>
-                <w:szCs w:val="16"/>
-              </w:rPr>
-              <w:t xml:space="preserve">{ </w:t>
-            </w:r>
-            <w:proofErr w:type="spellStart"/>
-            <w:r>
-              <w:rPr>
-                <w:sz w:val="16"/>
-                <w:szCs w:val="16"/>
-              </w:rPr>
-              <w:t>facteur</w:t>
-            </w:r>
-            <w:proofErr w:type="gramEnd"/>
-            <w:r>
-              <w:rPr>
-                <w:sz w:val="16"/>
-                <w:szCs w:val="16"/>
-              </w:rPr>
-              <w:t>_uniformité</w:t>
-            </w:r>
-            <w:proofErr w:type="spellEnd"/>
+              <w:t>{{ facteur_uniformité</w:t>
+            </w:r>
             <w:r>
               <w:rPr>
                 <w:sz w:val="16"/>
@@ -8301,33 +7847,15 @@
                 <w:sz w:val="16"/>
                 <w:szCs w:val="16"/>
               </w:rPr>
-              <w:t>{</w:t>
-            </w:r>
-            <w:proofErr w:type="gramStart"/>
+              <w:t xml:space="preserve">{{ </w:t>
+            </w:r>
             <w:r>
               <w:rPr>
                 <w:sz w:val="16"/>
                 <w:szCs w:val="16"/>
               </w:rPr>
-              <w:t xml:space="preserve">{ </w:t>
-            </w:r>
-            <w:proofErr w:type="spellStart"/>
-            <w:r>
-              <w:rPr>
-                <w:sz w:val="16"/>
-                <w:szCs w:val="16"/>
-              </w:rPr>
-              <w:t>puissance</w:t>
-            </w:r>
-            <w:proofErr w:type="gramEnd"/>
-            <w:r>
-              <w:rPr>
-                <w:sz w:val="16"/>
-                <w:szCs w:val="16"/>
-              </w:rPr>
-              <w:t>_init</w:t>
-            </w:r>
-            <w:proofErr w:type="spellEnd"/>
+              <w:t>puissance_init</w:t>
+            </w:r>
             <w:r>
               <w:rPr>
                 <w:sz w:val="16"/>
@@ -8459,33 +7987,15 @@
                 <w:sz w:val="16"/>
                 <w:szCs w:val="16"/>
               </w:rPr>
-              <w:t>{</w:t>
-            </w:r>
-            <w:proofErr w:type="gramStart"/>
+              <w:t xml:space="preserve">{{ </w:t>
+            </w:r>
             <w:r>
               <w:rPr>
                 <w:sz w:val="16"/>
                 <w:szCs w:val="16"/>
               </w:rPr>
-              <w:t xml:space="preserve">{ </w:t>
-            </w:r>
-            <w:proofErr w:type="spellStart"/>
-            <w:r>
-              <w:rPr>
-                <w:sz w:val="16"/>
-                <w:szCs w:val="16"/>
-              </w:rPr>
-              <w:t>puissance</w:t>
-            </w:r>
-            <w:proofErr w:type="gramEnd"/>
-            <w:r>
-              <w:rPr>
-                <w:sz w:val="16"/>
-                <w:szCs w:val="16"/>
-              </w:rPr>
-              <w:t>_projetée</w:t>
-            </w:r>
-            <w:proofErr w:type="spellEnd"/>
+              <w:t>puissance_projetée</w:t>
+            </w:r>
             <w:r>
               <w:rPr>
                 <w:sz w:val="16"/>
@@ -8647,33 +8157,15 @@
                 <w:sz w:val="16"/>
                 <w:szCs w:val="16"/>
               </w:rPr>
-              <w:t>{</w:t>
-            </w:r>
-            <w:proofErr w:type="gramStart"/>
+              <w:t xml:space="preserve">{{ </w:t>
+            </w:r>
             <w:r>
               <w:rPr>
                 <w:sz w:val="16"/>
                 <w:szCs w:val="16"/>
               </w:rPr>
-              <w:t xml:space="preserve">{ </w:t>
-            </w:r>
-            <w:proofErr w:type="spellStart"/>
-            <w:r>
-              <w:rPr>
-                <w:sz w:val="16"/>
-                <w:szCs w:val="16"/>
-              </w:rPr>
-              <w:t>puissance</w:t>
-            </w:r>
-            <w:proofErr w:type="gramEnd"/>
-            <w:r>
-              <w:rPr>
-                <w:sz w:val="16"/>
-                <w:szCs w:val="16"/>
-              </w:rPr>
-              <w:t>_réelle_projetée</w:t>
-            </w:r>
-            <w:proofErr w:type="spellEnd"/>
+              <w:t>puissance_réelle_projetée</w:t>
+            </w:r>
             <w:r>
               <w:rPr>
                 <w:sz w:val="16"/>
@@ -8833,33 +8325,15 @@
                 <w:sz w:val="16"/>
                 <w:szCs w:val="16"/>
               </w:rPr>
-              <w:t>{</w:t>
-            </w:r>
-            <w:proofErr w:type="gramStart"/>
+              <w:t xml:space="preserve">{{ </w:t>
+            </w:r>
             <w:r>
               <w:rPr>
                 <w:sz w:val="16"/>
                 <w:szCs w:val="16"/>
               </w:rPr>
-              <w:t xml:space="preserve">{ </w:t>
-            </w:r>
-            <w:proofErr w:type="spellStart"/>
-            <w:r>
-              <w:rPr>
-                <w:sz w:val="16"/>
-                <w:szCs w:val="16"/>
-              </w:rPr>
-              <w:t>conso</w:t>
-            </w:r>
-            <w:proofErr w:type="gramEnd"/>
-            <w:r>
-              <w:rPr>
-                <w:sz w:val="16"/>
-                <w:szCs w:val="16"/>
-              </w:rPr>
-              <w:t>_initiale</w:t>
-            </w:r>
-            <w:proofErr w:type="spellEnd"/>
+              <w:t>conso_initiale</w:t>
+            </w:r>
             <w:r>
               <w:rPr>
                 <w:sz w:val="16"/>
@@ -8976,33 +8450,15 @@
                 <w:sz w:val="16"/>
                 <w:szCs w:val="16"/>
               </w:rPr>
-              <w:t>{</w:t>
-            </w:r>
-            <w:proofErr w:type="gramStart"/>
+              <w:t xml:space="preserve">{{ </w:t>
+            </w:r>
             <w:r>
               <w:rPr>
                 <w:sz w:val="16"/>
                 <w:szCs w:val="16"/>
               </w:rPr>
-              <w:t xml:space="preserve">{ </w:t>
-            </w:r>
-            <w:proofErr w:type="spellStart"/>
-            <w:r>
-              <w:rPr>
-                <w:sz w:val="16"/>
-                <w:szCs w:val="16"/>
-              </w:rPr>
-              <w:t>conso</w:t>
-            </w:r>
-            <w:proofErr w:type="gramEnd"/>
-            <w:r>
-              <w:rPr>
-                <w:sz w:val="16"/>
-                <w:szCs w:val="16"/>
-              </w:rPr>
-              <w:t>_projetée</w:t>
-            </w:r>
-            <w:proofErr w:type="spellEnd"/>
+              <w:t>conso_projetée</w:t>
+            </w:r>
             <w:r>
               <w:rPr>
                 <w:sz w:val="16"/>
@@ -9300,33 +8756,15 @@
                 <w:sz w:val="16"/>
                 <w:szCs w:val="16"/>
               </w:rPr>
-              <w:t>{</w:t>
-            </w:r>
-            <w:proofErr w:type="gramStart"/>
+              <w:t xml:space="preserve">{{ </w:t>
+            </w:r>
             <w:r>
               <w:rPr>
                 <w:sz w:val="16"/>
                 <w:szCs w:val="16"/>
               </w:rPr>
-              <w:t xml:space="preserve">{ </w:t>
-            </w:r>
-            <w:proofErr w:type="spellStart"/>
-            <w:r>
-              <w:rPr>
-                <w:sz w:val="16"/>
-                <w:szCs w:val="16"/>
-              </w:rPr>
-              <w:t>economie</w:t>
-            </w:r>
-            <w:proofErr w:type="gramEnd"/>
-            <w:r>
-              <w:rPr>
-                <w:sz w:val="16"/>
-                <w:szCs w:val="16"/>
-              </w:rPr>
-              <w:t>_energie</w:t>
-            </w:r>
-            <w:proofErr w:type="spellEnd"/>
+              <w:t>economie_energie</w:t>
+            </w:r>
             <w:r>
               <w:rPr>
                 <w:sz w:val="16"/>
@@ -9458,26 +8896,15 @@
                 <w:sz w:val="16"/>
                 <w:szCs w:val="16"/>
               </w:rPr>
-              <w:t>{</w:t>
-            </w:r>
-            <w:proofErr w:type="gramStart"/>
+              <w:t xml:space="preserve">{{ </w:t>
+            </w:r>
             <w:r>
               <w:rPr>
                 <w:sz w:val="16"/>
                 <w:szCs w:val="16"/>
               </w:rPr>
-              <w:t xml:space="preserve">{ </w:t>
-            </w:r>
-            <w:proofErr w:type="spellStart"/>
-            <w:r>
-              <w:rPr>
-                <w:sz w:val="16"/>
-                <w:szCs w:val="16"/>
-              </w:rPr>
               <w:t>emissions</w:t>
             </w:r>
-            <w:proofErr w:type="spellEnd"/>
-            <w:proofErr w:type="gramEnd"/>
             <w:r>
               <w:rPr>
                 <w:sz w:val="16"/>
@@ -9547,7 +8974,7 @@
         <mc:AlternateContent>
           <mc:Choice Requires="wps">
             <w:drawing>
-              <wp:anchor distT="0" distB="0" distL="0" distR="0" simplePos="0" relativeHeight="486631936" behindDoc="1" locked="0" layoutInCell="1" allowOverlap="1">
+              <wp:anchor distT="0" distB="0" distL="0" distR="0" simplePos="0" relativeHeight="251651072" behindDoc="1" locked="0" layoutInCell="1" allowOverlap="1" wp14:anchorId="2300407E" wp14:editId="5BB6E85B">
                 <wp:simplePos x="0" y="0"/>
                 <wp:positionH relativeFrom="page">
                   <wp:posOffset>233172</wp:posOffset>
@@ -9636,7 +9063,7 @@
           </mc:Choice>
           <mc:Fallback>
             <w:pict>
-              <v:shape w14:anchorId="3E4BEA69" id="Graphic 7" o:spid="_x0000_s1026" style="position:absolute;margin-left:18.35pt;margin-top:57.25pt;width:557.8pt;height:726.5pt;z-index:-16684544;visibility:visible;mso-wrap-style:square;mso-wrap-distance-left:0;mso-wrap-distance-top:0;mso-wrap-distance-right:0;mso-wrap-distance-bottom:0;mso-position-horizontal:absolute;mso-position-horizontal-relative:page;mso-position-vertical:absolute;mso-position-vertical-relative:page;v-text-anchor:top" coordsize="7084059,9226550" o:gfxdata="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" path="m7083552,50l6096,50,,,,9226042r6096,l6096,6146r7071360,l7077456,9226042r6083,l7083539,6146r13,-6096xe" fillcolor="#099" stroked="f">
+              <v:shape w14:anchorId="43643F64" id="Graphic 7" o:spid="_x0000_s1026" style="position:absolute;margin-left:18.35pt;margin-top:57.25pt;width:557.8pt;height:726.5pt;z-index:-251665408;visibility:visible;mso-wrap-style:square;mso-wrap-distance-left:0;mso-wrap-distance-top:0;mso-wrap-distance-right:0;mso-wrap-distance-bottom:0;mso-position-horizontal:absolute;mso-position-horizontal-relative:page;mso-position-vertical:absolute;mso-position-vertical-relative:page;v-text-anchor:top" coordsize="7084059,9226550" o:gfxdata="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" path="m7083552,50l6096,50,,,,9226042r6096,l6096,6146r7071360,l7077456,9226042r6083,l7083539,6146r13,-6096xe" fillcolor="#099" stroked="f">
                 <v:path arrowok="t"/>
                 <w10:wrap anchorx="page" anchory="page"/>
               </v:shape>
@@ -9851,29 +9278,7 @@
               <w:rPr>
                 <w:sz w:val="18"/>
               </w:rPr>
-              <w:t>{</w:t>
-            </w:r>
-            <w:proofErr w:type="gramStart"/>
-            <w:r>
-              <w:rPr>
-                <w:sz w:val="18"/>
-              </w:rPr>
-              <w:t xml:space="preserve">{ </w:t>
-            </w:r>
-            <w:proofErr w:type="spellStart"/>
-            <w:r>
-              <w:rPr>
-                <w:sz w:val="18"/>
-              </w:rPr>
-              <w:t>ste</w:t>
-            </w:r>
-            <w:proofErr w:type="spellEnd"/>
-            <w:proofErr w:type="gramEnd"/>
-            <w:r>
-              <w:rPr>
-                <w:sz w:val="18"/>
-              </w:rPr>
-              <w:t xml:space="preserve"> }}</w:t>
+              <w:t>{{ ste }}</w:t>
             </w:r>
           </w:p>
         </w:tc>
@@ -9969,29 +9374,7 @@
               <w:rPr>
                 <w:sz w:val="18"/>
               </w:rPr>
-              <w:t>{</w:t>
-            </w:r>
-            <w:proofErr w:type="gramStart"/>
-            <w:r>
-              <w:rPr>
-                <w:sz w:val="18"/>
-              </w:rPr>
-              <w:t xml:space="preserve">{ </w:t>
-            </w:r>
-            <w:proofErr w:type="spellStart"/>
-            <w:r>
-              <w:rPr>
-                <w:sz w:val="18"/>
-              </w:rPr>
-              <w:t>address</w:t>
-            </w:r>
-            <w:proofErr w:type="spellEnd"/>
-            <w:proofErr w:type="gramEnd"/>
-            <w:r>
-              <w:rPr>
-                <w:sz w:val="18"/>
-              </w:rPr>
-              <w:t xml:space="preserve"> }}</w:t>
+              <w:t>{{ address }}</w:t>
             </w:r>
           </w:p>
         </w:tc>
@@ -10089,23 +9472,7 @@
                 <w:spacing w:val="-5"/>
                 <w:sz w:val="18"/>
               </w:rPr>
-              <w:t>{</w:t>
-            </w:r>
-            <w:proofErr w:type="gramStart"/>
-            <w:r>
-              <w:rPr>
-                <w:spacing w:val="-5"/>
-                <w:sz w:val="18"/>
-              </w:rPr>
-              <w:t>{ surface</w:t>
-            </w:r>
-            <w:proofErr w:type="gramEnd"/>
-            <w:r>
-              <w:rPr>
-                <w:spacing w:val="-5"/>
-                <w:sz w:val="18"/>
-              </w:rPr>
-              <w:t xml:space="preserve"> }}</w:t>
+              <w:t>{{ surface }}</w:t>
             </w:r>
           </w:p>
         </w:tc>
@@ -10185,23 +9552,7 @@
                 <w:spacing w:val="-2"/>
                 <w:sz w:val="18"/>
               </w:rPr>
-              <w:t>{</w:t>
-            </w:r>
-            <w:proofErr w:type="gramStart"/>
-            <w:r>
-              <w:rPr>
-                <w:spacing w:val="-2"/>
-                <w:sz w:val="18"/>
-              </w:rPr>
-              <w:t>{ activité</w:t>
-            </w:r>
-            <w:proofErr w:type="gramEnd"/>
-            <w:r>
-              <w:rPr>
-                <w:spacing w:val="-2"/>
-                <w:sz w:val="18"/>
-              </w:rPr>
-              <w:t xml:space="preserve"> }}</w:t>
+              <w:t>{{ activité }}</w:t>
             </w:r>
           </w:p>
         </w:tc>
@@ -10289,35 +9640,7 @@
               <w:rPr>
                 <w:sz w:val="18"/>
               </w:rPr>
-              <w:t>{</w:t>
-            </w:r>
-            <w:proofErr w:type="gramStart"/>
-            <w:r>
-              <w:rPr>
-                <w:sz w:val="18"/>
-              </w:rPr>
-              <w:t xml:space="preserve">{ </w:t>
-            </w:r>
-            <w:proofErr w:type="spellStart"/>
-            <w:r>
-              <w:rPr>
-                <w:sz w:val="18"/>
-              </w:rPr>
-              <w:t>nbr</w:t>
-            </w:r>
-            <w:proofErr w:type="gramEnd"/>
-            <w:r>
-              <w:rPr>
-                <w:sz w:val="18"/>
-              </w:rPr>
-              <w:t>_batiments</w:t>
-            </w:r>
-            <w:proofErr w:type="spellEnd"/>
-            <w:r>
-              <w:rPr>
-                <w:sz w:val="18"/>
-              </w:rPr>
-              <w:t xml:space="preserve"> }}</w:t>
+              <w:t>{{ nbr_batiments }}</w:t>
             </w:r>
           </w:p>
         </w:tc>
@@ -10451,39 +9774,7 @@
                 <w:spacing w:val="-2"/>
                 <w:sz w:val="18"/>
               </w:rPr>
-              <w:t>{</w:t>
-            </w:r>
-            <w:proofErr w:type="gramStart"/>
-            <w:r>
-              <w:rPr>
-                <w:spacing w:val="-2"/>
-                <w:sz w:val="18"/>
-              </w:rPr>
-              <w:t xml:space="preserve">{ </w:t>
-            </w:r>
-            <w:proofErr w:type="spellStart"/>
-            <w:r>
-              <w:rPr>
-                <w:spacing w:val="-2"/>
-                <w:sz w:val="18"/>
-              </w:rPr>
-              <w:t>date</w:t>
-            </w:r>
-            <w:proofErr w:type="gramEnd"/>
-            <w:r>
-              <w:rPr>
-                <w:spacing w:val="-2"/>
-                <w:sz w:val="18"/>
-              </w:rPr>
-              <w:t>_visite</w:t>
-            </w:r>
-            <w:proofErr w:type="spellEnd"/>
-            <w:r>
-              <w:rPr>
-                <w:spacing w:val="-2"/>
-                <w:sz w:val="18"/>
-              </w:rPr>
-              <w:t xml:space="preserve"> }}</w:t>
+              <w:t>{{ date_visite }}</w:t>
             </w:r>
           </w:p>
         </w:tc>
@@ -10581,39 +9872,7 @@
                 <w:spacing w:val="-2"/>
                 <w:sz w:val="18"/>
               </w:rPr>
-              <w:t>{</w:t>
-            </w:r>
-            <w:proofErr w:type="gramStart"/>
-            <w:r>
-              <w:rPr>
-                <w:spacing w:val="-2"/>
-                <w:sz w:val="18"/>
-              </w:rPr>
-              <w:t xml:space="preserve">{ </w:t>
-            </w:r>
-            <w:proofErr w:type="spellStart"/>
-            <w:r>
-              <w:rPr>
-                <w:spacing w:val="-2"/>
-                <w:sz w:val="18"/>
-              </w:rPr>
-              <w:t>date</w:t>
-            </w:r>
-            <w:proofErr w:type="gramEnd"/>
-            <w:r>
-              <w:rPr>
-                <w:spacing w:val="-2"/>
-                <w:sz w:val="18"/>
-              </w:rPr>
-              <w:t>_etude</w:t>
-            </w:r>
-            <w:proofErr w:type="spellEnd"/>
-            <w:r>
-              <w:rPr>
-                <w:spacing w:val="-2"/>
-                <w:sz w:val="18"/>
-              </w:rPr>
-              <w:t xml:space="preserve"> }}</w:t>
+              <w:t>{{ date_etude }}</w:t>
             </w:r>
           </w:p>
         </w:tc>
@@ -10641,7 +9900,6 @@
                 <w:sz w:val="16"/>
               </w:rPr>
             </w:pPr>
-            <w:proofErr w:type="spellStart"/>
             <w:r>
               <w:rPr>
                 <w:rFonts w:ascii="Arial"/>
@@ -10651,7 +9909,6 @@
               </w:rPr>
               <w:t>Opqbi</w:t>
             </w:r>
-            <w:proofErr w:type="spellEnd"/>
             <w:r>
               <w:rPr>
                 <w:rFonts w:ascii="Arial"/>
@@ -10662,7 +9919,6 @@
               </w:rPr>
               <w:t xml:space="preserve"> </w:t>
             </w:r>
-            <w:proofErr w:type="spellStart"/>
             <w:r>
               <w:rPr>
                 <w:rFonts w:ascii="Arial"/>
@@ -10672,7 +9928,6 @@
               </w:rPr>
               <w:t>be</w:t>
             </w:r>
-            <w:proofErr w:type="spellEnd"/>
           </w:p>
         </w:tc>
         <w:tc>
@@ -10702,19 +9957,8 @@
                 <w:spacing w:val="-8"/>
                 <w:sz w:val="16"/>
               </w:rPr>
-              <w:t>{</w:t>
-            </w:r>
-            <w:proofErr w:type="gramStart"/>
-            <w:r>
-              <w:rPr>
-                <w:rFonts w:ascii="Arial"/>
-                <w:b/>
-                <w:spacing w:val="-8"/>
-                <w:sz w:val="16"/>
-              </w:rPr>
-              <w:t>{ audit</w:t>
-            </w:r>
-            <w:proofErr w:type="gramEnd"/>
+              <w:t>{{ audit</w:t>
+            </w:r>
             <w:r>
               <w:rPr>
                 <w:rFonts w:ascii="Arial"/>
@@ -10806,25 +10050,23 @@
             <w:r>
               <w:rPr>
                 <w:rFonts w:ascii="Times New Roman"/>
-                <w:sz w:val="18"/>
-              </w:rPr>
-              <w:t>{</w:t>
-            </w:r>
-            <w:proofErr w:type="gramStart"/>
+                <w:sz w:val="14"/>
+              </w:rPr>
+              <w:t xml:space="preserve">   </w:t>
+            </w:r>
             <w:r>
               <w:rPr>
                 <w:rFonts w:ascii="Times New Roman"/>
-                <w:sz w:val="18"/>
-              </w:rPr>
-              <w:t>{ contact</w:t>
-            </w:r>
-            <w:proofErr w:type="gramEnd"/>
+                <w:sz w:val="14"/>
+              </w:rPr>
+              <w:t xml:space="preserve"> </w:t>
+            </w:r>
             <w:r>
               <w:rPr>
                 <w:rFonts w:ascii="Times New Roman"/>
                 <w:sz w:val="18"/>
               </w:rPr>
-              <w:t xml:space="preserve"> }}</w:t>
+              <w:t>{{ contact }}</w:t>
             </w:r>
             <w:r>
               <w:rPr>
@@ -10917,35 +10159,13 @@
               <w:rPr>
                 <w:sz w:val="18"/>
               </w:rPr>
-              <w:t>{</w:t>
-            </w:r>
-            <w:proofErr w:type="gramStart"/>
-            <w:r>
-              <w:rPr>
-                <w:sz w:val="18"/>
-              </w:rPr>
-              <w:t xml:space="preserve">{ </w:t>
-            </w:r>
-            <w:proofErr w:type="spellStart"/>
-            <w:r>
-              <w:rPr>
-                <w:sz w:val="18"/>
-              </w:rPr>
-              <w:t>station</w:t>
-            </w:r>
-            <w:proofErr w:type="gramEnd"/>
-            <w:r>
-              <w:rPr>
-                <w:sz w:val="18"/>
-              </w:rPr>
-              <w:t>_meteo</w:t>
-            </w:r>
-            <w:proofErr w:type="spellEnd"/>
-            <w:r>
-              <w:rPr>
-                <w:sz w:val="18"/>
-              </w:rPr>
-              <w:t xml:space="preserve"> }}</w:t>
+              <w:t xml:space="preserve"> </w:t>
+            </w:r>
+            <w:r>
+              <w:rPr>
+                <w:sz w:val="18"/>
+              </w:rPr>
+              <w:t>{{ station_meteo }}</w:t>
             </w:r>
           </w:p>
         </w:tc>
@@ -11056,46 +10276,42 @@
                 <w:rFonts w:ascii="Times New Roman"/>
                 <w:sz w:val="12"/>
               </w:rPr>
-              <w:t xml:space="preserve">           </w:t>
+              <w:t xml:space="preserve">         </w:t>
             </w:r>
             <w:r>
               <w:rPr>
                 <w:rFonts w:ascii="Times New Roman"/>
-                <w:sz w:val="18"/>
-              </w:rPr>
-              <w:t>{</w:t>
-            </w:r>
-            <w:proofErr w:type="gramStart"/>
+                <w:sz w:val="12"/>
+              </w:rPr>
+              <w:t xml:space="preserve">   </w:t>
+            </w:r>
             <w:r>
               <w:rPr>
                 <w:rFonts w:ascii="Times New Roman"/>
-                <w:sz w:val="18"/>
-              </w:rPr>
-              <w:t xml:space="preserve">{ </w:t>
-            </w:r>
-            <w:proofErr w:type="spellStart"/>
+                <w:sz w:val="12"/>
+              </w:rPr>
+              <w:t xml:space="preserve"> </w:t>
+            </w:r>
             <w:r>
               <w:rPr>
                 <w:rFonts w:ascii="Times New Roman"/>
-                <w:sz w:val="18"/>
-              </w:rPr>
-              <w:t>nom</w:t>
-            </w:r>
-            <w:proofErr w:type="gramEnd"/>
+                <w:sz w:val="12"/>
+              </w:rPr>
+              <w:t xml:space="preserve"> </w:t>
+            </w:r>
             <w:r>
               <w:rPr>
                 <w:rFonts w:ascii="Times New Roman"/>
-                <w:sz w:val="18"/>
-              </w:rPr>
-              <w:t>_client</w:t>
-            </w:r>
-            <w:proofErr w:type="spellEnd"/>
+                <w:sz w:val="12"/>
+              </w:rPr>
+              <w:t xml:space="preserve">  </w:t>
+            </w:r>
             <w:r>
               <w:rPr>
                 <w:rFonts w:ascii="Times New Roman"/>
                 <w:sz w:val="18"/>
               </w:rPr>
-              <w:t xml:space="preserve"> }}</w:t>
+              <w:t>{{ nom_client }}</w:t>
             </w:r>
             <w:r>
               <w:rPr>
@@ -11222,46 +10438,35 @@
                 <w:sz w:val="16"/>
               </w:rPr>
               <w:tab/>
-              <w:t xml:space="preserve">           </w:t>
+              <w:t xml:space="preserve">          </w:t>
             </w:r>
             <w:r>
               <w:rPr>
                 <w:rFonts w:ascii="Times New Roman"/>
-                <w:sz w:val="18"/>
-              </w:rPr>
-              <w:t>{</w:t>
-            </w:r>
-            <w:proofErr w:type="gramStart"/>
+                <w:sz w:val="16"/>
+              </w:rPr>
+              <w:t xml:space="preserve">   </w:t>
+            </w:r>
             <w:r>
               <w:rPr>
                 <w:rFonts w:ascii="Times New Roman"/>
-                <w:sz w:val="18"/>
-              </w:rPr>
-              <w:t xml:space="preserve">{ </w:t>
-            </w:r>
-            <w:proofErr w:type="spellStart"/>
+                <w:sz w:val="16"/>
+              </w:rPr>
+              <w:t xml:space="preserve"> </w:t>
+            </w:r>
             <w:r>
               <w:rPr>
                 <w:rFonts w:ascii="Times New Roman"/>
-                <w:sz w:val="18"/>
-              </w:rPr>
-              <w:t>telephone</w:t>
-            </w:r>
-            <w:proofErr w:type="gramEnd"/>
+                <w:sz w:val="16"/>
+              </w:rPr>
+              <w:t xml:space="preserve"> </w:t>
+            </w:r>
             <w:r>
               <w:rPr>
                 <w:rFonts w:ascii="Times New Roman"/>
                 <w:sz w:val="18"/>
               </w:rPr>
-              <w:t>_client</w:t>
-            </w:r>
-            <w:proofErr w:type="spellEnd"/>
-            <w:r>
-              <w:rPr>
-                <w:rFonts w:ascii="Times New Roman"/>
-                <w:sz w:val="18"/>
-              </w:rPr>
-              <w:t xml:space="preserve"> }}</w:t>
+              <w:t>{{ telephone_client }}</w:t>
             </w:r>
             <w:r>
               <w:rPr>
@@ -11312,7 +10517,7 @@
         <mc:AlternateContent>
           <mc:Choice Requires="wps">
             <w:drawing>
-              <wp:anchor distT="0" distB="0" distL="0" distR="0" simplePos="0" relativeHeight="486632448" behindDoc="1" locked="0" layoutInCell="1" allowOverlap="1">
+              <wp:anchor distT="0" distB="0" distL="0" distR="0" simplePos="0" relativeHeight="251652096" behindDoc="1" locked="0" layoutInCell="1" allowOverlap="1" wp14:anchorId="12FCC8F2" wp14:editId="06B5B63F">
                 <wp:simplePos x="0" y="0"/>
                 <wp:positionH relativeFrom="page">
                   <wp:posOffset>249936</wp:posOffset>
@@ -11401,7 +10606,7 @@
           </mc:Choice>
           <mc:Fallback>
             <w:pict>
-              <v:shape w14:anchorId="046C19DC" id="Graphic 10" o:spid="_x0000_s1026" style="position:absolute;margin-left:19.7pt;margin-top:53.75pt;width:555.15pt;height:733.3pt;z-index:-16684032;visibility:visible;mso-wrap-style:square;mso-wrap-distance-left:0;mso-wrap-distance-top:0;mso-wrap-distance-right:0;mso-wrap-distance-bottom:0;mso-position-horizontal:absolute;mso-position-horizontal-relative:page;mso-position-vertical:absolute;mso-position-vertical-relative:page;v-text-anchor:top" coordsize="7050405,9312910" o:gfxdata="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" path="m7050024,50l7620,50,,,,9312910r7620,l7620,7670r7034784,l7042404,9312910r7607,l7050011,7670r13,-7620xe" fillcolor="#099" stroked="f">
+              <v:shape w14:anchorId="2B5B23FA" id="Graphic 10" o:spid="_x0000_s1026" style="position:absolute;margin-left:19.7pt;margin-top:53.75pt;width:555.15pt;height:733.3pt;z-index:-251664384;visibility:visible;mso-wrap-style:square;mso-wrap-distance-left:0;mso-wrap-distance-top:0;mso-wrap-distance-right:0;mso-wrap-distance-bottom:0;mso-position-horizontal:absolute;mso-position-horizontal-relative:page;mso-position-vertical:absolute;mso-position-vertical-relative:page;v-text-anchor:top" coordsize="7050405,9312910" o:gfxdata="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" path="m7050024,50l7620,50,,,,9312910r7620,l7620,7670r7034784,l7042404,9312910r7607,l7050011,7670r13,-7620xe" fillcolor="#099" stroked="f">
                 <v:path arrowok="t"/>
                 <w10:wrap anchorx="page" anchory="page"/>
               </v:shape>
@@ -12842,7 +12047,7 @@
               <mc:AlternateContent>
                 <mc:Choice Requires="wpg">
                   <w:drawing>
-                    <wp:anchor distT="0" distB="0" distL="0" distR="0" simplePos="0" relativeHeight="486632960" behindDoc="1" locked="0" layoutInCell="1" allowOverlap="1">
+                    <wp:anchor distT="0" distB="0" distL="0" distR="0" simplePos="0" relativeHeight="251653120" behindDoc="1" locked="0" layoutInCell="1" allowOverlap="1" wp14:anchorId="041D498F" wp14:editId="729BAF0A">
                       <wp:simplePos x="0" y="0"/>
                       <wp:positionH relativeFrom="column">
                         <wp:posOffset>2967133</wp:posOffset>
@@ -12900,7 +12105,7 @@
                 </mc:Choice>
                 <mc:Fallback>
                   <w:pict>
-                    <v:group w14:anchorId="4F93EE0B" id="Group 11" o:spid="_x0000_s1026" style="position:absolute;margin-left:233.65pt;margin-top:12.65pt;width:206.1pt;height:136pt;z-index:-16683520;mso-wrap-distance-left:0;mso-wrap-distance-right:0" coordsize="26174,17272" o:gfxdata="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">
+                    <v:group w14:anchorId="580A586C" id="Group 11" o:spid="_x0000_s1026" style="position:absolute;margin-left:233.65pt;margin-top:12.65pt;width:206.1pt;height:136pt;z-index:-251663360;mso-wrap-distance-left:0;mso-wrap-distance-right:0" coordsize="26174,17272" o:gfxdata="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">
                       <v:shapetype id="_x0000_t75" coordsize="21600,21600" o:spt="75" o:preferrelative="t" path="m@4@5l@4@11@9@11@9@5xe" filled="f" stroked="f">
                         <v:stroke joinstyle="miter"/>
                         <v:formulas>
@@ -12920,7 +12125,7 @@
                         <v:path o:extrusionok="f" gradientshapeok="t" o:connecttype="rect"/>
                         <o:lock v:ext="edit" aspectratio="t"/>
                       </v:shapetype>
-                      <v:shape id="Image 12" o:spid="_x0000_s1027" type="#_x0000_t75" style="position:absolute;width:26320;height:17365;visibility:visible;mso-wrap-style:square" o:gfxdata="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">
+                      <v:shape id="Image 12" o:spid="_x0000_s1027" type="#_x0000_t75" style="position:absolute;width:26320;height:17365;visibility:visible;mso-wrap-style:square" o:gfxdata="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">
                         <v:imagedata r:id="rId12" o:title=""/>
                       </v:shape>
                     </v:group>
@@ -14293,7 +13498,7 @@
         <mc:AlternateContent>
           <mc:Choice Requires="wps">
             <w:drawing>
-              <wp:anchor distT="0" distB="0" distL="114300" distR="114300" simplePos="0" relativeHeight="486634496" behindDoc="1" locked="0" layoutInCell="1" allowOverlap="1">
+              <wp:anchor distT="0" distB="0" distL="114300" distR="114300" simplePos="0" relativeHeight="251654144" behindDoc="1" locked="0" layoutInCell="1" allowOverlap="1" wp14:anchorId="59970665" wp14:editId="11DD42F6">
                 <wp:simplePos x="0" y="0"/>
                 <wp:positionH relativeFrom="column">
                   <wp:posOffset>67945</wp:posOffset>
@@ -14405,7 +13610,7 @@
           </mc:Choice>
           <mc:Fallback>
             <w:pict>
-              <v:shape w14:anchorId="6B99566D" id="Graphic 14" o:spid="_x0000_s1026" style="position:absolute;margin-left:5.35pt;margin-top:11pt;width:555.15pt;height:733.7pt;z-index:-16681984;visibility:visible;mso-wrap-style:square;mso-wrap-distance-left:9pt;mso-wrap-distance-top:0;mso-wrap-distance-right:9pt;mso-wrap-distance-bottom:0;mso-position-horizontal:absolute;mso-position-horizontal-relative:text;mso-position-vertical:absolute;mso-position-vertical-relative:text;v-text-anchor:top" coordsize="7050405,9317990" o:gfxdata="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" path="m7050024,117398l7050011,r-7607,l7042404,117398r,7620l7042404,9309875r-7034784,l7620,125018r7034784,l7042404,117398r-7034784,l7620,,,,,9317482r7620,l7042404,9317482r7607,l7050024,9309875r-13,-9184857l7050024,117398xe" fillcolor="#099" stroked="f">
+              <v:shape w14:anchorId="1598E656" id="Graphic 14" o:spid="_x0000_s1026" style="position:absolute;margin-left:5.35pt;margin-top:11pt;width:555.15pt;height:733.7pt;z-index:-251662336;visibility:visible;mso-wrap-style:square;mso-wrap-distance-left:9pt;mso-wrap-distance-top:0;mso-wrap-distance-right:9pt;mso-wrap-distance-bottom:0;mso-position-horizontal:absolute;mso-position-horizontal-relative:text;mso-position-vertical:absolute;mso-position-vertical-relative:text;v-text-anchor:top" coordsize="7050405,9317990" o:gfxdata="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" path="m7050024,117398l7050011,r-7607,l7042404,117398r,7620l7042404,9309875r-7034784,l7620,125018r7034784,l7042404,117398r-7034784,l7620,,,,,9317482r7620,l7042404,9317482r7607,l7050024,9309875r-13,-9184857l7050024,117398xe" fillcolor="#099" stroked="f">
                 <v:path arrowok="t"/>
               </v:shape>
             </w:pict>
@@ -15502,35 +14707,7 @@
               <w:rPr>
                 <w:sz w:val="20"/>
               </w:rPr>
-              <w:t>{</w:t>
-            </w:r>
-            <w:proofErr w:type="gramStart"/>
-            <w:r>
-              <w:rPr>
-                <w:sz w:val="20"/>
-              </w:rPr>
-              <w:t xml:space="preserve">{ </w:t>
-            </w:r>
-            <w:proofErr w:type="spellStart"/>
-            <w:r>
-              <w:rPr>
-                <w:sz w:val="20"/>
-              </w:rPr>
-              <w:t>client</w:t>
-            </w:r>
-            <w:proofErr w:type="gramEnd"/>
-            <w:r>
-              <w:rPr>
-                <w:sz w:val="20"/>
-              </w:rPr>
-              <w:t>_ste</w:t>
-            </w:r>
-            <w:proofErr w:type="spellEnd"/>
-            <w:r>
-              <w:rPr>
-                <w:sz w:val="20"/>
-              </w:rPr>
-              <w:t xml:space="preserve"> }}</w:t>
+              <w:t>{{ client_ste }}</w:t>
             </w:r>
           </w:p>
         </w:tc>
@@ -15601,29 +14778,7 @@
               <w:rPr>
                 <w:sz w:val="18"/>
               </w:rPr>
-              <w:t>{</w:t>
-            </w:r>
-            <w:proofErr w:type="gramStart"/>
-            <w:r>
-              <w:rPr>
-                <w:sz w:val="18"/>
-              </w:rPr>
-              <w:t xml:space="preserve">{ </w:t>
-            </w:r>
-            <w:proofErr w:type="spellStart"/>
-            <w:r>
-              <w:rPr>
-                <w:sz w:val="18"/>
-              </w:rPr>
-              <w:t>address</w:t>
-            </w:r>
-            <w:proofErr w:type="spellEnd"/>
-            <w:proofErr w:type="gramEnd"/>
-            <w:r>
-              <w:rPr>
-                <w:sz w:val="18"/>
-              </w:rPr>
-              <w:t xml:space="preserve"> }}</w:t>
+              <w:t>{{ address }}</w:t>
             </w:r>
           </w:p>
         </w:tc>
@@ -15712,35 +14867,7 @@
               <w:rPr>
                 <w:sz w:val="18"/>
               </w:rPr>
-              <w:t>{</w:t>
-            </w:r>
-            <w:proofErr w:type="gramStart"/>
-            <w:r>
-              <w:rPr>
-                <w:sz w:val="18"/>
-              </w:rPr>
-              <w:t xml:space="preserve">{ </w:t>
-            </w:r>
-            <w:proofErr w:type="spellStart"/>
-            <w:r>
-              <w:rPr>
-                <w:sz w:val="18"/>
-              </w:rPr>
-              <w:t>nbr</w:t>
-            </w:r>
-            <w:proofErr w:type="gramEnd"/>
-            <w:r>
-              <w:rPr>
-                <w:sz w:val="18"/>
-              </w:rPr>
-              <w:t>_batiments</w:t>
-            </w:r>
-            <w:proofErr w:type="spellEnd"/>
-            <w:r>
-              <w:rPr>
-                <w:sz w:val="18"/>
-              </w:rPr>
-              <w:t xml:space="preserve"> }}</w:t>
+              <w:t>{{ nbr_batiments }}</w:t>
             </w:r>
           </w:p>
         </w:tc>
@@ -15756,8 +14883,6 @@
         </w:rPr>
       </w:pPr>
     </w:p>
-    <w:p/>
-    <w:p/>
     <w:p/>
     <w:p/>
     <w:p/>
@@ -15769,21 +14894,8 @@
         </w:tabs>
       </w:pPr>
       <w:r>
-        <w:t xml:space="preserve">                                            {</w:t>
-      </w:r>
-      <w:proofErr w:type="gramStart"/>
-      <w:r>
-        <w:t xml:space="preserve">{ </w:t>
-      </w:r>
-      <w:proofErr w:type="spellStart"/>
-      <w:r>
-        <w:t>image</w:t>
-      </w:r>
-      <w:proofErr w:type="gramEnd"/>
-      <w:r>
-        <w:t>_signature</w:t>
-      </w:r>
-      <w:proofErr w:type="spellEnd"/>
+        <w:t xml:space="preserve">                                            {{ image_signature</w:t>
+      </w:r>
       <w:r>
         <w:t xml:space="preserve"> }}</w:t>
       </w:r>
@@ -15820,7 +14932,7 @@
         <mc:AlternateContent>
           <mc:Choice Requires="wps">
             <w:drawing>
-              <wp:anchor distT="0" distB="0" distL="0" distR="0" simplePos="0" relativeHeight="486635008" behindDoc="1" locked="0" layoutInCell="1" allowOverlap="1">
+              <wp:anchor distT="0" distB="0" distL="0" distR="0" simplePos="0" relativeHeight="251657216" behindDoc="1" locked="0" layoutInCell="1" allowOverlap="1" wp14:anchorId="705E8AEA" wp14:editId="76043202">
                 <wp:simplePos x="0" y="0"/>
                 <wp:positionH relativeFrom="page">
                   <wp:posOffset>249936</wp:posOffset>
@@ -15921,7 +15033,7 @@
           </mc:Choice>
           <mc:Fallback>
             <w:pict>
-              <v:shape w14:anchorId="48734BC6" id="Graphic 16" o:spid="_x0000_s1026" style="position:absolute;margin-left:19.7pt;margin-top:187.8pt;width:555.15pt;height:465.6pt;z-index:-16681472;visibility:visible;mso-wrap-style:square;mso-wrap-distance-left:0;mso-wrap-distance-top:0;mso-wrap-distance-right:0;mso-wrap-distance-bottom:0;mso-position-horizontal:absolute;mso-position-horizontal-relative:page;mso-position-vertical:absolute;mso-position-vertical-relative:page;v-text-anchor:top" coordsize="7050405,5913120" o:gfxdata="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" path="m7050024,l7620,,,114,,5912599r7620,l7042404,5912599r7607,l7050024,5904992,7050011,7734r-7607,l7042404,5904992r-7034784,l7620,7607r7042404,l7050024,xe" fillcolor="#099" stroked="f">
+              <v:shape w14:anchorId="6BACD67C" id="Graphic 16" o:spid="_x0000_s1026" style="position:absolute;margin-left:19.7pt;margin-top:187.8pt;width:555.15pt;height:465.6pt;z-index:-251659264;visibility:visible;mso-wrap-style:square;mso-wrap-distance-left:0;mso-wrap-distance-top:0;mso-wrap-distance-right:0;mso-wrap-distance-bottom:0;mso-position-horizontal:absolute;mso-position-horizontal-relative:page;mso-position-vertical:absolute;mso-position-vertical-relative:page;v-text-anchor:top" coordsize="7050405,5913120" o:gfxdata="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" path="m7050024,l7620,,,114,,5912599r7620,l7042404,5912599r7607,l7050024,5904992,7050011,7734r-7607,l7042404,5904992r-7034784,l7620,7607r7042404,l7050024,xe" fillcolor="#099" stroked="f">
                 <v:path arrowok="t"/>
                 <w10:wrap anchorx="page" anchory="page"/>
               </v:shape>
@@ -16045,42 +15157,46 @@
           </w:tcPr>
           <w:p>
             <w:pPr>
-              <w:pStyle w:val="TableParagraph"/>
-              <w:spacing w:before="5" w:line="183" w:lineRule="exact"/>
-              <w:ind w:right="78"/>
-              <w:jc w:val="center"/>
-              <w:rPr>
-                <w:rFonts w:ascii="Arial"/>
-                <w:b/>
-                <w:sz w:val="18"/>
-              </w:rPr>
-            </w:pPr>
-            <w:r>
-              <w:rPr>
-                <w:rFonts w:ascii="Arial"/>
-                <w:b/>
-                <w:w w:val="90"/>
-                <w:sz w:val="18"/>
-              </w:rPr>
-              <w:t>Zone</w:t>
-            </w:r>
-            <w:r>
-              <w:rPr>
-                <w:rFonts w:ascii="Arial"/>
-                <w:b/>
-                <w:sz w:val="18"/>
-              </w:rPr>
-              <w:t xml:space="preserve"> </w:t>
-            </w:r>
-            <w:r>
-              <w:rPr>
-                <w:rFonts w:ascii="Arial"/>
-                <w:b/>
-                <w:spacing w:val="-10"/>
-                <w:w w:val="90"/>
-                <w:sz w:val="18"/>
-              </w:rPr>
-              <w:t>1</w:t>
+              <w:rPr>
+                <w:sz w:val="18"/>
+              </w:rPr>
+            </w:pPr>
+            <w:r>
+              <w:rPr>
+                <w:sz w:val="18"/>
+              </w:rPr>
+              <w:t>{% for zone in zones</w:t>
+            </w:r>
+            <w:r>
+              <w:rPr>
+                <w:sz w:val="18"/>
+              </w:rPr>
+              <w:t>_1</w:t>
+            </w:r>
+            <w:r>
+              <w:rPr>
+                <w:sz w:val="18"/>
+              </w:rPr>
+              <w:t xml:space="preserve"> %}</w:t>
+            </w:r>
+          </w:p>
+          <w:p>
+            <w:pPr>
+              <w:rPr>
+                <w:sz w:val="18"/>
+              </w:rPr>
+            </w:pPr>
+            <w:r>
+              <w:rPr>
+                <w:sz w:val="18"/>
+              </w:rPr>
+              <w:t>ZONE {{ loop.index }}</w:t>
+            </w:r>
+            <w:r>
+              <w:rPr>
+                <w:sz w:val="18"/>
+              </w:rPr>
+              <w:t xml:space="preserve">                                                     </w:t>
             </w:r>
           </w:p>
         </w:tc>
@@ -16094,9 +15210,19 @@
           </w:tcPr>
           <w:p>
             <w:pPr>
-              <w:pStyle w:val="TableParagraph"/>
-              <w:spacing w:line="188" w:lineRule="exact"/>
-              <w:ind w:left="2" w:right="1659"/>
+              <w:rPr>
+                <w:sz w:val="18"/>
+              </w:rPr>
+            </w:pPr>
+            <w:r>
+              <w:rPr>
+                <w:sz w:val="18"/>
+              </w:rPr>
+              <w:t xml:space="preserve">                                      </w:t>
+            </w:r>
+          </w:p>
+          <w:p>
+            <w:pPr>
               <w:jc w:val="center"/>
               <w:rPr>
                 <w:sz w:val="18"/>
@@ -16104,10 +15230,15 @@
             </w:pPr>
             <w:r>
               <w:rPr>
-                <w:spacing w:val="-2"/>
-                <w:sz w:val="18"/>
-              </w:rPr>
-              <w:t>COMMERCE</w:t>
+                <w:sz w:val="18"/>
+              </w:rPr>
+              <w:t xml:space="preserve">                                   </w:t>
+            </w:r>
+            <w:r>
+              <w:rPr>
+                <w:sz w:val="18"/>
+              </w:rPr>
+              <w:t>{{ zone }}</w:t>
             </w:r>
           </w:p>
         </w:tc>
@@ -16132,6 +15263,13 @@
                 <w:sz w:val="14"/>
               </w:rPr>
             </w:pPr>
+            <w:r>
+              <w:rPr>
+                <w:rFonts w:ascii="Times New Roman"/>
+                <w:sz w:val="18"/>
+              </w:rPr>
+              <w:t>{% endfor %}</w:t>
+            </w:r>
           </w:p>
         </w:tc>
         <w:tc>
@@ -16155,703 +15293,6 @@
       </w:tr>
       <w:tr>
         <w:trPr>
-          <w:trHeight w:val="208"/>
-        </w:trPr>
-        <w:tc>
-          <w:tcPr>
-            <w:tcW w:w="2871" w:type="dxa"/>
-            <w:tcBorders>
-              <w:top w:val="single" w:sz="6" w:space="0" w:color="ADAAAA"/>
-              <w:bottom w:val="single" w:sz="6" w:space="0" w:color="ADAAAA"/>
-            </w:tcBorders>
-          </w:tcPr>
-          <w:p>
-            <w:pPr>
-              <w:pStyle w:val="TableParagraph"/>
-              <w:rPr>
-                <w:rFonts w:ascii="Times New Roman"/>
-                <w:sz w:val="14"/>
-              </w:rPr>
-            </w:pPr>
-          </w:p>
-        </w:tc>
-        <w:tc>
-          <w:tcPr>
-            <w:tcW w:w="5021" w:type="dxa"/>
-            <w:tcBorders>
-              <w:top w:val="single" w:sz="6" w:space="0" w:color="ADAAAA"/>
-              <w:bottom w:val="single" w:sz="6" w:space="0" w:color="ADAAAA"/>
-            </w:tcBorders>
-          </w:tcPr>
-          <w:p>
-            <w:pPr>
-              <w:pStyle w:val="TableParagraph"/>
-              <w:rPr>
-                <w:rFonts w:ascii="Times New Roman"/>
-                <w:sz w:val="14"/>
-              </w:rPr>
-            </w:pPr>
-          </w:p>
-        </w:tc>
-      </w:tr>
-      <w:tr>
-        <w:trPr>
-          <w:trHeight w:val="208"/>
-        </w:trPr>
-        <w:tc>
-          <w:tcPr>
-            <w:tcW w:w="2871" w:type="dxa"/>
-            <w:tcBorders>
-              <w:top w:val="single" w:sz="6" w:space="0" w:color="ADAAAA"/>
-              <w:bottom w:val="single" w:sz="6" w:space="0" w:color="ADAAAA"/>
-            </w:tcBorders>
-          </w:tcPr>
-          <w:p>
-            <w:pPr>
-              <w:pStyle w:val="TableParagraph"/>
-              <w:rPr>
-                <w:rFonts w:ascii="Times New Roman"/>
-                <w:sz w:val="14"/>
-              </w:rPr>
-            </w:pPr>
-          </w:p>
-        </w:tc>
-        <w:tc>
-          <w:tcPr>
-            <w:tcW w:w="5021" w:type="dxa"/>
-            <w:tcBorders>
-              <w:top w:val="single" w:sz="6" w:space="0" w:color="ADAAAA"/>
-              <w:bottom w:val="single" w:sz="6" w:space="0" w:color="ADAAAA"/>
-            </w:tcBorders>
-          </w:tcPr>
-          <w:p>
-            <w:pPr>
-              <w:pStyle w:val="TableParagraph"/>
-              <w:rPr>
-                <w:rFonts w:ascii="Times New Roman"/>
-                <w:sz w:val="14"/>
-              </w:rPr>
-            </w:pPr>
-          </w:p>
-        </w:tc>
-      </w:tr>
-      <w:tr>
-        <w:trPr>
-          <w:trHeight w:val="208"/>
-        </w:trPr>
-        <w:tc>
-          <w:tcPr>
-            <w:tcW w:w="2871" w:type="dxa"/>
-            <w:tcBorders>
-              <w:top w:val="single" w:sz="6" w:space="0" w:color="ADAAAA"/>
-              <w:bottom w:val="single" w:sz="6" w:space="0" w:color="ADAAAA"/>
-            </w:tcBorders>
-          </w:tcPr>
-          <w:p>
-            <w:pPr>
-              <w:pStyle w:val="TableParagraph"/>
-              <w:rPr>
-                <w:rFonts w:ascii="Times New Roman"/>
-                <w:sz w:val="14"/>
-              </w:rPr>
-            </w:pPr>
-          </w:p>
-        </w:tc>
-        <w:tc>
-          <w:tcPr>
-            <w:tcW w:w="5021" w:type="dxa"/>
-            <w:tcBorders>
-              <w:top w:val="single" w:sz="6" w:space="0" w:color="ADAAAA"/>
-              <w:bottom w:val="single" w:sz="6" w:space="0" w:color="ADAAAA"/>
-            </w:tcBorders>
-          </w:tcPr>
-          <w:p>
-            <w:pPr>
-              <w:pStyle w:val="TableParagraph"/>
-              <w:rPr>
-                <w:rFonts w:ascii="Times New Roman"/>
-                <w:sz w:val="14"/>
-              </w:rPr>
-            </w:pPr>
-          </w:p>
-        </w:tc>
-      </w:tr>
-      <w:tr>
-        <w:trPr>
-          <w:trHeight w:val="208"/>
-        </w:trPr>
-        <w:tc>
-          <w:tcPr>
-            <w:tcW w:w="2871" w:type="dxa"/>
-            <w:tcBorders>
-              <w:top w:val="single" w:sz="6" w:space="0" w:color="ADAAAA"/>
-              <w:bottom w:val="single" w:sz="6" w:space="0" w:color="ADAAAA"/>
-            </w:tcBorders>
-          </w:tcPr>
-          <w:p>
-            <w:pPr>
-              <w:pStyle w:val="TableParagraph"/>
-              <w:rPr>
-                <w:rFonts w:ascii="Times New Roman"/>
-                <w:sz w:val="14"/>
-              </w:rPr>
-            </w:pPr>
-          </w:p>
-        </w:tc>
-        <w:tc>
-          <w:tcPr>
-            <w:tcW w:w="5021" w:type="dxa"/>
-            <w:tcBorders>
-              <w:top w:val="single" w:sz="6" w:space="0" w:color="ADAAAA"/>
-              <w:bottom w:val="single" w:sz="6" w:space="0" w:color="ADAAAA"/>
-            </w:tcBorders>
-          </w:tcPr>
-          <w:p>
-            <w:pPr>
-              <w:pStyle w:val="TableParagraph"/>
-              <w:rPr>
-                <w:rFonts w:ascii="Times New Roman"/>
-                <w:sz w:val="14"/>
-              </w:rPr>
-            </w:pPr>
-          </w:p>
-        </w:tc>
-      </w:tr>
-      <w:tr>
-        <w:trPr>
-          <w:trHeight w:val="208"/>
-        </w:trPr>
-        <w:tc>
-          <w:tcPr>
-            <w:tcW w:w="2871" w:type="dxa"/>
-            <w:tcBorders>
-              <w:top w:val="single" w:sz="6" w:space="0" w:color="ADAAAA"/>
-              <w:bottom w:val="single" w:sz="6" w:space="0" w:color="ADAAAA"/>
-            </w:tcBorders>
-          </w:tcPr>
-          <w:p>
-            <w:pPr>
-              <w:pStyle w:val="TableParagraph"/>
-              <w:rPr>
-                <w:rFonts w:ascii="Times New Roman"/>
-                <w:sz w:val="14"/>
-              </w:rPr>
-            </w:pPr>
-          </w:p>
-        </w:tc>
-        <w:tc>
-          <w:tcPr>
-            <w:tcW w:w="5021" w:type="dxa"/>
-            <w:tcBorders>
-              <w:top w:val="single" w:sz="6" w:space="0" w:color="ADAAAA"/>
-              <w:bottom w:val="single" w:sz="6" w:space="0" w:color="ADAAAA"/>
-            </w:tcBorders>
-          </w:tcPr>
-          <w:p>
-            <w:pPr>
-              <w:pStyle w:val="TableParagraph"/>
-              <w:rPr>
-                <w:rFonts w:ascii="Times New Roman"/>
-                <w:sz w:val="14"/>
-              </w:rPr>
-            </w:pPr>
-          </w:p>
-        </w:tc>
-      </w:tr>
-      <w:tr>
-        <w:trPr>
-          <w:trHeight w:val="208"/>
-        </w:trPr>
-        <w:tc>
-          <w:tcPr>
-            <w:tcW w:w="2871" w:type="dxa"/>
-            <w:tcBorders>
-              <w:top w:val="single" w:sz="6" w:space="0" w:color="ADAAAA"/>
-              <w:bottom w:val="single" w:sz="6" w:space="0" w:color="ADAAAA"/>
-            </w:tcBorders>
-          </w:tcPr>
-          <w:p>
-            <w:pPr>
-              <w:pStyle w:val="TableParagraph"/>
-              <w:rPr>
-                <w:rFonts w:ascii="Times New Roman"/>
-                <w:sz w:val="14"/>
-              </w:rPr>
-            </w:pPr>
-          </w:p>
-        </w:tc>
-        <w:tc>
-          <w:tcPr>
-            <w:tcW w:w="5021" w:type="dxa"/>
-            <w:tcBorders>
-              <w:top w:val="single" w:sz="6" w:space="0" w:color="ADAAAA"/>
-              <w:bottom w:val="single" w:sz="6" w:space="0" w:color="ADAAAA"/>
-            </w:tcBorders>
-          </w:tcPr>
-          <w:p>
-            <w:pPr>
-              <w:pStyle w:val="TableParagraph"/>
-              <w:rPr>
-                <w:rFonts w:ascii="Times New Roman"/>
-                <w:sz w:val="14"/>
-              </w:rPr>
-            </w:pPr>
-          </w:p>
-        </w:tc>
-      </w:tr>
-      <w:tr>
-        <w:trPr>
-          <w:trHeight w:val="208"/>
-        </w:trPr>
-        <w:tc>
-          <w:tcPr>
-            <w:tcW w:w="2871" w:type="dxa"/>
-            <w:tcBorders>
-              <w:top w:val="single" w:sz="6" w:space="0" w:color="ADAAAA"/>
-              <w:bottom w:val="single" w:sz="6" w:space="0" w:color="ADAAAA"/>
-            </w:tcBorders>
-          </w:tcPr>
-          <w:p>
-            <w:pPr>
-              <w:pStyle w:val="TableParagraph"/>
-              <w:rPr>
-                <w:rFonts w:ascii="Times New Roman"/>
-                <w:sz w:val="14"/>
-              </w:rPr>
-            </w:pPr>
-          </w:p>
-        </w:tc>
-        <w:tc>
-          <w:tcPr>
-            <w:tcW w:w="5021" w:type="dxa"/>
-            <w:tcBorders>
-              <w:top w:val="single" w:sz="6" w:space="0" w:color="ADAAAA"/>
-              <w:bottom w:val="single" w:sz="6" w:space="0" w:color="ADAAAA"/>
-            </w:tcBorders>
-          </w:tcPr>
-          <w:p>
-            <w:pPr>
-              <w:pStyle w:val="TableParagraph"/>
-              <w:rPr>
-                <w:rFonts w:ascii="Times New Roman"/>
-                <w:sz w:val="14"/>
-              </w:rPr>
-            </w:pPr>
-          </w:p>
-        </w:tc>
-      </w:tr>
-      <w:tr>
-        <w:trPr>
-          <w:trHeight w:val="208"/>
-        </w:trPr>
-        <w:tc>
-          <w:tcPr>
-            <w:tcW w:w="2871" w:type="dxa"/>
-            <w:tcBorders>
-              <w:top w:val="single" w:sz="6" w:space="0" w:color="ADAAAA"/>
-              <w:bottom w:val="single" w:sz="6" w:space="0" w:color="ADAAAA"/>
-            </w:tcBorders>
-          </w:tcPr>
-          <w:p>
-            <w:pPr>
-              <w:pStyle w:val="TableParagraph"/>
-              <w:rPr>
-                <w:rFonts w:ascii="Times New Roman"/>
-                <w:sz w:val="14"/>
-              </w:rPr>
-            </w:pPr>
-          </w:p>
-        </w:tc>
-        <w:tc>
-          <w:tcPr>
-            <w:tcW w:w="5021" w:type="dxa"/>
-            <w:tcBorders>
-              <w:top w:val="single" w:sz="6" w:space="0" w:color="ADAAAA"/>
-              <w:bottom w:val="single" w:sz="6" w:space="0" w:color="ADAAAA"/>
-            </w:tcBorders>
-          </w:tcPr>
-          <w:p>
-            <w:pPr>
-              <w:pStyle w:val="TableParagraph"/>
-              <w:rPr>
-                <w:rFonts w:ascii="Times New Roman"/>
-                <w:sz w:val="14"/>
-              </w:rPr>
-            </w:pPr>
-          </w:p>
-        </w:tc>
-      </w:tr>
-      <w:tr>
-        <w:trPr>
-          <w:trHeight w:val="208"/>
-        </w:trPr>
-        <w:tc>
-          <w:tcPr>
-            <w:tcW w:w="2871" w:type="dxa"/>
-            <w:tcBorders>
-              <w:top w:val="single" w:sz="6" w:space="0" w:color="ADAAAA"/>
-              <w:bottom w:val="single" w:sz="6" w:space="0" w:color="ADAAAA"/>
-            </w:tcBorders>
-          </w:tcPr>
-          <w:p>
-            <w:pPr>
-              <w:pStyle w:val="TableParagraph"/>
-              <w:rPr>
-                <w:rFonts w:ascii="Times New Roman"/>
-                <w:sz w:val="14"/>
-              </w:rPr>
-            </w:pPr>
-          </w:p>
-        </w:tc>
-        <w:tc>
-          <w:tcPr>
-            <w:tcW w:w="5021" w:type="dxa"/>
-            <w:tcBorders>
-              <w:top w:val="single" w:sz="6" w:space="0" w:color="ADAAAA"/>
-              <w:bottom w:val="single" w:sz="6" w:space="0" w:color="ADAAAA"/>
-            </w:tcBorders>
-          </w:tcPr>
-          <w:p>
-            <w:pPr>
-              <w:pStyle w:val="TableParagraph"/>
-              <w:rPr>
-                <w:rFonts w:ascii="Times New Roman"/>
-                <w:sz w:val="14"/>
-              </w:rPr>
-            </w:pPr>
-          </w:p>
-        </w:tc>
-      </w:tr>
-      <w:tr>
-        <w:trPr>
-          <w:trHeight w:val="208"/>
-        </w:trPr>
-        <w:tc>
-          <w:tcPr>
-            <w:tcW w:w="2871" w:type="dxa"/>
-            <w:tcBorders>
-              <w:top w:val="single" w:sz="6" w:space="0" w:color="ADAAAA"/>
-              <w:bottom w:val="single" w:sz="6" w:space="0" w:color="ADAAAA"/>
-            </w:tcBorders>
-          </w:tcPr>
-          <w:p>
-            <w:pPr>
-              <w:pStyle w:val="TableParagraph"/>
-              <w:rPr>
-                <w:rFonts w:ascii="Times New Roman"/>
-                <w:sz w:val="14"/>
-              </w:rPr>
-            </w:pPr>
-          </w:p>
-        </w:tc>
-        <w:tc>
-          <w:tcPr>
-            <w:tcW w:w="5021" w:type="dxa"/>
-            <w:tcBorders>
-              <w:top w:val="single" w:sz="6" w:space="0" w:color="ADAAAA"/>
-              <w:bottom w:val="single" w:sz="6" w:space="0" w:color="ADAAAA"/>
-            </w:tcBorders>
-          </w:tcPr>
-          <w:p>
-            <w:pPr>
-              <w:pStyle w:val="TableParagraph"/>
-              <w:rPr>
-                <w:rFonts w:ascii="Times New Roman"/>
-                <w:sz w:val="14"/>
-              </w:rPr>
-            </w:pPr>
-          </w:p>
-        </w:tc>
-      </w:tr>
-      <w:tr>
-        <w:trPr>
-          <w:trHeight w:val="208"/>
-        </w:trPr>
-        <w:tc>
-          <w:tcPr>
-            <w:tcW w:w="2871" w:type="dxa"/>
-            <w:tcBorders>
-              <w:top w:val="single" w:sz="6" w:space="0" w:color="ADAAAA"/>
-              <w:bottom w:val="single" w:sz="6" w:space="0" w:color="ADAAAA"/>
-            </w:tcBorders>
-          </w:tcPr>
-          <w:p>
-            <w:pPr>
-              <w:pStyle w:val="TableParagraph"/>
-              <w:rPr>
-                <w:rFonts w:ascii="Times New Roman"/>
-                <w:sz w:val="14"/>
-              </w:rPr>
-            </w:pPr>
-          </w:p>
-        </w:tc>
-        <w:tc>
-          <w:tcPr>
-            <w:tcW w:w="5021" w:type="dxa"/>
-            <w:tcBorders>
-              <w:top w:val="single" w:sz="6" w:space="0" w:color="ADAAAA"/>
-              <w:bottom w:val="single" w:sz="6" w:space="0" w:color="ADAAAA"/>
-            </w:tcBorders>
-          </w:tcPr>
-          <w:p>
-            <w:pPr>
-              <w:pStyle w:val="TableParagraph"/>
-              <w:rPr>
-                <w:rFonts w:ascii="Times New Roman"/>
-                <w:sz w:val="14"/>
-              </w:rPr>
-            </w:pPr>
-          </w:p>
-        </w:tc>
-      </w:tr>
-      <w:tr>
-        <w:trPr>
-          <w:trHeight w:val="208"/>
-        </w:trPr>
-        <w:tc>
-          <w:tcPr>
-            <w:tcW w:w="2871" w:type="dxa"/>
-            <w:tcBorders>
-              <w:top w:val="single" w:sz="6" w:space="0" w:color="ADAAAA"/>
-              <w:bottom w:val="single" w:sz="6" w:space="0" w:color="ADAAAA"/>
-            </w:tcBorders>
-          </w:tcPr>
-          <w:p>
-            <w:pPr>
-              <w:pStyle w:val="TableParagraph"/>
-              <w:rPr>
-                <w:rFonts w:ascii="Times New Roman"/>
-                <w:sz w:val="14"/>
-              </w:rPr>
-            </w:pPr>
-          </w:p>
-        </w:tc>
-        <w:tc>
-          <w:tcPr>
-            <w:tcW w:w="5021" w:type="dxa"/>
-            <w:tcBorders>
-              <w:top w:val="single" w:sz="6" w:space="0" w:color="ADAAAA"/>
-              <w:bottom w:val="single" w:sz="6" w:space="0" w:color="ADAAAA"/>
-            </w:tcBorders>
-          </w:tcPr>
-          <w:p>
-            <w:pPr>
-              <w:pStyle w:val="TableParagraph"/>
-              <w:rPr>
-                <w:rFonts w:ascii="Times New Roman"/>
-                <w:sz w:val="14"/>
-              </w:rPr>
-            </w:pPr>
-          </w:p>
-        </w:tc>
-      </w:tr>
-      <w:tr>
-        <w:trPr>
-          <w:trHeight w:val="208"/>
-        </w:trPr>
-        <w:tc>
-          <w:tcPr>
-            <w:tcW w:w="2871" w:type="dxa"/>
-            <w:tcBorders>
-              <w:top w:val="single" w:sz="6" w:space="0" w:color="ADAAAA"/>
-              <w:bottom w:val="single" w:sz="6" w:space="0" w:color="ADAAAA"/>
-            </w:tcBorders>
-          </w:tcPr>
-          <w:p>
-            <w:pPr>
-              <w:pStyle w:val="TableParagraph"/>
-              <w:rPr>
-                <w:rFonts w:ascii="Times New Roman"/>
-                <w:sz w:val="14"/>
-              </w:rPr>
-            </w:pPr>
-          </w:p>
-        </w:tc>
-        <w:tc>
-          <w:tcPr>
-            <w:tcW w:w="5021" w:type="dxa"/>
-            <w:tcBorders>
-              <w:top w:val="single" w:sz="6" w:space="0" w:color="ADAAAA"/>
-              <w:bottom w:val="single" w:sz="6" w:space="0" w:color="ADAAAA"/>
-            </w:tcBorders>
-          </w:tcPr>
-          <w:p>
-            <w:pPr>
-              <w:pStyle w:val="TableParagraph"/>
-              <w:rPr>
-                <w:rFonts w:ascii="Times New Roman"/>
-                <w:sz w:val="14"/>
-              </w:rPr>
-            </w:pPr>
-          </w:p>
-        </w:tc>
-      </w:tr>
-      <w:tr>
-        <w:trPr>
-          <w:trHeight w:val="208"/>
-        </w:trPr>
-        <w:tc>
-          <w:tcPr>
-            <w:tcW w:w="2871" w:type="dxa"/>
-            <w:tcBorders>
-              <w:top w:val="single" w:sz="6" w:space="0" w:color="ADAAAA"/>
-              <w:bottom w:val="single" w:sz="6" w:space="0" w:color="ADAAAA"/>
-            </w:tcBorders>
-          </w:tcPr>
-          <w:p>
-            <w:pPr>
-              <w:pStyle w:val="TableParagraph"/>
-              <w:rPr>
-                <w:rFonts w:ascii="Times New Roman"/>
-                <w:sz w:val="14"/>
-              </w:rPr>
-            </w:pPr>
-          </w:p>
-        </w:tc>
-        <w:tc>
-          <w:tcPr>
-            <w:tcW w:w="5021" w:type="dxa"/>
-            <w:tcBorders>
-              <w:top w:val="single" w:sz="6" w:space="0" w:color="ADAAAA"/>
-              <w:bottom w:val="single" w:sz="6" w:space="0" w:color="ADAAAA"/>
-            </w:tcBorders>
-          </w:tcPr>
-          <w:p>
-            <w:pPr>
-              <w:pStyle w:val="TableParagraph"/>
-              <w:rPr>
-                <w:rFonts w:ascii="Times New Roman"/>
-                <w:sz w:val="14"/>
-              </w:rPr>
-            </w:pPr>
-          </w:p>
-        </w:tc>
-      </w:tr>
-      <w:tr>
-        <w:trPr>
-          <w:trHeight w:val="208"/>
-        </w:trPr>
-        <w:tc>
-          <w:tcPr>
-            <w:tcW w:w="2871" w:type="dxa"/>
-            <w:tcBorders>
-              <w:top w:val="single" w:sz="6" w:space="0" w:color="ADAAAA"/>
-              <w:bottom w:val="single" w:sz="6" w:space="0" w:color="ADAAAA"/>
-            </w:tcBorders>
-          </w:tcPr>
-          <w:p>
-            <w:pPr>
-              <w:pStyle w:val="TableParagraph"/>
-              <w:rPr>
-                <w:rFonts w:ascii="Times New Roman"/>
-                <w:sz w:val="14"/>
-              </w:rPr>
-            </w:pPr>
-          </w:p>
-        </w:tc>
-        <w:tc>
-          <w:tcPr>
-            <w:tcW w:w="5021" w:type="dxa"/>
-            <w:tcBorders>
-              <w:top w:val="single" w:sz="6" w:space="0" w:color="ADAAAA"/>
-              <w:bottom w:val="single" w:sz="6" w:space="0" w:color="ADAAAA"/>
-            </w:tcBorders>
-          </w:tcPr>
-          <w:p>
-            <w:pPr>
-              <w:pStyle w:val="TableParagraph"/>
-              <w:rPr>
-                <w:rFonts w:ascii="Times New Roman"/>
-                <w:sz w:val="14"/>
-              </w:rPr>
-            </w:pPr>
-          </w:p>
-        </w:tc>
-      </w:tr>
-      <w:tr>
-        <w:trPr>
-          <w:trHeight w:val="208"/>
-        </w:trPr>
-        <w:tc>
-          <w:tcPr>
-            <w:tcW w:w="2871" w:type="dxa"/>
-            <w:tcBorders>
-              <w:top w:val="single" w:sz="6" w:space="0" w:color="ADAAAA"/>
-              <w:bottom w:val="single" w:sz="6" w:space="0" w:color="ADAAAA"/>
-            </w:tcBorders>
-          </w:tcPr>
-          <w:p>
-            <w:pPr>
-              <w:pStyle w:val="TableParagraph"/>
-              <w:rPr>
-                <w:rFonts w:ascii="Times New Roman"/>
-                <w:sz w:val="14"/>
-              </w:rPr>
-            </w:pPr>
-          </w:p>
-        </w:tc>
-        <w:tc>
-          <w:tcPr>
-            <w:tcW w:w="5021" w:type="dxa"/>
-            <w:tcBorders>
-              <w:top w:val="single" w:sz="6" w:space="0" w:color="ADAAAA"/>
-              <w:bottom w:val="single" w:sz="6" w:space="0" w:color="ADAAAA"/>
-            </w:tcBorders>
-          </w:tcPr>
-          <w:p>
-            <w:pPr>
-              <w:pStyle w:val="TableParagraph"/>
-              <w:rPr>
-                <w:rFonts w:ascii="Times New Roman"/>
-                <w:sz w:val="14"/>
-              </w:rPr>
-            </w:pPr>
-          </w:p>
-        </w:tc>
-      </w:tr>
-      <w:tr>
-        <w:trPr>
-          <w:trHeight w:val="208"/>
-        </w:trPr>
-        <w:tc>
-          <w:tcPr>
-            <w:tcW w:w="2871" w:type="dxa"/>
-            <w:tcBorders>
-              <w:top w:val="single" w:sz="6" w:space="0" w:color="ADAAAA"/>
-              <w:bottom w:val="single" w:sz="6" w:space="0" w:color="ADAAAA"/>
-            </w:tcBorders>
-          </w:tcPr>
-          <w:p>
-            <w:pPr>
-              <w:pStyle w:val="TableParagraph"/>
-              <w:rPr>
-                <w:rFonts w:ascii="Times New Roman"/>
-                <w:sz w:val="14"/>
-              </w:rPr>
-            </w:pPr>
-          </w:p>
-        </w:tc>
-        <w:tc>
-          <w:tcPr>
-            <w:tcW w:w="5021" w:type="dxa"/>
-            <w:tcBorders>
-              <w:top w:val="single" w:sz="6" w:space="0" w:color="ADAAAA"/>
-              <w:bottom w:val="single" w:sz="6" w:space="0" w:color="ADAAAA"/>
-            </w:tcBorders>
-          </w:tcPr>
-          <w:p>
-            <w:pPr>
-              <w:pStyle w:val="TableParagraph"/>
-              <w:rPr>
-                <w:rFonts w:ascii="Times New Roman"/>
-                <w:sz w:val="14"/>
-              </w:rPr>
-            </w:pPr>
-          </w:p>
-        </w:tc>
-      </w:tr>
-      <w:tr>
-        <w:trPr>
           <w:trHeight w:val="548"/>
         </w:trPr>
         <w:tc>
@@ -16859,6 +15300,66 @@
             <w:tcW w:w="7892" w:type="dxa"/>
             <w:gridSpan w:val="2"/>
           </w:tcPr>
+          <w:p>
+            <w:pPr>
+              <w:pStyle w:val="TableParagraph"/>
+              <w:spacing w:before="66"/>
+              <w:ind w:left="35"/>
+              <w:rPr>
+                <w:sz w:val="18"/>
+              </w:rPr>
+            </w:pPr>
+          </w:p>
+          <w:p>
+            <w:pPr>
+              <w:pStyle w:val="TableParagraph"/>
+              <w:spacing w:before="66"/>
+              <w:ind w:left="35"/>
+              <w:rPr>
+                <w:sz w:val="18"/>
+              </w:rPr>
+            </w:pPr>
+          </w:p>
+          <w:p>
+            <w:pPr>
+              <w:pStyle w:val="TableParagraph"/>
+              <w:spacing w:before="66"/>
+              <w:ind w:left="35"/>
+              <w:rPr>
+                <w:sz w:val="18"/>
+              </w:rPr>
+            </w:pPr>
+          </w:p>
+          <w:p>
+            <w:pPr>
+              <w:pStyle w:val="TableParagraph"/>
+              <w:spacing w:before="66"/>
+              <w:ind w:left="35"/>
+              <w:rPr>
+                <w:sz w:val="18"/>
+              </w:rPr>
+            </w:pPr>
+          </w:p>
+          <w:p>
+            <w:pPr>
+              <w:pStyle w:val="TableParagraph"/>
+              <w:spacing w:before="66"/>
+              <w:ind w:left="35"/>
+              <w:rPr>
+                <w:sz w:val="18"/>
+              </w:rPr>
+            </w:pPr>
+          </w:p>
+          <w:p>
+            <w:pPr>
+              <w:pStyle w:val="TableParagraph"/>
+              <w:spacing w:before="66"/>
+              <w:ind w:left="35"/>
+              <w:rPr>
+                <w:sz w:val="18"/>
+              </w:rPr>
+            </w:pPr>
+          </w:p>
           <w:p>
             <w:pPr>
               <w:pStyle w:val="TableParagraph"/>
@@ -18358,7 +16859,7 @@
         <mc:AlternateContent>
           <mc:Choice Requires="wps">
             <w:drawing>
-              <wp:anchor distT="0" distB="0" distL="0" distR="0" simplePos="0" relativeHeight="486635520" behindDoc="1" locked="0" layoutInCell="1" allowOverlap="1">
+              <wp:anchor distT="0" distB="0" distL="0" distR="0" simplePos="0" relativeHeight="251659264" behindDoc="1" locked="0" layoutInCell="1" allowOverlap="1" wp14:anchorId="19FF7270" wp14:editId="77D5E1F7">
                 <wp:simplePos x="0" y="0"/>
                 <wp:positionH relativeFrom="page">
                   <wp:posOffset>249936</wp:posOffset>
@@ -18465,7 +16966,7 @@
           </mc:Choice>
           <mc:Fallback>
             <w:pict>
-              <v:shape w14:anchorId="03BD7A1E" id="Graphic 17" o:spid="_x0000_s1026" style="position:absolute;margin-left:19.7pt;margin-top:73.1pt;width:555.15pt;height:694.9pt;z-index:-16680960;visibility:visible;mso-wrap-style:square;mso-wrap-distance-left:0;mso-wrap-distance-top:0;mso-wrap-distance-right:0;mso-wrap-distance-bottom:0;mso-position-horizontal:absolute;mso-position-horizontal-relative:page;mso-position-vertical:absolute;mso-position-vertical-relative:page;v-text-anchor:top" coordsize="7050405,8825230" o:gfxdata="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" path="m7050024,38r-7620,l7042404,7658r,8809939l7620,8817597,7620,7658r7034784,l7042404,38,7620,38,,,,8825217r7620,l7042404,8825217r7607,l7050024,8817597,7050011,7658r13,-7620xe" fillcolor="#099" stroked="f">
+              <v:shape w14:anchorId="6FCE302D" id="Graphic 17" o:spid="_x0000_s1026" style="position:absolute;margin-left:19.7pt;margin-top:73.1pt;width:555.15pt;height:694.9pt;z-index:-251657216;visibility:visible;mso-wrap-style:square;mso-wrap-distance-left:0;mso-wrap-distance-top:0;mso-wrap-distance-right:0;mso-wrap-distance-bottom:0;mso-position-horizontal:absolute;mso-position-horizontal-relative:page;mso-position-vertical:absolute;mso-position-vertical-relative:page;v-text-anchor:top" coordsize="7050405,8825230" o:gfxdata="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" path="m7050024,38r-7620,l7042404,7658r,8809939l7620,8817597,7620,7658r7034784,l7042404,38,7620,38,,,,8825217r7620,l7042404,8825217r7607,l7050024,8817597,7050011,7658r13,-7620xe" fillcolor="#099" stroked="f">
                 <v:path arrowok="t"/>
                 <w10:wrap anchorx="page" anchory="page"/>
               </v:shape>
@@ -18794,14 +17295,12 @@
         </w:rPr>
         <w:t xml:space="preserve"> </w:t>
       </w:r>
-      <w:proofErr w:type="spellStart"/>
       <w:r>
         <w:rPr>
           <w:spacing w:val="-6"/>
         </w:rPr>
         <w:t>DIALux</w:t>
       </w:r>
-      <w:proofErr w:type="spellEnd"/>
     </w:p>
     <w:p>
       <w:pPr>
@@ -18827,11 +17326,9 @@
         </w:rPr>
         <w:t xml:space="preserve"> </w:t>
       </w:r>
-      <w:proofErr w:type="spellStart"/>
       <w:r>
         <w:t>DIALux</w:t>
       </w:r>
-      <w:proofErr w:type="spellEnd"/>
       <w:r>
         <w:rPr>
           <w:spacing w:val="13"/>
@@ -19857,23 +18354,38 @@
           <w:sz w:val="24"/>
         </w:rPr>
       </w:pPr>
+    </w:p>
+    <w:p>
+      <w:pPr>
+        <w:pStyle w:val="Corpsdetexte"/>
+        <w:rPr>
+          <w:sz w:val="24"/>
+        </w:rPr>
+      </w:pPr>
+    </w:p>
+    <w:p>
+      <w:pPr>
+        <w:pStyle w:val="Corpsdetexte"/>
+        <w:rPr>
+          <w:sz w:val="24"/>
+        </w:rPr>
+      </w:pPr>
       <w:r>
         <w:rPr>
           <w:noProof/>
           <w:sz w:val="24"/>
           <w:lang w:eastAsia="fr-FR"/>
         </w:rPr>
-        <w:lastRenderedPageBreak/>
         <mc:AlternateContent>
           <mc:Choice Requires="wpg">
             <w:drawing>
-              <wp:anchor distT="0" distB="0" distL="0" distR="0" simplePos="0" relativeHeight="486637056" behindDoc="1" locked="0" layoutInCell="1" allowOverlap="1">
+              <wp:anchor distT="0" distB="0" distL="0" distR="0" simplePos="0" relativeHeight="251660288" behindDoc="1" locked="0" layoutInCell="1" allowOverlap="1" wp14:anchorId="634AB22C" wp14:editId="43A21C20">
                 <wp:simplePos x="0" y="0"/>
                 <wp:positionH relativeFrom="page">
-                  <wp:posOffset>245363</wp:posOffset>
+                  <wp:posOffset>224790</wp:posOffset>
                 </wp:positionH>
                 <wp:positionV relativeFrom="page">
-                  <wp:posOffset>766520</wp:posOffset>
+                  <wp:posOffset>895497</wp:posOffset>
                 </wp:positionV>
                 <wp:extent cx="7058025" cy="9145270"/>
                 <wp:effectExtent l="0" t="0" r="0" b="0"/>
@@ -20094,19 +18606,22 @@
                     </wpg:wgp>
                   </a:graphicData>
                 </a:graphic>
+                <wp14:sizeRelV relativeFrom="margin">
+                  <wp14:pctHeight>0</wp14:pctHeight>
+                </wp14:sizeRelV>
               </wp:anchor>
             </w:drawing>
           </mc:Choice>
           <mc:Fallback>
             <w:pict>
-              <v:group w14:anchorId="69A689C5" id="Group 18" o:spid="_x0000_s1026" style="position:absolute;margin-left:19.3pt;margin-top:60.35pt;width:555.75pt;height:720.1pt;z-index:-16679424;mso-wrap-distance-left:0;mso-wrap-distance-right:0;mso-position-horizontal-relative:page;mso-position-vertical-relative:page" coordsize="70580,91452" o:gfxdata="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">
-                <v:shape id="Graphic 19" o:spid="_x0000_s1027" style="position:absolute;width:70580;height:91452;visibility:visible;mso-wrap-style:square;v-text-anchor:top" coordsize="7058025,9145270" o:gfxdata="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" path="m7057644,50l6096,50,,,,9145270r6096,l6096,6146r7045452,l7051548,6788836r6083,l7057631,6146r13,-6096xe" fillcolor="#099" stroked="f">
+              <v:group w14:anchorId="746EA0A8" id="Group 18" o:spid="_x0000_s1026" style="position:absolute;margin-left:17.7pt;margin-top:70.5pt;width:555.75pt;height:720.1pt;z-index:-251656192;mso-wrap-distance-left:0;mso-wrap-distance-right:0;mso-position-horizontal-relative:page;mso-position-vertical-relative:page;mso-height-relative:margin" coordsize="70580,91452" o:gfxdata="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">
+                <v:shape id="Graphic 19" o:spid="_x0000_s1027" style="position:absolute;width:70580;height:91452;visibility:visible;mso-wrap-style:square;v-text-anchor:top" coordsize="7058025,9145270" o:gfxdata="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" path="m7057644,50l6096,50,,,,9145270r6096,l6096,6146r7045452,l7051548,6788836r6083,l7057631,6146r13,-6096xe" fillcolor="#099" stroked="f">
                   <v:path arrowok="t"/>
                 </v:shape>
-                <v:shape id="Graphic 20" o:spid="_x0000_s1028" style="position:absolute;left:4488;top:37271;width:17989;height:19888;visibility:visible;mso-wrap-style:square;v-text-anchor:top" coordsize="1798955,1988820" o:gfxdata="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" path="m1798701,l,,,1988820r1798701,l1798701,xe" stroked="f">
+                <v:shape id="Graphic 20" o:spid="_x0000_s1028" style="position:absolute;left:4488;top:37271;width:17989;height:19888;visibility:visible;mso-wrap-style:square;v-text-anchor:top" coordsize="1798955,1988820" o:gfxdata="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" path="m1798701,l,,,1988820r1798701,l1798701,xe" stroked="f">
                   <v:path arrowok="t"/>
                 </v:shape>
-                <v:shape id="Graphic 21" o:spid="_x0000_s1029" style="position:absolute;left:4488;top:37271;width:58521;height:19964;visibility:visible;mso-wrap-style:square;v-text-anchor:top" coordsize="5852160,1996439" o:gfxdata="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" path="m,1988820r1798701,l1798701,,,,,1988820xem2015363,1996440r1850009,l3865372,14986r-1850009,l2015363,1996440xem4080637,1988820r1771015,l5851652,24638r-1771015,l4080637,1988820xe" filled="f" strokecolor="#aeabab" strokeweight=".42pt">
+                <v:shape id="Graphic 21" o:spid="_x0000_s1029" style="position:absolute;left:4488;top:37271;width:58521;height:19964;visibility:visible;mso-wrap-style:square;v-text-anchor:top" coordsize="5852160,1996439" o:gfxdata="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" path="m,1988820r1798701,l1798701,,,,,1988820xem2015363,1996440r1850009,l3865372,14986r-1850009,l2015363,1996440xem4080637,1988820r1771015,l5851652,24638r-1771015,l4080637,1988820xe" filled="f" strokecolor="#aeabab" strokeweight=".42pt">
                   <v:path arrowok="t"/>
                 </v:shape>
                 <w10:wrap anchorx="page" anchory="page"/>
@@ -20115,22 +18630,6 @@
           </mc:Fallback>
         </mc:AlternateContent>
       </w:r>
-    </w:p>
-    <w:p>
-      <w:pPr>
-        <w:pStyle w:val="Corpsdetexte"/>
-        <w:rPr>
-          <w:sz w:val="24"/>
-        </w:rPr>
-      </w:pPr>
-    </w:p>
-    <w:p>
-      <w:pPr>
-        <w:pStyle w:val="Corpsdetexte"/>
-        <w:rPr>
-          <w:sz w:val="24"/>
-        </w:rPr>
-      </w:pPr>
     </w:p>
     <w:p>
       <w:pPr>
@@ -20259,23 +18758,7 @@
           <w:w w:val="105"/>
           <w:sz w:val="15"/>
         </w:rPr>
-        <w:t xml:space="preserve">L’objectif étant d’identifier les actions d’amélioration et de modéliser l'impact du </w:t>
-      </w:r>
-      <w:proofErr w:type="spellStart"/>
-      <w:r>
-        <w:rPr>
-          <w:w w:val="105"/>
-          <w:sz w:val="15"/>
-        </w:rPr>
-        <w:t>Relamping</w:t>
-      </w:r>
-      <w:proofErr w:type="spellEnd"/>
-      <w:r>
-        <w:rPr>
-          <w:w w:val="105"/>
-          <w:sz w:val="15"/>
-        </w:rPr>
-        <w:t xml:space="preserve"> préconisé.</w:t>
+        <w:t>L’objectif étant d’identifier les actions d’amélioration et de modéliser l'impact du Relamping préconisé.</w:t>
       </w:r>
     </w:p>
     <w:p>
@@ -20395,7 +18878,7 @@
         <mc:AlternateContent>
           <mc:Choice Requires="wps">
             <w:drawing>
-              <wp:anchor distT="0" distB="0" distL="0" distR="0" simplePos="0" relativeHeight="486636032" behindDoc="1" locked="0" layoutInCell="1" allowOverlap="1">
+              <wp:anchor distT="0" distB="0" distL="0" distR="0" simplePos="0" relativeHeight="251661312" behindDoc="1" locked="0" layoutInCell="1" allowOverlap="1" wp14:anchorId="3D1DBECF" wp14:editId="392DD41B">
                 <wp:simplePos x="0" y="0"/>
                 <wp:positionH relativeFrom="page">
                   <wp:posOffset>714755</wp:posOffset>
@@ -20562,12 +19045,11 @@
           </mc:Choice>
           <mc:Fallback>
             <w:pict>
-              <v:shapetype id="_x0000_t202" coordsize="21600,21600" o:spt="202" path="m,l,21600r21600,l21600,xe">
+              <v:shapetype w14:anchorId="3D1DBECF" id="_x0000_t202" coordsize="21600,21600" o:spt="202" path="m,l,21600r21600,l21600,xe">
                 <v:stroke joinstyle="miter"/>
                 <v:path gradientshapeok="t" o:connecttype="rect"/>
               </v:shapetype>
-              <v:shape id="Textbox 22" o:spid="_x0000_s1026" type="#_x0000_t202" style="position:absolute;left:0;text-align:left;margin-left:56.3pt;margin-top:122.65pt;width:102.35pt;height:17.8pt;z-index:-16680448;visibility:visible;mso-wrap-style:square;mso-wrap-distance-left:0;mso-wrap-distance-top:0;mso-wrap-distance-right:0;mso-wrap-distance-bottom:0;mso-position-horizontal:absolute;mso-position-horizontal-relative:page;mso-position-vertical:absolute;mso-position-vertical-relative:text;v-text-anchor:top" o:gfxdata="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" filled="f" stroked="f">
-                <v:path arrowok="t"/>
+              <v:shape id="Textbox 22" o:spid="_x0000_s1026" type="#_x0000_t202" style="position:absolute;left:0;text-align:left;margin-left:56.3pt;margin-top:122.65pt;width:102.35pt;height:17.8pt;z-index:-251655168;visibility:visible;mso-wrap-style:square;mso-wrap-distance-left:0;mso-wrap-distance-top:0;mso-wrap-distance-right:0;mso-wrap-distance-bottom:0;mso-position-horizontal:absolute;mso-position-horizontal-relative:page;mso-position-vertical:absolute;mso-position-vertical-relative:text;v-text-anchor:top" o:gfxdata="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" filled="f" stroked="f">
                 <v:textbox inset="0,0,0,0">
                   <w:txbxContent>
                     <w:p>
@@ -21003,7 +19485,7 @@
               <mc:AlternateContent>
                 <mc:Choice Requires="wpg">
                   <w:drawing>
-                    <wp:anchor distT="0" distB="0" distL="0" distR="0" simplePos="0" relativeHeight="486636544" behindDoc="1" locked="0" layoutInCell="1" allowOverlap="1">
+                    <wp:anchor distT="0" distB="0" distL="0" distR="0" simplePos="0" relativeHeight="251656192" behindDoc="1" locked="0" layoutInCell="1" allowOverlap="1" wp14:anchorId="2E2EDF89" wp14:editId="5742486F">
                       <wp:simplePos x="0" y="0"/>
                       <wp:positionH relativeFrom="column">
                         <wp:posOffset>0</wp:posOffset>
@@ -21086,8 +19568,8 @@
                 </mc:Choice>
                 <mc:Fallback>
                   <w:pict>
-                    <v:group w14:anchorId="065325F7" id="Group 23" o:spid="_x0000_s1026" style="position:absolute;margin-left:0;margin-top:-10.75pt;width:440.05pt;height:19.8pt;z-index:-16679936;mso-wrap-distance-left:0;mso-wrap-distance-right:0" coordsize="55886,2514" o:gfxdata="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">
-                      <v:shape id="Graphic 24" o:spid="_x0000_s1027" style="position:absolute;width:55886;height:2514;visibility:visible;mso-wrap-style:square;v-text-anchor:top" coordsize="5588635,251460" o:gfxdata="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" path="m5588254,l,,,251459r5588254,l5588254,xe" fillcolor="#099" stroked="f">
+                    <v:group w14:anchorId="6510FEFC" id="Group 23" o:spid="_x0000_s1026" style="position:absolute;margin-left:0;margin-top:-10.75pt;width:440.05pt;height:19.8pt;z-index:-251660288;mso-wrap-distance-left:0;mso-wrap-distance-right:0" coordsize="55886,2514" o:gfxdata="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">
+                      <v:shape id="Graphic 24" o:spid="_x0000_s1027" style="position:absolute;width:55886;height:2514;visibility:visible;mso-wrap-style:square;v-text-anchor:top" coordsize="5588635,251460" o:gfxdata="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" path="m5588254,l,,,251459r5588254,l5588254,xe" fillcolor="#099" stroked="f">
                         <v:path arrowok="t"/>
                       </v:shape>
                     </v:group>
@@ -21421,17 +19903,66 @@
               <w:rPr>
                 <w:rFonts w:ascii="Arial"/>
                 <w:b/>
-                <w:sz w:val="15"/>
-              </w:rPr>
-            </w:pPr>
-            <w:r>
-              <w:rPr>
-                <w:rFonts w:ascii="Arial"/>
-                <w:b/>
                 <w:spacing w:val="-2"/>
                 <w:sz w:val="15"/>
-              </w:rPr>
-              <w:t>AUTRES</w:t>
+                <w:lang w:val="en-US"/>
+              </w:rPr>
+            </w:pPr>
+            <w:r>
+              <w:rPr>
+                <w:rFonts w:ascii="Arial"/>
+                <w:b/>
+                <w:spacing w:val="-2"/>
+                <w:sz w:val="15"/>
+                <w:lang w:val="en-US"/>
+              </w:rPr>
+              <w:t>{% for eq in equipements %}</w:t>
+            </w:r>
+          </w:p>
+          <w:p>
+            <w:pPr>
+              <w:pStyle w:val="TableParagraph"/>
+              <w:spacing w:before="30" w:line="154" w:lineRule="exact"/>
+              <w:ind w:left="17"/>
+              <w:jc w:val="center"/>
+              <w:rPr>
+                <w:rFonts w:ascii="Arial"/>
+                <w:b/>
+                <w:sz w:val="15"/>
+                <w:lang w:val="en-US"/>
+              </w:rPr>
+            </w:pPr>
+            <w:r>
+              <w:rPr>
+                <w:rFonts w:ascii="Arial"/>
+                <w:b/>
+                <w:sz w:val="15"/>
+                <w:lang w:val="en-US"/>
+              </w:rPr>
+              <w:t>{{ eq.type }}</w:t>
+            </w:r>
+          </w:p>
+          <w:p>
+            <w:pPr>
+              <w:pStyle w:val="TableParagraph"/>
+              <w:spacing w:before="30" w:line="154" w:lineRule="exact"/>
+              <w:ind w:left="17"/>
+              <w:jc w:val="center"/>
+              <w:rPr>
+                <w:rFonts w:ascii="Arial"/>
+                <w:b/>
+                <w:sz w:val="15"/>
+                <w:lang w:val="en-US"/>
+              </w:rPr>
+            </w:pPr>
+            <w:r>
+              <w:rPr>
+                <w:rFonts w:ascii="Arial"/>
+                <w:b/>
+                <w:sz w:val="15"/>
+                <w:lang w:val="en-US"/>
+              </w:rPr>
+              <w:t>{% endfor %}</w:t>
             </w:r>
           </w:p>
         </w:tc>
@@ -21446,6 +19977,31 @@
           <w:p>
             <w:pPr>
               <w:pStyle w:val="TableParagraph"/>
+              <w:spacing w:before="30" w:line="154" w:lineRule="exact"/>
+              <w:ind w:left="17"/>
+              <w:jc w:val="center"/>
+              <w:rPr>
+                <w:rFonts w:ascii="Arial"/>
+                <w:b/>
+                <w:spacing w:val="-2"/>
+                <w:sz w:val="15"/>
+                <w:lang w:val="en-US"/>
+              </w:rPr>
+            </w:pPr>
+            <w:r>
+              <w:rPr>
+                <w:rFonts w:ascii="Arial"/>
+                <w:b/>
+                <w:spacing w:val="-2"/>
+                <w:sz w:val="15"/>
+                <w:lang w:val="en-US"/>
+              </w:rPr>
+              <w:t>{% for eq in equipements %}</w:t>
+            </w:r>
+          </w:p>
+          <w:p>
+            <w:pPr>
+              <w:pStyle w:val="TableParagraph"/>
               <w:spacing w:before="21" w:line="163" w:lineRule="exact"/>
               <w:ind w:left="46" w:right="1"/>
               <w:jc w:val="center"/>
@@ -21459,39 +20015,28 @@
                 <w:sz w:val="15"/>
                 <w:szCs w:val="15"/>
               </w:rPr>
-              <w:t>{</w:t>
-            </w:r>
-            <w:proofErr w:type="gramStart"/>
-            <w:r>
+              <w:t>{{ eq.puissance_unitaire }}</w:t>
+            </w:r>
+          </w:p>
+          <w:p>
+            <w:pPr>
+              <w:pStyle w:val="TableParagraph"/>
+              <w:spacing w:before="21" w:line="163" w:lineRule="exact"/>
+              <w:ind w:left="46" w:right="1"/>
+              <w:jc w:val="center"/>
               <w:rPr>
                 <w:sz w:val="15"/>
                 <w:szCs w:val="15"/>
               </w:rPr>
-              <w:t xml:space="preserve">{ </w:t>
-            </w:r>
-            <w:proofErr w:type="spellStart"/>
-            <w:r>
-              <w:rPr>
+            </w:pPr>
+            <w:r>
+              <w:rPr>
+                <w:rFonts w:ascii="Arial"/>
+                <w:b/>
                 <w:sz w:val="15"/>
-                <w:szCs w:val="15"/>
-              </w:rPr>
-              <w:t>p</w:t>
-            </w:r>
-            <w:proofErr w:type="gramEnd"/>
-            <w:r>
-              <w:rPr>
-                <w:sz w:val="15"/>
-                <w:szCs w:val="15"/>
-              </w:rPr>
-              <w:t>_unitaire</w:t>
-            </w:r>
-            <w:proofErr w:type="spellEnd"/>
-            <w:r>
-              <w:rPr>
-                <w:sz w:val="15"/>
-                <w:szCs w:val="15"/>
-              </w:rPr>
-              <w:t xml:space="preserve"> }}</w:t>
+                <w:lang w:val="en-US"/>
+              </w:rPr>
+              <w:t>{% endfor %}</w:t>
             </w:r>
           </w:p>
         </w:tc>
@@ -21506,42 +20051,67 @@
           <w:p>
             <w:pPr>
               <w:pStyle w:val="TableParagraph"/>
+              <w:spacing w:before="30" w:line="154" w:lineRule="exact"/>
+              <w:ind w:left="17"/>
+              <w:jc w:val="center"/>
+              <w:rPr>
+                <w:rFonts w:ascii="Arial"/>
+                <w:b/>
+                <w:spacing w:val="-2"/>
+                <w:sz w:val="15"/>
+                <w:lang w:val="en-US"/>
+              </w:rPr>
+            </w:pPr>
+            <w:r>
+              <w:rPr>
+                <w:rFonts w:ascii="Arial"/>
+                <w:b/>
+                <w:spacing w:val="-2"/>
+                <w:sz w:val="15"/>
+                <w:lang w:val="en-US"/>
+              </w:rPr>
+              <w:t>{% for eq in equipements %}</w:t>
+            </w:r>
+          </w:p>
+          <w:p>
+            <w:pPr>
+              <w:pStyle w:val="TableParagraph"/>
               <w:spacing w:before="21" w:line="163" w:lineRule="exact"/>
               <w:ind w:left="11" w:right="14"/>
               <w:jc w:val="center"/>
               <w:rPr>
                 <w:sz w:val="15"/>
+                <w:szCs w:val="15"/>
+                <w:lang w:val="en-US"/>
               </w:rPr>
             </w:pPr>
             <w:r>
               <w:rPr>
                 <w:sz w:val="15"/>
                 <w:szCs w:val="15"/>
-              </w:rPr>
-              <w:t>{</w:t>
-            </w:r>
-            <w:proofErr w:type="gramStart"/>
-            <w:r>
+                <w:lang w:val="en-US"/>
+              </w:rPr>
+              <w:t>{{ eq.nombre }}</w:t>
+            </w:r>
+          </w:p>
+          <w:p>
+            <w:pPr>
+              <w:pStyle w:val="TableParagraph"/>
+              <w:spacing w:before="21" w:line="163" w:lineRule="exact"/>
+              <w:ind w:left="11" w:right="14"/>
+              <w:jc w:val="center"/>
               <w:rPr>
                 <w:sz w:val="15"/>
-                <w:szCs w:val="15"/>
-              </w:rPr>
-              <w:t xml:space="preserve">{ </w:t>
-            </w:r>
-            <w:r>
-              <w:rPr>
+              </w:rPr>
+            </w:pPr>
+            <w:r>
+              <w:rPr>
+                <w:rFonts w:ascii="Arial"/>
+                <w:b/>
                 <w:sz w:val="15"/>
-                <w:szCs w:val="15"/>
-              </w:rPr>
-              <w:t>nombre</w:t>
-            </w:r>
-            <w:proofErr w:type="gramEnd"/>
-            <w:r>
-              <w:rPr>
-                <w:sz w:val="15"/>
-                <w:szCs w:val="15"/>
-              </w:rPr>
-              <w:t xml:space="preserve"> }}</w:t>
+                <w:lang w:val="en-US"/>
+              </w:rPr>
+              <w:t>{% endfor %}</w:t>
             </w:r>
           </w:p>
         </w:tc>
@@ -21556,11 +20126,37 @@
           <w:p>
             <w:pPr>
               <w:pStyle w:val="TableParagraph"/>
+              <w:spacing w:before="30" w:line="154" w:lineRule="exact"/>
+              <w:ind w:left="17"/>
+              <w:jc w:val="center"/>
+              <w:rPr>
+                <w:rFonts w:ascii="Arial"/>
+                <w:b/>
+                <w:spacing w:val="-2"/>
+                <w:sz w:val="15"/>
+                <w:lang w:val="en-US"/>
+              </w:rPr>
+            </w:pPr>
+            <w:r>
+              <w:rPr>
+                <w:rFonts w:ascii="Arial"/>
+                <w:b/>
+                <w:spacing w:val="-2"/>
+                <w:sz w:val="15"/>
+                <w:lang w:val="en-US"/>
+              </w:rPr>
+              <w:t>{% for eq in equipements %}</w:t>
+            </w:r>
+          </w:p>
+          <w:p>
+            <w:pPr>
+              <w:pStyle w:val="TableParagraph"/>
               <w:spacing w:before="21" w:line="163" w:lineRule="exact"/>
               <w:ind w:right="38"/>
               <w:jc w:val="center"/>
               <w:rPr>
                 <w:sz w:val="15"/>
+                <w:szCs w:val="15"/>
               </w:rPr>
             </w:pPr>
             <w:r>
@@ -21568,39 +20164,27 @@
                 <w:sz w:val="15"/>
                 <w:szCs w:val="15"/>
               </w:rPr>
-              <w:t>{</w:t>
-            </w:r>
-            <w:proofErr w:type="gramStart"/>
-            <w:r>
+              <w:t>{{ eq.puissance_totale }}</w:t>
+            </w:r>
+          </w:p>
+          <w:p>
+            <w:pPr>
+              <w:pStyle w:val="TableParagraph"/>
+              <w:spacing w:before="21" w:line="163" w:lineRule="exact"/>
+              <w:ind w:right="38"/>
+              <w:jc w:val="center"/>
               <w:rPr>
                 <w:sz w:val="15"/>
-                <w:szCs w:val="15"/>
-              </w:rPr>
-              <w:t xml:space="preserve">{ </w:t>
-            </w:r>
-            <w:proofErr w:type="spellStart"/>
-            <w:r>
-              <w:rPr>
+              </w:rPr>
+            </w:pPr>
+            <w:r>
+              <w:rPr>
+                <w:rFonts w:ascii="Arial"/>
+                <w:b/>
                 <w:sz w:val="15"/>
-                <w:szCs w:val="15"/>
-              </w:rPr>
-              <w:t>p</w:t>
-            </w:r>
-            <w:proofErr w:type="gramEnd"/>
-            <w:r>
-              <w:rPr>
-                <w:sz w:val="15"/>
-                <w:szCs w:val="15"/>
-              </w:rPr>
-              <w:t>_totale</w:t>
-            </w:r>
-            <w:proofErr w:type="spellEnd"/>
-            <w:r>
-              <w:rPr>
-                <w:sz w:val="15"/>
-                <w:szCs w:val="15"/>
-              </w:rPr>
-              <w:t xml:space="preserve"> }}</w:t>
+                <w:lang w:val="en-US"/>
+              </w:rPr>
+              <w:t>{% endfor %}</w:t>
             </w:r>
           </w:p>
         </w:tc>
@@ -21615,11 +20199,37 @@
           <w:p>
             <w:pPr>
               <w:pStyle w:val="TableParagraph"/>
+              <w:spacing w:before="30" w:line="154" w:lineRule="exact"/>
+              <w:ind w:left="17"/>
+              <w:jc w:val="center"/>
+              <w:rPr>
+                <w:rFonts w:ascii="Arial"/>
+                <w:b/>
+                <w:spacing w:val="-2"/>
+                <w:sz w:val="15"/>
+                <w:lang w:val="en-US"/>
+              </w:rPr>
+            </w:pPr>
+            <w:r>
+              <w:rPr>
+                <w:rFonts w:ascii="Arial"/>
+                <w:b/>
+                <w:spacing w:val="-2"/>
+                <w:sz w:val="15"/>
+                <w:lang w:val="en-US"/>
+              </w:rPr>
+              <w:t>{% for eq in equipements %}</w:t>
+            </w:r>
+          </w:p>
+          <w:p>
+            <w:pPr>
+              <w:pStyle w:val="TableParagraph"/>
               <w:spacing w:before="21" w:line="163" w:lineRule="exact"/>
               <w:ind w:left="9"/>
               <w:jc w:val="center"/>
               <w:rPr>
                 <w:sz w:val="15"/>
+                <w:szCs w:val="15"/>
               </w:rPr>
             </w:pPr>
             <w:r>
@@ -21627,39 +20237,27 @@
                 <w:sz w:val="15"/>
                 <w:szCs w:val="15"/>
               </w:rPr>
-              <w:t>{</w:t>
-            </w:r>
-            <w:proofErr w:type="gramStart"/>
-            <w:r>
+              <w:t>{{ eq.temps_utilisation }}</w:t>
+            </w:r>
+          </w:p>
+          <w:p>
+            <w:pPr>
+              <w:pStyle w:val="TableParagraph"/>
+              <w:spacing w:before="21" w:line="163" w:lineRule="exact"/>
+              <w:ind w:left="9"/>
+              <w:jc w:val="center"/>
               <w:rPr>
                 <w:sz w:val="15"/>
-                <w:szCs w:val="15"/>
-              </w:rPr>
-              <w:t xml:space="preserve">{ </w:t>
-            </w:r>
-            <w:proofErr w:type="spellStart"/>
-            <w:r>
-              <w:rPr>
+              </w:rPr>
+            </w:pPr>
+            <w:r>
+              <w:rPr>
+                <w:rFonts w:ascii="Arial"/>
+                <w:b/>
                 <w:sz w:val="15"/>
-                <w:szCs w:val="15"/>
-              </w:rPr>
-              <w:t>t</w:t>
-            </w:r>
-            <w:proofErr w:type="gramEnd"/>
-            <w:r>
-              <w:rPr>
-                <w:sz w:val="15"/>
-                <w:szCs w:val="15"/>
-              </w:rPr>
-              <w:t>_utilisation</w:t>
-            </w:r>
-            <w:proofErr w:type="spellEnd"/>
-            <w:r>
-              <w:rPr>
-                <w:sz w:val="15"/>
-                <w:szCs w:val="15"/>
-              </w:rPr>
-              <w:t xml:space="preserve"> }}</w:t>
+                <w:lang w:val="en-US"/>
+              </w:rPr>
+              <w:t>{% endfor %}</w:t>
             </w:r>
           </w:p>
         </w:tc>
@@ -21674,11 +20272,37 @@
           <w:p>
             <w:pPr>
               <w:pStyle w:val="TableParagraph"/>
+              <w:spacing w:before="30" w:line="154" w:lineRule="exact"/>
+              <w:ind w:left="17"/>
+              <w:jc w:val="center"/>
+              <w:rPr>
+                <w:rFonts w:ascii="Arial"/>
+                <w:b/>
+                <w:spacing w:val="-2"/>
+                <w:sz w:val="15"/>
+                <w:lang w:val="en-US"/>
+              </w:rPr>
+            </w:pPr>
+            <w:r>
+              <w:rPr>
+                <w:rFonts w:ascii="Arial"/>
+                <w:b/>
+                <w:spacing w:val="-2"/>
+                <w:sz w:val="15"/>
+                <w:lang w:val="en-US"/>
+              </w:rPr>
+              <w:t>{% for eq in equipements %}</w:t>
+            </w:r>
+          </w:p>
+          <w:p>
+            <w:pPr>
+              <w:pStyle w:val="TableParagraph"/>
               <w:spacing w:before="21" w:line="163" w:lineRule="exact"/>
               <w:ind w:left="18" w:right="1"/>
               <w:jc w:val="center"/>
               <w:rPr>
                 <w:sz w:val="15"/>
+                <w:szCs w:val="15"/>
               </w:rPr>
             </w:pPr>
             <w:r>
@@ -21686,40 +20310,97 @@
                 <w:sz w:val="15"/>
                 <w:szCs w:val="15"/>
               </w:rPr>
-              <w:t>{</w:t>
-            </w:r>
-            <w:proofErr w:type="gramStart"/>
+              <w:t>{{ eq.fonctionnement }}</w:t>
+            </w:r>
+          </w:p>
+          <w:p>
+            <w:pPr>
+              <w:pStyle w:val="TableParagraph"/>
+              <w:spacing w:before="21" w:line="163" w:lineRule="exact"/>
+              <w:ind w:left="18" w:right="1"/>
+              <w:jc w:val="center"/>
+              <w:rPr>
+                <w:sz w:val="15"/>
+              </w:rPr>
+            </w:pPr>
+            <w:r>
+              <w:rPr>
+                <w:rFonts w:ascii="Arial"/>
+                <w:b/>
+                <w:sz w:val="15"/>
+                <w:lang w:val="en-US"/>
+              </w:rPr>
+              <w:t>{% endfor %}</w:t>
+            </w:r>
+          </w:p>
+        </w:tc>
+        <w:tc>
+          <w:tcPr>
+            <w:tcW w:w="905" w:type="dxa"/>
+            <w:shd w:val="clear" w:color="auto" w:fill="1F4E78"/>
+          </w:tcPr>
+          <w:p>
+            <w:pPr>
+              <w:pStyle w:val="TableParagraph"/>
+              <w:spacing w:before="30" w:line="154" w:lineRule="exact"/>
+              <w:ind w:left="17"/>
+              <w:jc w:val="center"/>
+              <w:rPr>
+                <w:rFonts w:ascii="Arial"/>
+                <w:b/>
+                <w:spacing w:val="-2"/>
+                <w:sz w:val="15"/>
+                <w:lang w:val="en-US"/>
+              </w:rPr>
+            </w:pPr>
             <w:r>
               <w:rPr>
                 <w:sz w:val="15"/>
                 <w:szCs w:val="15"/>
-              </w:rPr>
-              <w:t xml:space="preserve">{ </w:t>
-            </w:r>
-            <w:proofErr w:type="spellStart"/>
-            <w:r>
-              <w:rPr>
+                <w:lang w:val="en-US"/>
+              </w:rPr>
+              <w:t xml:space="preserve">  </w:t>
+            </w:r>
+            <w:r>
+              <w:rPr>
+                <w:rFonts w:ascii="Arial"/>
+                <w:b/>
+                <w:spacing w:val="-2"/>
+                <w:sz w:val="15"/>
+                <w:lang w:val="en-US"/>
+              </w:rPr>
+              <w:t>{% for eq in equipements %}</w:t>
+            </w:r>
+          </w:p>
+          <w:p>
+            <w:pPr>
+              <w:pStyle w:val="TableParagraph"/>
+              <w:rPr>
+                <w:color w:val="FFFFFF" w:themeColor="background1"/>
                 <w:sz w:val="15"/>
                 <w:szCs w:val="15"/>
-              </w:rPr>
-              <w:t>fontionnement</w:t>
-            </w:r>
-            <w:proofErr w:type="spellEnd"/>
-            <w:proofErr w:type="gramEnd"/>
-            <w:r>
-              <w:rPr>
+                <w:lang w:val="en-US"/>
+              </w:rPr>
+            </w:pPr>
+            <w:r>
+              <w:rPr>
+                <w:color w:val="FFFFFF" w:themeColor="background1"/>
                 <w:sz w:val="15"/>
                 <w:szCs w:val="15"/>
-              </w:rPr>
-              <w:t xml:space="preserve"> }}</w:t>
-            </w:r>
-          </w:p>
-        </w:tc>
-        <w:tc>
-          <w:tcPr>
-            <w:tcW w:w="905" w:type="dxa"/>
-            <w:shd w:val="clear" w:color="auto" w:fill="1F4E78"/>
-          </w:tcPr>
+                <w:lang w:val="en-US"/>
+              </w:rPr>
+              <w:t xml:space="preserve">  </w:t>
+            </w:r>
+            <w:r>
+              <w:rPr>
+                <w:color w:val="FFFFFF" w:themeColor="background1"/>
+                <w:sz w:val="15"/>
+                <w:szCs w:val="15"/>
+                <w:lang w:val="en-US"/>
+              </w:rPr>
+              <w:t>{{ eq.w_m2 }}</w:t>
+            </w:r>
+          </w:p>
           <w:p>
             <w:pPr>
               <w:pStyle w:val="TableParagraph"/>
@@ -21728,6 +20409,15 @@
                 <w:sz w:val="14"/>
               </w:rPr>
             </w:pPr>
+            <w:r>
+              <w:rPr>
+                <w:rFonts w:ascii="Arial"/>
+                <w:b/>
+                <w:sz w:val="15"/>
+                <w:lang w:val="en-US"/>
+              </w:rPr>
+              <w:t>{% endfor %}</w:t>
+            </w:r>
           </w:p>
         </w:tc>
       </w:tr>
@@ -21910,7 +20600,6 @@
         <w:tc>
           <w:tcPr>
             <w:tcW w:w="905" w:type="dxa"/>
-            <w:vMerge w:val="restart"/>
             <w:shd w:val="clear" w:color="auto" w:fill="1F4E78"/>
           </w:tcPr>
           <w:p>
@@ -21921,410 +20610,6 @@
                 <w:rFonts w:ascii="Arial"/>
                 <w:b/>
                 <w:sz w:val="15"/>
-              </w:rPr>
-            </w:pPr>
-            <w:r>
-              <w:rPr>
-                <w:sz w:val="15"/>
-                <w:szCs w:val="15"/>
-              </w:rPr>
-              <w:t xml:space="preserve">  </w:t>
-            </w:r>
-            <w:r>
-              <w:rPr>
-                <w:color w:val="FFFFFF" w:themeColor="background1"/>
-                <w:sz w:val="15"/>
-                <w:szCs w:val="15"/>
-              </w:rPr>
-              <w:t>{{ W_m2 }}</w:t>
-            </w:r>
-            <w:bookmarkStart w:id="0" w:name="_GoBack"/>
-            <w:bookmarkEnd w:id="0"/>
-          </w:p>
-        </w:tc>
-      </w:tr>
-      <w:tr>
-        <w:trPr>
-          <w:trHeight w:val="186"/>
-        </w:trPr>
-        <w:tc>
-          <w:tcPr>
-            <w:tcW w:w="2429" w:type="dxa"/>
-            <w:tcBorders>
-              <w:top w:val="single" w:sz="4" w:space="0" w:color="ADAAAA"/>
-              <w:bottom w:val="single" w:sz="4" w:space="0" w:color="ADAAAA"/>
-            </w:tcBorders>
-          </w:tcPr>
-          <w:p>
-            <w:pPr>
-              <w:pStyle w:val="TableParagraph"/>
-              <w:spacing w:before="12" w:line="154" w:lineRule="exact"/>
-              <w:ind w:left="17"/>
-              <w:jc w:val="center"/>
-              <w:rPr>
-                <w:rFonts w:ascii="Arial"/>
-                <w:b/>
-                <w:sz w:val="15"/>
-              </w:rPr>
-            </w:pPr>
-            <w:r>
-              <w:rPr>
-                <w:rFonts w:ascii="Arial"/>
-                <w:b/>
-                <w:spacing w:val="-10"/>
-                <w:w w:val="150"/>
-                <w:sz w:val="15"/>
-              </w:rPr>
-              <w:t>-</w:t>
-            </w:r>
-          </w:p>
-        </w:tc>
-        <w:tc>
-          <w:tcPr>
-            <w:tcW w:w="1134" w:type="dxa"/>
-            <w:tcBorders>
-              <w:top w:val="single" w:sz="4" w:space="0" w:color="ADAAAA"/>
-              <w:bottom w:val="single" w:sz="4" w:space="0" w:color="ADAAAA"/>
-            </w:tcBorders>
-          </w:tcPr>
-          <w:p>
-            <w:pPr>
-              <w:pStyle w:val="TableParagraph"/>
-              <w:spacing w:before="4" w:line="163" w:lineRule="exact"/>
-              <w:ind w:left="46"/>
-              <w:jc w:val="center"/>
-              <w:rPr>
-                <w:sz w:val="15"/>
-              </w:rPr>
-            </w:pPr>
-            <w:r>
-              <w:rPr>
-                <w:spacing w:val="-10"/>
-                <w:w w:val="105"/>
-                <w:sz w:val="15"/>
-              </w:rPr>
-              <w:t>-</w:t>
-            </w:r>
-          </w:p>
-        </w:tc>
-        <w:tc>
-          <w:tcPr>
-            <w:tcW w:w="872" w:type="dxa"/>
-            <w:tcBorders>
-              <w:top w:val="single" w:sz="4" w:space="0" w:color="ADAAAA"/>
-              <w:bottom w:val="single" w:sz="4" w:space="0" w:color="ADAAAA"/>
-            </w:tcBorders>
-          </w:tcPr>
-          <w:p>
-            <w:pPr>
-              <w:pStyle w:val="TableParagraph"/>
-              <w:spacing w:before="4" w:line="163" w:lineRule="exact"/>
-              <w:ind w:left="13" w:right="14"/>
-              <w:jc w:val="center"/>
-              <w:rPr>
-                <w:sz w:val="15"/>
-              </w:rPr>
-            </w:pPr>
-            <w:r>
-              <w:rPr>
-                <w:spacing w:val="-10"/>
-                <w:w w:val="105"/>
-                <w:sz w:val="15"/>
-              </w:rPr>
-              <w:t>-</w:t>
-            </w:r>
-          </w:p>
-        </w:tc>
-        <w:tc>
-          <w:tcPr>
-            <w:tcW w:w="1093" w:type="dxa"/>
-            <w:tcBorders>
-              <w:top w:val="single" w:sz="4" w:space="0" w:color="ADAAAA"/>
-              <w:bottom w:val="single" w:sz="4" w:space="0" w:color="ADAAAA"/>
-            </w:tcBorders>
-          </w:tcPr>
-          <w:p>
-            <w:pPr>
-              <w:pStyle w:val="TableParagraph"/>
-              <w:spacing w:before="4" w:line="163" w:lineRule="exact"/>
-              <w:ind w:left="4" w:right="38"/>
-              <w:jc w:val="center"/>
-              <w:rPr>
-                <w:sz w:val="15"/>
-              </w:rPr>
-            </w:pPr>
-            <w:r>
-              <w:rPr>
-                <w:spacing w:val="-10"/>
-                <w:w w:val="105"/>
-                <w:sz w:val="15"/>
-              </w:rPr>
-              <w:t>-</w:t>
-            </w:r>
-          </w:p>
-        </w:tc>
-        <w:tc>
-          <w:tcPr>
-            <w:tcW w:w="1732" w:type="dxa"/>
-            <w:tcBorders>
-              <w:top w:val="single" w:sz="4" w:space="0" w:color="ADAAAA"/>
-              <w:bottom w:val="single" w:sz="4" w:space="0" w:color="ADAAAA"/>
-            </w:tcBorders>
-          </w:tcPr>
-          <w:p>
-            <w:pPr>
-              <w:pStyle w:val="TableParagraph"/>
-              <w:spacing w:before="4" w:line="163" w:lineRule="exact"/>
-              <w:ind w:left="9"/>
-              <w:jc w:val="center"/>
-              <w:rPr>
-                <w:sz w:val="15"/>
-              </w:rPr>
-            </w:pPr>
-            <w:r>
-              <w:rPr>
-                <w:spacing w:val="-10"/>
-                <w:w w:val="105"/>
-                <w:sz w:val="15"/>
-              </w:rPr>
-              <w:t>-</w:t>
-            </w:r>
-          </w:p>
-        </w:tc>
-        <w:tc>
-          <w:tcPr>
-            <w:tcW w:w="1539" w:type="dxa"/>
-            <w:tcBorders>
-              <w:top w:val="single" w:sz="4" w:space="0" w:color="ADAAAA"/>
-              <w:bottom w:val="single" w:sz="4" w:space="0" w:color="ADAAAA"/>
-            </w:tcBorders>
-          </w:tcPr>
-          <w:p>
-            <w:pPr>
-              <w:pStyle w:val="TableParagraph"/>
-              <w:spacing w:before="4" w:line="163" w:lineRule="exact"/>
-              <w:ind w:left="18"/>
-              <w:jc w:val="center"/>
-              <w:rPr>
-                <w:sz w:val="15"/>
-              </w:rPr>
-            </w:pPr>
-            <w:r>
-              <w:rPr>
-                <w:spacing w:val="-10"/>
-                <w:w w:val="105"/>
-                <w:sz w:val="15"/>
-              </w:rPr>
-              <w:t>-</w:t>
-            </w:r>
-          </w:p>
-        </w:tc>
-        <w:tc>
-          <w:tcPr>
-            <w:tcW w:w="905" w:type="dxa"/>
-            <w:vMerge/>
-            <w:tcBorders>
-              <w:top w:val="nil"/>
-            </w:tcBorders>
-            <w:shd w:val="clear" w:color="auto" w:fill="1F4E78"/>
-          </w:tcPr>
-          <w:p>
-            <w:pPr>
-              <w:rPr>
-                <w:sz w:val="2"/>
-                <w:szCs w:val="2"/>
-              </w:rPr>
-            </w:pPr>
-          </w:p>
-        </w:tc>
-      </w:tr>
-      <w:tr>
-        <w:trPr>
-          <w:trHeight w:val="186"/>
-        </w:trPr>
-        <w:tc>
-          <w:tcPr>
-            <w:tcW w:w="2429" w:type="dxa"/>
-            <w:tcBorders>
-              <w:top w:val="single" w:sz="4" w:space="0" w:color="ADAAAA"/>
-              <w:bottom w:val="single" w:sz="4" w:space="0" w:color="ADAAAA"/>
-            </w:tcBorders>
-          </w:tcPr>
-          <w:p>
-            <w:pPr>
-              <w:pStyle w:val="TableParagraph"/>
-              <w:spacing w:before="12" w:line="154" w:lineRule="exact"/>
-              <w:ind w:left="17"/>
-              <w:jc w:val="center"/>
-              <w:rPr>
-                <w:rFonts w:ascii="Arial"/>
-                <w:b/>
-                <w:sz w:val="15"/>
-              </w:rPr>
-            </w:pPr>
-            <w:r>
-              <w:rPr>
-                <w:rFonts w:ascii="Arial"/>
-                <w:b/>
-                <w:spacing w:val="-10"/>
-                <w:w w:val="150"/>
-                <w:sz w:val="15"/>
-              </w:rPr>
-              <w:t>-</w:t>
-            </w:r>
-          </w:p>
-        </w:tc>
-        <w:tc>
-          <w:tcPr>
-            <w:tcW w:w="1134" w:type="dxa"/>
-            <w:tcBorders>
-              <w:top w:val="single" w:sz="4" w:space="0" w:color="ADAAAA"/>
-              <w:bottom w:val="single" w:sz="4" w:space="0" w:color="ADAAAA"/>
-            </w:tcBorders>
-          </w:tcPr>
-          <w:p>
-            <w:pPr>
-              <w:pStyle w:val="TableParagraph"/>
-              <w:spacing w:before="4" w:line="163" w:lineRule="exact"/>
-              <w:ind w:left="46"/>
-              <w:jc w:val="center"/>
-              <w:rPr>
-                <w:sz w:val="15"/>
-              </w:rPr>
-            </w:pPr>
-            <w:r>
-              <w:rPr>
-                <w:spacing w:val="-10"/>
-                <w:w w:val="105"/>
-                <w:sz w:val="15"/>
-              </w:rPr>
-              <w:t>-</w:t>
-            </w:r>
-          </w:p>
-        </w:tc>
-        <w:tc>
-          <w:tcPr>
-            <w:tcW w:w="872" w:type="dxa"/>
-            <w:tcBorders>
-              <w:top w:val="single" w:sz="4" w:space="0" w:color="ADAAAA"/>
-              <w:bottom w:val="single" w:sz="4" w:space="0" w:color="ADAAAA"/>
-            </w:tcBorders>
-          </w:tcPr>
-          <w:p>
-            <w:pPr>
-              <w:pStyle w:val="TableParagraph"/>
-              <w:spacing w:before="4" w:line="163" w:lineRule="exact"/>
-              <w:ind w:left="13" w:right="14"/>
-              <w:jc w:val="center"/>
-              <w:rPr>
-                <w:sz w:val="15"/>
-              </w:rPr>
-            </w:pPr>
-            <w:r>
-              <w:rPr>
-                <w:spacing w:val="-10"/>
-                <w:w w:val="105"/>
-                <w:sz w:val="15"/>
-              </w:rPr>
-              <w:t>-</w:t>
-            </w:r>
-          </w:p>
-        </w:tc>
-        <w:tc>
-          <w:tcPr>
-            <w:tcW w:w="1093" w:type="dxa"/>
-            <w:tcBorders>
-              <w:top w:val="single" w:sz="4" w:space="0" w:color="ADAAAA"/>
-              <w:bottom w:val="single" w:sz="4" w:space="0" w:color="ADAAAA"/>
-            </w:tcBorders>
-          </w:tcPr>
-          <w:p>
-            <w:pPr>
-              <w:pStyle w:val="TableParagraph"/>
-              <w:spacing w:before="4" w:line="163" w:lineRule="exact"/>
-              <w:ind w:left="4" w:right="38"/>
-              <w:jc w:val="center"/>
-              <w:rPr>
-                <w:sz w:val="15"/>
-              </w:rPr>
-            </w:pPr>
-            <w:r>
-              <w:rPr>
-                <w:spacing w:val="-10"/>
-                <w:w w:val="105"/>
-                <w:sz w:val="15"/>
-              </w:rPr>
-              <w:t>-</w:t>
-            </w:r>
-          </w:p>
-        </w:tc>
-        <w:tc>
-          <w:tcPr>
-            <w:tcW w:w="1732" w:type="dxa"/>
-            <w:tcBorders>
-              <w:top w:val="single" w:sz="4" w:space="0" w:color="ADAAAA"/>
-              <w:bottom w:val="single" w:sz="4" w:space="0" w:color="ADAAAA"/>
-            </w:tcBorders>
-          </w:tcPr>
-          <w:p>
-            <w:pPr>
-              <w:pStyle w:val="TableParagraph"/>
-              <w:spacing w:before="4" w:line="163" w:lineRule="exact"/>
-              <w:ind w:left="9"/>
-              <w:jc w:val="center"/>
-              <w:rPr>
-                <w:sz w:val="15"/>
-              </w:rPr>
-            </w:pPr>
-            <w:r>
-              <w:rPr>
-                <w:spacing w:val="-10"/>
-                <w:w w:val="105"/>
-                <w:sz w:val="15"/>
-              </w:rPr>
-              <w:t>-</w:t>
-            </w:r>
-          </w:p>
-        </w:tc>
-        <w:tc>
-          <w:tcPr>
-            <w:tcW w:w="1539" w:type="dxa"/>
-            <w:tcBorders>
-              <w:top w:val="single" w:sz="4" w:space="0" w:color="ADAAAA"/>
-              <w:bottom w:val="single" w:sz="4" w:space="0" w:color="ADAAAA"/>
-            </w:tcBorders>
-          </w:tcPr>
-          <w:p>
-            <w:pPr>
-              <w:pStyle w:val="TableParagraph"/>
-              <w:spacing w:before="4" w:line="163" w:lineRule="exact"/>
-              <w:ind w:left="18"/>
-              <w:jc w:val="center"/>
-              <w:rPr>
-                <w:sz w:val="15"/>
-              </w:rPr>
-            </w:pPr>
-            <w:r>
-              <w:rPr>
-                <w:spacing w:val="-10"/>
-                <w:w w:val="105"/>
-                <w:sz w:val="15"/>
-              </w:rPr>
-              <w:t>-</w:t>
-            </w:r>
-          </w:p>
-        </w:tc>
-        <w:tc>
-          <w:tcPr>
-            <w:tcW w:w="905" w:type="dxa"/>
-            <w:shd w:val="clear" w:color="auto" w:fill="1F4E78"/>
-          </w:tcPr>
-          <w:p>
-            <w:pPr>
-              <w:pStyle w:val="TableParagraph"/>
-              <w:rPr>
-                <w:rFonts w:ascii="Times New Roman"/>
-                <w:sz w:val="12"/>
               </w:rPr>
             </w:pPr>
           </w:p>
@@ -22409,33 +20694,7 @@
                 <w:sz w:val="15"/>
                 <w:szCs w:val="15"/>
               </w:rPr>
-              <w:t>{</w:t>
-            </w:r>
-            <w:proofErr w:type="gramStart"/>
-            <w:r>
-              <w:rPr>
-                <w:color w:val="FFFFFF" w:themeColor="background1"/>
-                <w:sz w:val="15"/>
-                <w:szCs w:val="15"/>
-              </w:rPr>
-              <w:t xml:space="preserve">{ </w:t>
-            </w:r>
-            <w:r>
-              <w:rPr>
-                <w:color w:val="FFFFFF" w:themeColor="background1"/>
-                <w:sz w:val="15"/>
-                <w:szCs w:val="15"/>
-              </w:rPr>
-              <w:t>nombre</w:t>
-            </w:r>
-            <w:proofErr w:type="gramEnd"/>
-            <w:r>
-              <w:rPr>
-                <w:color w:val="FFFFFF" w:themeColor="background1"/>
-                <w:sz w:val="15"/>
-                <w:szCs w:val="15"/>
-              </w:rPr>
-              <w:t xml:space="preserve"> }}</w:t>
+              <w:t>{{ total_nombre }}</w:t>
             </w:r>
           </w:p>
         </w:tc>
@@ -22454,9 +20713,8 @@
               <w:ind w:right="38"/>
               <w:jc w:val="center"/>
               <w:rPr>
-                <w:rFonts w:ascii="Arial"/>
-                <w:b/>
                 <w:sz w:val="15"/>
+                <w:szCs w:val="15"/>
               </w:rPr>
             </w:pPr>
             <w:r>
@@ -22465,43 +20723,7 @@
                 <w:sz w:val="15"/>
                 <w:szCs w:val="15"/>
               </w:rPr>
-              <w:t>{</w:t>
-            </w:r>
-            <w:proofErr w:type="gramStart"/>
-            <w:r>
-              <w:rPr>
-                <w:color w:val="FFFFFF" w:themeColor="background1"/>
-                <w:sz w:val="15"/>
-                <w:szCs w:val="15"/>
-              </w:rPr>
-              <w:t xml:space="preserve">{ </w:t>
-            </w:r>
-            <w:proofErr w:type="spellStart"/>
-            <w:r>
-              <w:rPr>
-                <w:color w:val="FFFFFF" w:themeColor="background1"/>
-                <w:sz w:val="15"/>
-                <w:szCs w:val="15"/>
-              </w:rPr>
-              <w:t>p</w:t>
-            </w:r>
-            <w:proofErr w:type="gramEnd"/>
-            <w:r>
-              <w:rPr>
-                <w:color w:val="FFFFFF" w:themeColor="background1"/>
-                <w:sz w:val="15"/>
-                <w:szCs w:val="15"/>
-              </w:rPr>
-              <w:t>_totale</w:t>
-            </w:r>
-            <w:proofErr w:type="spellEnd"/>
-            <w:r>
-              <w:rPr>
-                <w:color w:val="FFFFFF" w:themeColor="background1"/>
-                <w:sz w:val="15"/>
-                <w:szCs w:val="15"/>
-              </w:rPr>
-              <w:t xml:space="preserve"> }}</w:t>
+              <w:t>{{ total_puissance_totale }}</w:t>
             </w:r>
           </w:p>
         </w:tc>
@@ -22531,43 +20753,7 @@
                 <w:sz w:val="15"/>
                 <w:szCs w:val="15"/>
               </w:rPr>
-              <w:t>{</w:t>
-            </w:r>
-            <w:proofErr w:type="gramStart"/>
-            <w:r>
-              <w:rPr>
-                <w:color w:val="FFFFFF" w:themeColor="background1"/>
-                <w:sz w:val="15"/>
-                <w:szCs w:val="15"/>
-              </w:rPr>
-              <w:t xml:space="preserve">{ </w:t>
-            </w:r>
-            <w:proofErr w:type="spellStart"/>
-            <w:r>
-              <w:rPr>
-                <w:color w:val="FFFFFF" w:themeColor="background1"/>
-                <w:sz w:val="15"/>
-                <w:szCs w:val="15"/>
-              </w:rPr>
-              <w:t>t</w:t>
-            </w:r>
-            <w:proofErr w:type="gramEnd"/>
-            <w:r>
-              <w:rPr>
-                <w:color w:val="FFFFFF" w:themeColor="background1"/>
-                <w:sz w:val="15"/>
-                <w:szCs w:val="15"/>
-              </w:rPr>
-              <w:t>_utilisation</w:t>
-            </w:r>
-            <w:proofErr w:type="spellEnd"/>
-            <w:r>
-              <w:rPr>
-                <w:color w:val="FFFFFF" w:themeColor="background1"/>
-                <w:sz w:val="15"/>
-                <w:szCs w:val="15"/>
-              </w:rPr>
-              <w:t xml:space="preserve"> }}</w:t>
+              <w:t>{{ total_temps_utilisation }}</w:t>
             </w:r>
           </w:p>
         </w:tc>
@@ -22623,6 +20809,139 @@
     <w:p>
       <w:pPr>
         <w:pStyle w:val="Corpsdetexte"/>
+        <w:tabs>
+          <w:tab w:val="left" w:pos="1530"/>
+          <w:tab w:val="left" w:pos="3375"/>
+          <w:tab w:val="left" w:pos="4695"/>
+          <w:tab w:val="left" w:pos="7830"/>
+        </w:tabs>
+        <w:rPr>
+          <w:sz w:val="15"/>
+        </w:rPr>
+      </w:pPr>
+      <w:r>
+        <w:rPr>
+          <w:sz w:val="15"/>
+        </w:rPr>
+        <w:tab/>
+      </w:r>
+      <w:r>
+        <w:rPr>
+          <w:sz w:val="15"/>
+        </w:rPr>
+        <w:t xml:space="preserve">       </w:t>
+      </w:r>
+      <w:r>
+        <w:rPr>
+          <w:sz w:val="15"/>
+        </w:rPr>
+        <w:tab/>
+      </w:r>
+      <w:r>
+        <w:rPr>
+          <w:sz w:val="15"/>
+        </w:rPr>
+        <w:tab/>
+        <w:t xml:space="preserve">        </w:t>
+      </w:r>
+      <w:r>
+        <w:rPr>
+          <w:sz w:val="15"/>
+        </w:rPr>
+        <w:tab/>
+        <w:t xml:space="preserve">       </w:t>
+      </w:r>
+    </w:p>
+    <w:p>
+      <w:pPr>
+        <w:pStyle w:val="Corpsdetexte"/>
+        <w:tabs>
+          <w:tab w:val="left" w:pos="1545"/>
+        </w:tabs>
+        <w:rPr>
+          <w:sz w:val="15"/>
+        </w:rPr>
+      </w:pPr>
+      <w:r>
+        <w:rPr>
+          <w:sz w:val="15"/>
+        </w:rPr>
+        <w:tab/>
+      </w:r>
+    </w:p>
+    <w:p>
+      <w:pPr>
+        <w:pStyle w:val="Corpsdetexte"/>
+        <w:tabs>
+          <w:tab w:val="left" w:pos="1677"/>
+          <w:tab w:val="left" w:pos="1777"/>
+          <w:tab w:val="left" w:pos="2022"/>
+          <w:tab w:val="left" w:pos="2206"/>
+          <w:tab w:val="left" w:pos="4826"/>
+          <w:tab w:val="left" w:pos="7975"/>
+        </w:tabs>
+        <w:rPr>
+          <w:sz w:val="15"/>
+        </w:rPr>
+      </w:pPr>
+      <w:r>
+        <w:rPr>
+          <w:sz w:val="15"/>
+        </w:rPr>
+        <w:tab/>
+      </w:r>
+      <w:r>
+        <w:rPr>
+          <w:sz w:val="15"/>
+        </w:rPr>
+        <w:t>{{ image_1 }}</w:t>
+      </w:r>
+      <w:r>
+        <w:rPr>
+          <w:sz w:val="15"/>
+        </w:rPr>
+        <w:tab/>
+      </w:r>
+      <w:r>
+        <w:rPr>
+          <w:sz w:val="15"/>
+        </w:rPr>
+        <w:t>{{ image_2 }}</w:t>
+      </w:r>
+      <w:r>
+        <w:rPr>
+          <w:sz w:val="15"/>
+        </w:rPr>
+        <w:tab/>
+      </w:r>
+      <w:r>
+        <w:rPr>
+          <w:sz w:val="15"/>
+        </w:rPr>
+        <w:t>{{ image_3 }}</w:t>
+      </w:r>
+      <w:r>
+        <w:rPr>
+          <w:sz w:val="15"/>
+        </w:rPr>
+        <w:tab/>
+      </w:r>
+      <w:r>
+        <w:rPr>
+          <w:sz w:val="15"/>
+        </w:rPr>
+        <w:tab/>
+      </w:r>
+      <w:r>
+        <w:rPr>
+          <w:sz w:val="15"/>
+        </w:rPr>
+        <w:tab/>
+      </w:r>
+    </w:p>
+    <w:p>
+      <w:pPr>
+        <w:pStyle w:val="Corpsdetexte"/>
         <w:rPr>
           <w:sz w:val="15"/>
         </w:rPr>
@@ -22631,6 +20950,37 @@
     <w:p>
       <w:pPr>
         <w:pStyle w:val="Corpsdetexte"/>
+        <w:tabs>
+          <w:tab w:val="left" w:pos="1593"/>
+          <w:tab w:val="left" w:pos="4856"/>
+          <w:tab w:val="left" w:pos="7935"/>
+        </w:tabs>
+        <w:rPr>
+          <w:sz w:val="15"/>
+        </w:rPr>
+      </w:pPr>
+      <w:r>
+        <w:rPr>
+          <w:sz w:val="15"/>
+        </w:rPr>
+        <w:tab/>
+      </w:r>
+      <w:r>
+        <w:rPr>
+          <w:sz w:val="15"/>
+        </w:rPr>
+        <w:tab/>
+      </w:r>
+      <w:r>
+        <w:rPr>
+          <w:sz w:val="15"/>
+        </w:rPr>
+        <w:tab/>
+      </w:r>
+    </w:p>
+    <w:p>
+      <w:pPr>
+        <w:pStyle w:val="Corpsdetexte"/>
         <w:rPr>
           <w:sz w:val="15"/>
         </w:rPr>
@@ -22703,6 +21053,7 @@
     <w:p>
       <w:pPr>
         <w:pStyle w:val="Corpsdetexte"/>
+        <w:spacing w:before="163"/>
         <w:rPr>
           <w:sz w:val="15"/>
         </w:rPr>
@@ -22711,86 +21062,7 @@
     <w:p>
       <w:pPr>
         <w:pStyle w:val="Corpsdetexte"/>
-        <w:rPr>
-          <w:sz w:val="15"/>
-        </w:rPr>
-      </w:pPr>
-    </w:p>
-    <w:p>
-      <w:pPr>
-        <w:pStyle w:val="Corpsdetexte"/>
-        <w:rPr>
-          <w:sz w:val="15"/>
-        </w:rPr>
-      </w:pPr>
-    </w:p>
-    <w:p>
-      <w:pPr>
-        <w:pStyle w:val="Corpsdetexte"/>
-        <w:rPr>
-          <w:sz w:val="15"/>
-        </w:rPr>
-      </w:pPr>
-    </w:p>
-    <w:p>
-      <w:pPr>
-        <w:pStyle w:val="Corpsdetexte"/>
-        <w:rPr>
-          <w:sz w:val="15"/>
-        </w:rPr>
-      </w:pPr>
-    </w:p>
-    <w:p>
-      <w:pPr>
-        <w:pStyle w:val="Corpsdetexte"/>
-        <w:rPr>
-          <w:sz w:val="15"/>
-        </w:rPr>
-      </w:pPr>
-    </w:p>
-    <w:p>
-      <w:pPr>
-        <w:pStyle w:val="Corpsdetexte"/>
-        <w:rPr>
-          <w:sz w:val="15"/>
-        </w:rPr>
-      </w:pPr>
-    </w:p>
-    <w:p>
-      <w:pPr>
-        <w:pStyle w:val="Corpsdetexte"/>
-        <w:rPr>
-          <w:sz w:val="15"/>
-        </w:rPr>
-      </w:pPr>
-    </w:p>
-    <w:p>
-      <w:pPr>
-        <w:pStyle w:val="Corpsdetexte"/>
-        <w:rPr>
-          <w:sz w:val="15"/>
-        </w:rPr>
-      </w:pPr>
-    </w:p>
-    <w:p>
-      <w:pPr>
-        <w:pStyle w:val="Corpsdetexte"/>
-        <w:rPr>
-          <w:sz w:val="15"/>
-        </w:rPr>
-      </w:pPr>
-    </w:p>
-    <w:p>
-      <w:pPr>
-        <w:pStyle w:val="Corpsdetexte"/>
-        <w:rPr>
-          <w:sz w:val="15"/>
-        </w:rPr>
-      </w:pPr>
-    </w:p>
-    <w:p>
-      <w:pPr>
-        <w:pStyle w:val="Corpsdetexte"/>
+        <w:spacing w:before="163"/>
         <w:rPr>
           <w:sz w:val="15"/>
         </w:rPr>
@@ -23287,24 +21559,15 @@
                 <w:sz w:val="15"/>
                 <w:szCs w:val="15"/>
               </w:rPr>
-              <w:t>{</w:t>
-            </w:r>
-            <w:proofErr w:type="gramStart"/>
+              <w:t xml:space="preserve">{{ </w:t>
+            </w:r>
             <w:r>
               <w:rPr>
                 <w:sz w:val="15"/>
                 <w:szCs w:val="15"/>
               </w:rPr>
-              <w:t xml:space="preserve">{ </w:t>
-            </w:r>
-            <w:r>
-              <w:rPr>
-                <w:sz w:val="15"/>
-                <w:szCs w:val="15"/>
-              </w:rPr>
               <w:t>bâtiments</w:t>
             </w:r>
-            <w:proofErr w:type="gramEnd"/>
             <w:r>
               <w:rPr>
                 <w:sz w:val="15"/>
@@ -23414,33 +21677,15 @@
                 <w:sz w:val="15"/>
                 <w:szCs w:val="15"/>
               </w:rPr>
-              <w:t>{</w:t>
-            </w:r>
-            <w:proofErr w:type="gramStart"/>
+              <w:t xml:space="preserve">{{ </w:t>
+            </w:r>
             <w:r>
               <w:rPr>
                 <w:sz w:val="15"/>
                 <w:szCs w:val="15"/>
               </w:rPr>
-              <w:t xml:space="preserve">{ </w:t>
-            </w:r>
-            <w:proofErr w:type="spellStart"/>
-            <w:r>
-              <w:rPr>
-                <w:sz w:val="15"/>
-                <w:szCs w:val="15"/>
-              </w:rPr>
-              <w:t>secteur</w:t>
-            </w:r>
-            <w:proofErr w:type="gramEnd"/>
-            <w:r>
-              <w:rPr>
-                <w:sz w:val="15"/>
-                <w:szCs w:val="15"/>
-              </w:rPr>
-              <w:t>_etude</w:t>
-            </w:r>
-            <w:proofErr w:type="spellEnd"/>
+              <w:t>secteur_etude</w:t>
+            </w:r>
             <w:r>
               <w:rPr>
                 <w:sz w:val="15"/>
@@ -23569,33 +21814,15 @@
                 <w:sz w:val="15"/>
                 <w:szCs w:val="15"/>
               </w:rPr>
-              <w:t>{</w:t>
-            </w:r>
-            <w:proofErr w:type="gramStart"/>
+              <w:t xml:space="preserve">{{ </w:t>
+            </w:r>
             <w:r>
               <w:rPr>
                 <w:sz w:val="15"/>
                 <w:szCs w:val="15"/>
               </w:rPr>
-              <w:t xml:space="preserve">{ </w:t>
-            </w:r>
-            <w:proofErr w:type="spellStart"/>
-            <w:r>
-              <w:rPr>
-                <w:sz w:val="15"/>
-                <w:szCs w:val="15"/>
-              </w:rPr>
-              <w:t>seuil</w:t>
-            </w:r>
-            <w:proofErr w:type="gramEnd"/>
-            <w:r>
-              <w:rPr>
-                <w:sz w:val="15"/>
-                <w:szCs w:val="15"/>
-              </w:rPr>
-              <w:t>_reglementaire</w:t>
-            </w:r>
-            <w:proofErr w:type="spellEnd"/>
+              <w:t>seuil_reglementaire</w:t>
+            </w:r>
             <w:r>
               <w:rPr>
                 <w:sz w:val="15"/>
@@ -23695,33 +21922,15 @@
                 <w:sz w:val="15"/>
                 <w:szCs w:val="15"/>
               </w:rPr>
-              <w:t>{</w:t>
-            </w:r>
-            <w:proofErr w:type="gramStart"/>
+              <w:t xml:space="preserve">{{ </w:t>
+            </w:r>
             <w:r>
               <w:rPr>
                 <w:sz w:val="15"/>
                 <w:szCs w:val="15"/>
               </w:rPr>
-              <w:t xml:space="preserve">{ </w:t>
-            </w:r>
-            <w:proofErr w:type="spellStart"/>
-            <w:r>
-              <w:rPr>
-                <w:sz w:val="15"/>
-                <w:szCs w:val="15"/>
-              </w:rPr>
-              <w:t>puissance</w:t>
-            </w:r>
-            <w:proofErr w:type="gramEnd"/>
-            <w:r>
-              <w:rPr>
-                <w:sz w:val="15"/>
-                <w:szCs w:val="15"/>
-              </w:rPr>
-              <w:t>_installée</w:t>
-            </w:r>
-            <w:proofErr w:type="spellEnd"/>
+              <w:t>puissance_installée</w:t>
+            </w:r>
             <w:r>
               <w:rPr>
                 <w:sz w:val="15"/>
@@ -23831,33 +22040,15 @@
                 <w:sz w:val="15"/>
                 <w:szCs w:val="15"/>
               </w:rPr>
-              <w:t>{</w:t>
-            </w:r>
-            <w:proofErr w:type="gramStart"/>
+              <w:t xml:space="preserve">{{ </w:t>
+            </w:r>
             <w:r>
               <w:rPr>
                 <w:sz w:val="15"/>
                 <w:szCs w:val="15"/>
               </w:rPr>
-              <w:t xml:space="preserve">{ </w:t>
-            </w:r>
-            <w:proofErr w:type="spellStart"/>
-            <w:r>
-              <w:rPr>
-                <w:sz w:val="15"/>
-                <w:szCs w:val="15"/>
-              </w:rPr>
-              <w:t>consommation</w:t>
-            </w:r>
-            <w:proofErr w:type="gramEnd"/>
-            <w:r>
-              <w:rPr>
-                <w:sz w:val="15"/>
-                <w:szCs w:val="15"/>
-              </w:rPr>
-              <w:t>_energie</w:t>
-            </w:r>
-            <w:proofErr w:type="spellEnd"/>
+              <w:t>consommation_energie</w:t>
+            </w:r>
             <w:r>
               <w:rPr>
                 <w:sz w:val="15"/>
@@ -23910,8 +22101,283 @@
     <w:p>
       <w:pPr>
         <w:pStyle w:val="Corpsdetexte"/>
+        <w:spacing w:before="101"/>
         <w:rPr>
           <w:sz w:val="15"/>
+        </w:rPr>
+      </w:pPr>
+    </w:p>
+    <w:p>
+      <w:pPr>
+        <w:pStyle w:val="Paragraphedeliste"/>
+        <w:numPr>
+          <w:ilvl w:val="0"/>
+          <w:numId w:val="2"/>
+        </w:numPr>
+        <w:tabs>
+          <w:tab w:val="left" w:pos="787"/>
+        </w:tabs>
+        <w:spacing w:before="1"/>
+        <w:ind w:hanging="242"/>
+        <w:rPr>
+          <w:rFonts w:ascii="Arial"/>
+          <w:b/>
+          <w:sz w:val="15"/>
+        </w:rPr>
+      </w:pPr>
+      <w:r>
+        <w:rPr>
+          <w:rFonts w:ascii="Arial"/>
+          <w:b/>
+          <w:color w:val="1F4E78"/>
+          <w:w w:val="85"/>
+          <w:sz w:val="15"/>
+        </w:rPr>
+        <w:t>ETAT</w:t>
+      </w:r>
+      <w:r>
+        <w:rPr>
+          <w:rFonts w:ascii="Arial"/>
+          <w:b/>
+          <w:color w:val="1F4E78"/>
+          <w:sz w:val="15"/>
+        </w:rPr>
+        <w:t xml:space="preserve"> </w:t>
+      </w:r>
+      <w:r>
+        <w:rPr>
+          <w:rFonts w:ascii="Arial"/>
+          <w:b/>
+          <w:color w:val="1F4E78"/>
+          <w:spacing w:val="-2"/>
+          <w:w w:val="95"/>
+          <w:sz w:val="15"/>
+        </w:rPr>
+        <w:t>PROJETE</w:t>
+      </w:r>
+    </w:p>
+    <w:p>
+      <w:pPr>
+        <w:pStyle w:val="Corpsdetexte"/>
+        <w:rPr>
+          <w:rFonts w:ascii="Arial"/>
+          <w:b/>
+          <w:sz w:val="10"/>
+        </w:rPr>
+      </w:pPr>
+    </w:p>
+    <w:p>
+      <w:pPr>
+        <w:pStyle w:val="Corpsdetexte"/>
+        <w:spacing w:before="53"/>
+        <w:rPr>
+          <w:rFonts w:ascii="Arial"/>
+          <w:b/>
+          <w:sz w:val="10"/>
+        </w:rPr>
+      </w:pPr>
+    </w:p>
+    <w:p>
+      <w:pPr>
+        <w:spacing w:before="1" w:line="249" w:lineRule="auto"/>
+        <w:ind w:left="537" w:right="4228"/>
+        <w:rPr>
+          <w:sz w:val="10"/>
+        </w:rPr>
+      </w:pPr>
+      <w:r>
+        <w:rPr>
+          <w:sz w:val="10"/>
+        </w:rPr>
+        <w:t>Cette section porte sur le résultat de l'état projeté, les caractéristiques techniques des luminaires modélisés, ainsi que les indicateurs évalués</w:t>
+      </w:r>
+      <w:r>
+        <w:rPr>
+          <w:spacing w:val="40"/>
+          <w:sz w:val="10"/>
+        </w:rPr>
+        <w:t xml:space="preserve"> </w:t>
+      </w:r>
+      <w:r>
+        <w:rPr>
+          <w:sz w:val="10"/>
+        </w:rPr>
+        <w:t>L’objectif étant d'évaluer l'impact des luminaires préconisés sur :</w:t>
+      </w:r>
+    </w:p>
+    <w:p>
+      <w:pPr>
+        <w:pStyle w:val="Paragraphedeliste"/>
+        <w:numPr>
+          <w:ilvl w:val="0"/>
+          <w:numId w:val="1"/>
+        </w:numPr>
+        <w:tabs>
+          <w:tab w:val="left" w:pos="611"/>
+        </w:tabs>
+        <w:ind w:left="611" w:hanging="74"/>
+        <w:rPr>
+          <w:sz w:val="10"/>
+        </w:rPr>
+      </w:pPr>
+      <w:r>
+        <w:rPr>
+          <w:spacing w:val="-2"/>
+          <w:sz w:val="10"/>
+        </w:rPr>
+        <w:t>le</w:t>
+      </w:r>
+      <w:r>
+        <w:rPr>
+          <w:spacing w:val="12"/>
+          <w:sz w:val="10"/>
+        </w:rPr>
+        <w:t xml:space="preserve"> </w:t>
+      </w:r>
+      <w:r>
+        <w:rPr>
+          <w:spacing w:val="-2"/>
+          <w:sz w:val="10"/>
+        </w:rPr>
+        <w:t>confort</w:t>
+      </w:r>
+      <w:r>
+        <w:rPr>
+          <w:spacing w:val="12"/>
+          <w:sz w:val="10"/>
+        </w:rPr>
+        <w:t xml:space="preserve"> </w:t>
+      </w:r>
+      <w:r>
+        <w:rPr>
+          <w:spacing w:val="-2"/>
+          <w:sz w:val="10"/>
+        </w:rPr>
+        <w:t>visuel</w:t>
+      </w:r>
+      <w:r>
+        <w:rPr>
+          <w:spacing w:val="13"/>
+          <w:sz w:val="10"/>
+        </w:rPr>
+        <w:t xml:space="preserve"> </w:t>
+      </w:r>
+      <w:r>
+        <w:rPr>
+          <w:spacing w:val="-2"/>
+          <w:sz w:val="10"/>
+        </w:rPr>
+        <w:t>(Coefficient</w:t>
+      </w:r>
+      <w:r>
+        <w:rPr>
+          <w:spacing w:val="12"/>
+          <w:sz w:val="10"/>
+        </w:rPr>
+        <w:t xml:space="preserve"> </w:t>
+      </w:r>
+      <w:r>
+        <w:rPr>
+          <w:spacing w:val="-5"/>
+          <w:sz w:val="10"/>
+        </w:rPr>
+        <w:t>U0)</w:t>
+      </w:r>
+    </w:p>
+    <w:p>
+      <w:pPr>
+        <w:pStyle w:val="Paragraphedeliste"/>
+        <w:numPr>
+          <w:ilvl w:val="0"/>
+          <w:numId w:val="1"/>
+        </w:numPr>
+        <w:tabs>
+          <w:tab w:val="left" w:pos="611"/>
+        </w:tabs>
+        <w:spacing w:before="4"/>
+        <w:ind w:left="611" w:hanging="74"/>
+        <w:rPr>
+          <w:sz w:val="10"/>
+        </w:rPr>
+      </w:pPr>
+      <w:r>
+        <w:rPr>
+          <w:spacing w:val="-2"/>
+          <w:sz w:val="10"/>
+        </w:rPr>
+        <w:t>Le</w:t>
+      </w:r>
+      <w:r>
+        <w:rPr>
+          <w:spacing w:val="12"/>
+          <w:sz w:val="10"/>
+        </w:rPr>
+        <w:t xml:space="preserve"> </w:t>
+      </w:r>
+      <w:r>
+        <w:rPr>
+          <w:spacing w:val="-2"/>
+          <w:sz w:val="10"/>
+        </w:rPr>
+        <w:t>niveau</w:t>
+      </w:r>
+      <w:r>
+        <w:rPr>
+          <w:spacing w:val="12"/>
+          <w:sz w:val="10"/>
+        </w:rPr>
+        <w:t xml:space="preserve"> </w:t>
+      </w:r>
+      <w:r>
+        <w:rPr>
+          <w:spacing w:val="-2"/>
+          <w:sz w:val="10"/>
+        </w:rPr>
+        <w:t>d'éclairement</w:t>
+      </w:r>
+      <w:r>
+        <w:rPr>
+          <w:spacing w:val="11"/>
+          <w:sz w:val="10"/>
+        </w:rPr>
+        <w:t xml:space="preserve"> </w:t>
+      </w:r>
+      <w:r>
+        <w:rPr>
+          <w:spacing w:val="-2"/>
+          <w:sz w:val="10"/>
+        </w:rPr>
+        <w:t>moyen</w:t>
+      </w:r>
+      <w:r>
+        <w:rPr>
+          <w:spacing w:val="12"/>
+          <w:sz w:val="10"/>
+        </w:rPr>
+        <w:t xml:space="preserve"> </w:t>
+      </w:r>
+      <w:r>
+        <w:rPr>
+          <w:spacing w:val="-4"/>
+          <w:sz w:val="10"/>
+        </w:rPr>
+        <w:t>(Lux)</w:t>
+      </w:r>
+    </w:p>
+    <w:p>
+      <w:pPr>
+        <w:pStyle w:val="Paragraphedeliste"/>
+        <w:numPr>
+          <w:ilvl w:val="0"/>
+          <w:numId w:val="1"/>
+        </w:numPr>
+        <w:tabs>
+          <w:tab w:val="left" w:pos="611"/>
+        </w:tabs>
+        <w:spacing w:before="5"/>
+        <w:ind w:left="611" w:hanging="74"/>
+        <w:rPr>
+          <w:sz w:val="10"/>
         </w:rPr>
       </w:pPr>
       <w:r>
@@ -23920,17 +22386,16 @@
           <w:sz w:val="15"/>
           <w:lang w:eastAsia="fr-FR"/>
         </w:rPr>
-        <w:lastRenderedPageBreak/>
         <mc:AlternateContent>
           <mc:Choice Requires="wpg">
             <w:drawing>
-              <wp:anchor distT="0" distB="0" distL="0" distR="0" simplePos="0" relativeHeight="486639104" behindDoc="1" locked="0" layoutInCell="1" allowOverlap="1">
+              <wp:anchor distT="0" distB="0" distL="0" distR="0" simplePos="0" relativeHeight="251655168" behindDoc="1" locked="0" layoutInCell="1" allowOverlap="1" wp14:anchorId="24E1B6F9" wp14:editId="02353079">
                 <wp:simplePos x="0" y="0"/>
                 <wp:positionH relativeFrom="page">
-                  <wp:posOffset>225552</wp:posOffset>
+                  <wp:posOffset>225425</wp:posOffset>
                 </wp:positionH>
                 <wp:positionV relativeFrom="page">
-                  <wp:posOffset>716229</wp:posOffset>
+                  <wp:posOffset>1228725</wp:posOffset>
                 </wp:positionV>
                 <wp:extent cx="7100570" cy="9249410"/>
                 <wp:effectExtent l="0" t="0" r="0" b="0"/>
@@ -24110,14 +22575,14 @@
           </mc:Choice>
           <mc:Fallback>
             <w:pict>
-              <v:group w14:anchorId="2860853F" id="Group 27" o:spid="_x0000_s1026" style="position:absolute;margin-left:17.75pt;margin-top:56.4pt;width:559.1pt;height:728.3pt;z-index:-16677376;mso-wrap-distance-left:0;mso-wrap-distance-right:0;mso-position-horizontal-relative:page;mso-position-vertical-relative:page" coordsize="71005,92494" o:gfxdata="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">
-                <v:shape id="Graphic 28" o:spid="_x0000_s1027" style="position:absolute;width:71005;height:92494;visibility:visible;mso-wrap-style:square;v-text-anchor:top" coordsize="7100570,9249410" o:gfxdata="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" path="m7100316,50l4572,50,,,,9248902r4572,l4572,4622r7091172,l7095744,9248902r4572,l7100316,4622r,-4572xe" fillcolor="#099" stroked="f">
+              <v:group w14:anchorId="04837F0D" id="Group 27" o:spid="_x0000_s1026" style="position:absolute;margin-left:17.75pt;margin-top:96.75pt;width:559.1pt;height:728.3pt;z-index:-251661312;mso-wrap-distance-left:0;mso-wrap-distance-right:0;mso-position-horizontal-relative:page;mso-position-vertical-relative:page" coordsize="71005,92494" o:gfxdata="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">
+                <v:shape id="Graphic 28" o:spid="_x0000_s1027" style="position:absolute;width:71005;height:92494;visibility:visible;mso-wrap-style:square;v-text-anchor:top" coordsize="7100570,9249410" o:gfxdata="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" path="m7100316,50l4572,50,,,,9248902r4572,l4572,4622r7091172,l7095744,9248902r4572,l7100316,4622r,-4572xe" fillcolor="#099" stroked="f">
                   <v:path arrowok="t"/>
                 </v:shape>
-                <v:shape id="Graphic 29" o:spid="_x0000_s1028" style="position:absolute;left:23440;top:44721;width:32703;height:933;visibility:visible;mso-wrap-style:square;v-text-anchor:top" coordsize="3270250,93345" o:gfxdata="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" path="m3269970,88392l,88392r,4559l3269970,92951r,-4559xem3269970,l,,,4559r3269970,l3269970,xe" fillcolor="#adaaaa" stroked="f">
+                <v:shape id="Graphic 29" o:spid="_x0000_s1028" style="position:absolute;left:23440;top:44721;width:32703;height:933;visibility:visible;mso-wrap-style:square;v-text-anchor:top" coordsize="3270250,93345" o:gfxdata="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" path="m3269970,88392l,88392r,4559l3269970,92951r,-4559xem3269970,l,,,4559r3269970,l3269970,xe" fillcolor="#adaaaa" stroked="f">
                   <v:path arrowok="t"/>
                 </v:shape>
-                <v:shape id="Image 30" o:spid="_x0000_s1029" type="#_x0000_t75" style="position:absolute;left:2776;top:43861;width:20664;height:14033;visibility:visible;mso-wrap-style:square" o:gfxdata="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">
+                <v:shape id="Image 30" o:spid="_x0000_s1029" type="#_x0000_t75" style="position:absolute;left:2776;top:43861;width:20664;height:14033;visibility:visible;mso-wrap-style:square" o:gfxdata="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">
                   <v:imagedata r:id="rId16" o:title=""/>
                 </v:shape>
                 <w10:wrap anchorx="page" anchory="page"/>
@@ -24126,313 +22591,6 @@
           </mc:Fallback>
         </mc:AlternateContent>
       </w:r>
-    </w:p>
-    <w:p>
-      <w:pPr>
-        <w:pStyle w:val="Corpsdetexte"/>
-        <w:rPr>
-          <w:sz w:val="15"/>
-        </w:rPr>
-      </w:pPr>
-    </w:p>
-    <w:p>
-      <w:pPr>
-        <w:pStyle w:val="Corpsdetexte"/>
-        <w:rPr>
-          <w:sz w:val="15"/>
-        </w:rPr>
-      </w:pPr>
-    </w:p>
-    <w:p>
-      <w:pPr>
-        <w:pStyle w:val="Corpsdetexte"/>
-        <w:rPr>
-          <w:sz w:val="15"/>
-        </w:rPr>
-      </w:pPr>
-    </w:p>
-    <w:p>
-      <w:pPr>
-        <w:pStyle w:val="Corpsdetexte"/>
-        <w:spacing w:before="101"/>
-        <w:rPr>
-          <w:sz w:val="15"/>
-        </w:rPr>
-      </w:pPr>
-    </w:p>
-    <w:p>
-      <w:pPr>
-        <w:pStyle w:val="Paragraphedeliste"/>
-        <w:numPr>
-          <w:ilvl w:val="0"/>
-          <w:numId w:val="2"/>
-        </w:numPr>
-        <w:tabs>
-          <w:tab w:val="left" w:pos="787"/>
-        </w:tabs>
-        <w:spacing w:before="1"/>
-        <w:ind w:hanging="242"/>
-        <w:rPr>
-          <w:rFonts w:ascii="Arial"/>
-          <w:b/>
-          <w:sz w:val="15"/>
-        </w:rPr>
-      </w:pPr>
-      <w:r>
-        <w:rPr>
-          <w:rFonts w:ascii="Arial"/>
-          <w:b/>
-          <w:color w:val="1F4E78"/>
-          <w:w w:val="85"/>
-          <w:sz w:val="15"/>
-        </w:rPr>
-        <w:t>ETAT</w:t>
-      </w:r>
-      <w:r>
-        <w:rPr>
-          <w:rFonts w:ascii="Arial"/>
-          <w:b/>
-          <w:color w:val="1F4E78"/>
-          <w:sz w:val="15"/>
-        </w:rPr>
-        <w:t xml:space="preserve"> </w:t>
-      </w:r>
-      <w:r>
-        <w:rPr>
-          <w:rFonts w:ascii="Arial"/>
-          <w:b/>
-          <w:color w:val="1F4E78"/>
-          <w:spacing w:val="-2"/>
-          <w:w w:val="95"/>
-          <w:sz w:val="15"/>
-        </w:rPr>
-        <w:t>PROJETE</w:t>
-      </w:r>
-    </w:p>
-    <w:p>
-      <w:pPr>
-        <w:pStyle w:val="Corpsdetexte"/>
-        <w:rPr>
-          <w:rFonts w:ascii="Arial"/>
-          <w:b/>
-          <w:sz w:val="10"/>
-        </w:rPr>
-      </w:pPr>
-    </w:p>
-    <w:p>
-      <w:pPr>
-        <w:pStyle w:val="Corpsdetexte"/>
-        <w:spacing w:before="53"/>
-        <w:rPr>
-          <w:rFonts w:ascii="Arial"/>
-          <w:b/>
-          <w:sz w:val="10"/>
-        </w:rPr>
-      </w:pPr>
-    </w:p>
-    <w:p>
-      <w:pPr>
-        <w:spacing w:before="1" w:line="249" w:lineRule="auto"/>
-        <w:ind w:left="537" w:right="4228"/>
-        <w:rPr>
-          <w:sz w:val="10"/>
-        </w:rPr>
-      </w:pPr>
-      <w:r>
-        <w:rPr>
-          <w:sz w:val="10"/>
-        </w:rPr>
-        <w:t>Cette section porte sur le résultat de l'état projeté, les caractéristiques techniques des luminaires modélisés, ainsi que les indicateurs évalués</w:t>
-      </w:r>
-      <w:r>
-        <w:rPr>
-          <w:spacing w:val="40"/>
-          <w:sz w:val="10"/>
-        </w:rPr>
-        <w:t xml:space="preserve"> </w:t>
-      </w:r>
-      <w:r>
-        <w:rPr>
-          <w:sz w:val="10"/>
-        </w:rPr>
-        <w:t>L’objectif étant d'évaluer l'impact des luminaires préconisés sur :</w:t>
-      </w:r>
-    </w:p>
-    <w:p>
-      <w:pPr>
-        <w:pStyle w:val="Paragraphedeliste"/>
-        <w:numPr>
-          <w:ilvl w:val="0"/>
-          <w:numId w:val="1"/>
-        </w:numPr>
-        <w:tabs>
-          <w:tab w:val="left" w:pos="611"/>
-        </w:tabs>
-        <w:ind w:left="611" w:hanging="74"/>
-        <w:rPr>
-          <w:sz w:val="10"/>
-        </w:rPr>
-      </w:pPr>
-      <w:r>
-        <w:rPr>
-          <w:spacing w:val="-2"/>
-          <w:sz w:val="10"/>
-        </w:rPr>
-        <w:t>le</w:t>
-      </w:r>
-      <w:r>
-        <w:rPr>
-          <w:spacing w:val="12"/>
-          <w:sz w:val="10"/>
-        </w:rPr>
-        <w:t xml:space="preserve"> </w:t>
-      </w:r>
-      <w:r>
-        <w:rPr>
-          <w:spacing w:val="-2"/>
-          <w:sz w:val="10"/>
-        </w:rPr>
-        <w:t>confort</w:t>
-      </w:r>
-      <w:r>
-        <w:rPr>
-          <w:spacing w:val="12"/>
-          <w:sz w:val="10"/>
-        </w:rPr>
-        <w:t xml:space="preserve"> </w:t>
-      </w:r>
-      <w:r>
-        <w:rPr>
-          <w:spacing w:val="-2"/>
-          <w:sz w:val="10"/>
-        </w:rPr>
-        <w:t>visuel</w:t>
-      </w:r>
-      <w:r>
-        <w:rPr>
-          <w:spacing w:val="13"/>
-          <w:sz w:val="10"/>
-        </w:rPr>
-        <w:t xml:space="preserve"> </w:t>
-      </w:r>
-      <w:r>
-        <w:rPr>
-          <w:spacing w:val="-2"/>
-          <w:sz w:val="10"/>
-        </w:rPr>
-        <w:t>(Coefficient</w:t>
-      </w:r>
-      <w:r>
-        <w:rPr>
-          <w:spacing w:val="12"/>
-          <w:sz w:val="10"/>
-        </w:rPr>
-        <w:t xml:space="preserve"> </w:t>
-      </w:r>
-      <w:r>
-        <w:rPr>
-          <w:spacing w:val="-5"/>
-          <w:sz w:val="10"/>
-        </w:rPr>
-        <w:t>U0)</w:t>
-      </w:r>
-    </w:p>
-    <w:p>
-      <w:pPr>
-        <w:pStyle w:val="Paragraphedeliste"/>
-        <w:numPr>
-          <w:ilvl w:val="0"/>
-          <w:numId w:val="1"/>
-        </w:numPr>
-        <w:tabs>
-          <w:tab w:val="left" w:pos="611"/>
-        </w:tabs>
-        <w:spacing w:before="4"/>
-        <w:ind w:left="611" w:hanging="74"/>
-        <w:rPr>
-          <w:sz w:val="10"/>
-        </w:rPr>
-      </w:pPr>
-      <w:r>
-        <w:rPr>
-          <w:spacing w:val="-2"/>
-          <w:sz w:val="10"/>
-        </w:rPr>
-        <w:t>Le</w:t>
-      </w:r>
-      <w:r>
-        <w:rPr>
-          <w:spacing w:val="12"/>
-          <w:sz w:val="10"/>
-        </w:rPr>
-        <w:t xml:space="preserve"> </w:t>
-      </w:r>
-      <w:r>
-        <w:rPr>
-          <w:spacing w:val="-2"/>
-          <w:sz w:val="10"/>
-        </w:rPr>
-        <w:t>niveau</w:t>
-      </w:r>
-      <w:r>
-        <w:rPr>
-          <w:spacing w:val="12"/>
-          <w:sz w:val="10"/>
-        </w:rPr>
-        <w:t xml:space="preserve"> </w:t>
-      </w:r>
-      <w:r>
-        <w:rPr>
-          <w:spacing w:val="-2"/>
-          <w:sz w:val="10"/>
-        </w:rPr>
-        <w:t>d'éclairement</w:t>
-      </w:r>
-      <w:r>
-        <w:rPr>
-          <w:spacing w:val="11"/>
-          <w:sz w:val="10"/>
-        </w:rPr>
-        <w:t xml:space="preserve"> </w:t>
-      </w:r>
-      <w:r>
-        <w:rPr>
-          <w:spacing w:val="-2"/>
-          <w:sz w:val="10"/>
-        </w:rPr>
-        <w:t>moyen</w:t>
-      </w:r>
-      <w:r>
-        <w:rPr>
-          <w:spacing w:val="12"/>
-          <w:sz w:val="10"/>
-        </w:rPr>
-        <w:t xml:space="preserve"> </w:t>
-      </w:r>
-      <w:r>
-        <w:rPr>
-          <w:spacing w:val="-4"/>
-          <w:sz w:val="10"/>
-        </w:rPr>
-        <w:t>(Lux)</w:t>
-      </w:r>
-    </w:p>
-    <w:p>
-      <w:pPr>
-        <w:pStyle w:val="Paragraphedeliste"/>
-        <w:numPr>
-          <w:ilvl w:val="0"/>
-          <w:numId w:val="1"/>
-        </w:numPr>
-        <w:tabs>
-          <w:tab w:val="left" w:pos="611"/>
-        </w:tabs>
-        <w:spacing w:before="5"/>
-        <w:ind w:left="611" w:hanging="74"/>
-        <w:rPr>
-          <w:sz w:val="10"/>
-        </w:rPr>
-      </w:pPr>
       <w:r>
         <w:rPr>
           <w:spacing w:val="-2"/>
@@ -25089,7 +23247,7 @@
               <mc:AlternateContent>
                 <mc:Choice Requires="wpg">
                   <w:drawing>
-                    <wp:anchor distT="0" distB="0" distL="0" distR="0" simplePos="0" relativeHeight="486638080" behindDoc="1" locked="0" layoutInCell="1" allowOverlap="1">
+                    <wp:anchor distT="0" distB="0" distL="0" distR="0" simplePos="0" relativeHeight="251658240" behindDoc="1" locked="0" layoutInCell="1" allowOverlap="1" wp14:anchorId="4D914668" wp14:editId="5946E351">
                       <wp:simplePos x="0" y="0"/>
                       <wp:positionH relativeFrom="column">
                         <wp:posOffset>0</wp:posOffset>
@@ -25172,8 +23330,8 @@
                 </mc:Choice>
                 <mc:Fallback>
                   <w:pict>
-                    <v:group w14:anchorId="30763F95" id="Group 31" o:spid="_x0000_s1026" style="position:absolute;margin-left:0;margin-top:-13.1pt;width:378.35pt;height:18.5pt;z-index:-16678400;mso-wrap-distance-left:0;mso-wrap-distance-right:0" coordsize="48050,2349" o:gfxdata="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">
-                      <v:shape id="Graphic 32" o:spid="_x0000_s1027" style="position:absolute;width:48050;height:2349;visibility:visible;mso-wrap-style:square;v-text-anchor:top" coordsize="4805045,234950" o:gfxdata="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" path="m4804536,l,,,234696r4804536,l4804536,xe" fillcolor="#099" stroked="f">
+                    <v:group w14:anchorId="5B612ACD" id="Group 31" o:spid="_x0000_s1026" style="position:absolute;margin-left:0;margin-top:-13.1pt;width:378.35pt;height:18.5pt;z-index:-251658240;mso-wrap-distance-left:0;mso-wrap-distance-right:0" coordsize="48050,2349" o:gfxdata="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">
+                      <v:shape id="Graphic 32" o:spid="_x0000_s1027" style="position:absolute;width:48050;height:2349;visibility:visible;mso-wrap-style:square;v-text-anchor:top" coordsize="4805045,234950" o:gfxdata="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" path="m4804536,l,,,234696r4804536,l4804536,xe" fillcolor="#099" stroked="f">
                         <v:path arrowok="t"/>
                       </v:shape>
                     </v:group>
@@ -25383,6 +23541,7 @@
                 <w:rFonts w:ascii="Arial"/>
                 <w:b/>
                 <w:sz w:val="10"/>
+                <w:lang w:val="en-US"/>
               </w:rPr>
             </w:pPr>
           </w:p>
@@ -25394,38 +23553,33 @@
               <w:rPr>
                 <w:rFonts w:ascii="Arial"/>
                 <w:b/>
-                <w:sz w:val="10"/>
-              </w:rPr>
-            </w:pPr>
-            <w:r>
-              <w:rPr>
-                <w:rFonts w:ascii="Arial"/>
-                <w:b/>
                 <w:w w:val="85"/>
                 <w:sz w:val="10"/>
-              </w:rPr>
-              <w:t>WATT</w:t>
-            </w:r>
-            <w:r>
-              <w:rPr>
-                <w:rFonts w:ascii="Arial"/>
-                <w:b/>
-                <w:spacing w:val="-1"/>
+                <w:lang w:val="en-US"/>
+              </w:rPr>
+            </w:pPr>
+            <w:r>
+              <w:rPr>
+                <w:rFonts w:ascii="Arial"/>
+                <w:b/>
                 <w:w w:val="85"/>
                 <w:sz w:val="10"/>
-              </w:rPr>
-              <w:t xml:space="preserve"> </w:t>
-            </w:r>
-            <w:r>
-              <w:rPr>
-                <w:rFonts w:ascii="Arial"/>
-                <w:b/>
-                <w:spacing w:val="-2"/>
-                <w:w w:val="95"/>
-                <w:sz w:val="10"/>
-              </w:rPr>
-              <w:t>CONNECT</w:t>
-            </w:r>
+                <w:lang w:val="en-US"/>
+              </w:rPr>
+              <w:t>{% for item in inventaire %}</w:t>
+            </w:r>
+          </w:p>
+          <w:p>
+            <w:pPr>
+              <w:pStyle w:val="TableParagraph"/>
+              <w:spacing w:line="92" w:lineRule="exact"/>
+              <w:ind w:left="418"/>
+              <w:rPr>
+                <w:rFonts w:ascii="Arial"/>
+                <w:b/>
+                <w:sz w:val="10"/>
+              </w:rPr>
+            </w:pPr>
           </w:p>
         </w:tc>
         <w:tc>
@@ -25439,51 +23593,22 @@
           <w:p>
             <w:pPr>
               <w:pStyle w:val="TableParagraph"/>
-              <w:spacing w:line="108" w:lineRule="exact"/>
-              <w:ind w:left="82" w:right="3"/>
-              <w:jc w:val="center"/>
-              <w:rPr>
-                <w:sz w:val="10"/>
-              </w:rPr>
-            </w:pPr>
-            <w:r>
-              <w:rPr>
-                <w:sz w:val="10"/>
-              </w:rPr>
-              <w:t>HIGHBAY ROUND</w:t>
-            </w:r>
-            <w:r>
-              <w:rPr>
-                <w:spacing w:val="1"/>
-                <w:sz w:val="10"/>
-              </w:rPr>
-              <w:t xml:space="preserve"> </w:t>
-            </w:r>
-            <w:r>
-              <w:rPr>
-                <w:spacing w:val="-10"/>
-                <w:sz w:val="10"/>
-              </w:rPr>
-              <w:t>-</w:t>
-            </w:r>
-          </w:p>
-          <w:p>
-            <w:pPr>
-              <w:pStyle w:val="TableParagraph"/>
               <w:spacing w:before="4" w:line="102" w:lineRule="exact"/>
               <w:ind w:left="82"/>
               <w:jc w:val="center"/>
               <w:rPr>
                 <w:sz w:val="10"/>
-              </w:rPr>
-            </w:pPr>
-            <w:r>
-              <w:rPr>
-                <w:spacing w:val="-2"/>
-                <w:sz w:val="10"/>
-              </w:rPr>
-              <w:t>HB240WCEE</w:t>
-            </w:r>
+                <w:lang w:val="en-US"/>
+              </w:rPr>
+            </w:pPr>
+          </w:p>
+          <w:p>
+            <w:pPr>
+              <w:jc w:val="center"/>
+              <w:rPr>
+                <w:lang w:val="en-US"/>
+              </w:rPr>
+            </w:pPr>
           </w:p>
         </w:tc>
         <w:tc>
@@ -25502,6 +23627,7 @@
                 <w:rFonts w:ascii="Arial"/>
                 <w:b/>
                 <w:sz w:val="10"/>
+                <w:lang w:val="en-US"/>
               </w:rPr>
             </w:pPr>
           </w:p>
@@ -25515,13 +23641,6 @@
                 <w:sz w:val="10"/>
               </w:rPr>
             </w:pPr>
-            <w:r>
-              <w:rPr>
-                <w:spacing w:val="-5"/>
-                <w:sz w:val="10"/>
-              </w:rPr>
-              <w:t>240</w:t>
-            </w:r>
           </w:p>
         </w:tc>
         <w:tc>
@@ -25553,13 +23672,6 @@
                 <w:sz w:val="10"/>
               </w:rPr>
             </w:pPr>
-            <w:r>
-              <w:rPr>
-                <w:spacing w:val="-5"/>
-                <w:sz w:val="10"/>
-              </w:rPr>
-              <w:t>55</w:t>
-            </w:r>
           </w:p>
         </w:tc>
         <w:tc>
@@ -25591,13 +23703,6 @@
                 <w:sz w:val="10"/>
               </w:rPr>
             </w:pPr>
-            <w:r>
-              <w:rPr>
-                <w:spacing w:val="-2"/>
-                <w:sz w:val="10"/>
-              </w:rPr>
-              <w:t>13200</w:t>
-            </w:r>
           </w:p>
         </w:tc>
         <w:tc>
@@ -25629,13 +23734,6 @@
                 <w:sz w:val="10"/>
               </w:rPr>
             </w:pPr>
-            <w:r>
-              <w:rPr>
-                <w:spacing w:val="-4"/>
-                <w:sz w:val="10"/>
-              </w:rPr>
-              <w:t>3756</w:t>
-            </w:r>
           </w:p>
         </w:tc>
         <w:tc>
@@ -25667,47 +23765,6 @@
                 <w:sz w:val="10"/>
               </w:rPr>
             </w:pPr>
-            <w:proofErr w:type="spellStart"/>
-            <w:r>
-              <w:rPr>
-                <w:sz w:val="10"/>
-              </w:rPr>
-              <w:t>Auto-régulation</w:t>
-            </w:r>
-            <w:proofErr w:type="spellEnd"/>
-            <w:r>
-              <w:rPr>
-                <w:sz w:val="10"/>
-              </w:rPr>
-              <w:t xml:space="preserve"> /</w:t>
-            </w:r>
-            <w:r>
-              <w:rPr>
-                <w:spacing w:val="1"/>
-                <w:sz w:val="10"/>
-              </w:rPr>
-              <w:t xml:space="preserve"> </w:t>
-            </w:r>
-            <w:r>
-              <w:rPr>
-                <w:sz w:val="10"/>
-              </w:rPr>
-              <w:t>Lux</w:t>
-            </w:r>
-            <w:r>
-              <w:rPr>
-                <w:spacing w:val="-1"/>
-                <w:sz w:val="10"/>
-              </w:rPr>
-              <w:t xml:space="preserve"> </w:t>
-            </w:r>
-            <w:r>
-              <w:rPr>
-                <w:spacing w:val="-2"/>
-                <w:sz w:val="10"/>
-              </w:rPr>
-              <w:t>adaptatif</w:t>
-            </w:r>
           </w:p>
         </w:tc>
         <w:tc>
@@ -25723,6 +23780,30 @@
                 <w:sz w:val="10"/>
               </w:rPr>
             </w:pPr>
+          </w:p>
+          <w:p>
+            <w:r>
+              <w:rPr>
+                <w:rFonts w:ascii="Arial"/>
+                <w:b/>
+                <w:color w:val="FFFFFF"/>
+                <w:spacing w:val="-2"/>
+                <w:sz w:val="10"/>
+                <w:lang w:val="en-US"/>
+              </w:rPr>
+              <w:t xml:space="preserve">   </w:t>
+            </w:r>
+            <w:r>
+              <w:rPr>
+                <w:rFonts w:ascii="Arial"/>
+                <w:b/>
+                <w:color w:val="FFFFFF"/>
+                <w:spacing w:val="-2"/>
+                <w:sz w:val="10"/>
+                <w:lang w:val="en-US"/>
+              </w:rPr>
+              <w:t>{{ item.w_m2 }}</w:t>
+            </w:r>
           </w:p>
         </w:tc>
       </w:tr>
@@ -25742,11 +23823,177 @@
           <w:p>
             <w:pPr>
               <w:pStyle w:val="TableParagraph"/>
+              <w:tabs>
+                <w:tab w:val="left" w:pos="1527"/>
+                <w:tab w:val="left" w:pos="1623"/>
+                <w:tab w:val="left" w:pos="2705"/>
+              </w:tabs>
+              <w:spacing w:line="92" w:lineRule="exact"/>
+              <w:ind w:left="418"/>
+              <w:rPr>
+                <w:rFonts w:ascii="Arial"/>
+                <w:b/>
+                <w:w w:val="85"/>
+                <w:sz w:val="10"/>
+              </w:rPr>
+            </w:pPr>
+          </w:p>
+          <w:p>
+            <w:pPr>
+              <w:pStyle w:val="TableParagraph"/>
+              <w:tabs>
+                <w:tab w:val="left" w:pos="1527"/>
+                <w:tab w:val="left" w:pos="1623"/>
+                <w:tab w:val="left" w:pos="2705"/>
+              </w:tabs>
+              <w:spacing w:line="92" w:lineRule="exact"/>
+              <w:ind w:left="418"/>
+              <w:rPr>
+                <w:rFonts w:ascii="Arial"/>
+                <w:b/>
+                <w:w w:val="85"/>
+                <w:sz w:val="10"/>
+              </w:rPr>
+            </w:pPr>
+            <w:r>
+              <w:rPr>
+                <w:rFonts w:ascii="Arial"/>
+                <w:b/>
+                <w:w w:val="85"/>
+                <w:sz w:val="10"/>
+              </w:rPr>
+              <w:t>{{ item.marque }}</w:t>
+            </w:r>
+            <w:r>
+              <w:rPr>
+                <w:rFonts w:ascii="Arial"/>
+                <w:b/>
+                <w:w w:val="85"/>
+                <w:sz w:val="10"/>
+              </w:rPr>
+              <w:t xml:space="preserve">             </w:t>
+            </w:r>
+            <w:r>
+              <w:rPr>
+                <w:sz w:val="10"/>
+              </w:rPr>
+              <w:t>{{ item.reference }}</w:t>
+            </w:r>
+            <w:r>
+              <w:rPr>
+                <w:rFonts w:ascii="Arial"/>
+                <w:b/>
+                <w:w w:val="85"/>
+                <w:sz w:val="10"/>
+              </w:rPr>
+              <w:t xml:space="preserve">        </w:t>
+            </w:r>
+            <w:r>
+              <w:rPr>
+                <w:spacing w:val="-5"/>
+                <w:sz w:val="10"/>
+              </w:rPr>
+              <w:t>{{ item.puissance }}</w:t>
+            </w:r>
+            <w:r>
+              <w:rPr>
+                <w:rFonts w:ascii="Arial"/>
+                <w:b/>
+                <w:w w:val="85"/>
+                <w:sz w:val="10"/>
+              </w:rPr>
+              <w:t xml:space="preserve">  </w:t>
+            </w:r>
+            <w:r>
+              <w:rPr>
+                <w:rFonts w:ascii="Arial"/>
+                <w:b/>
+                <w:w w:val="85"/>
+                <w:sz w:val="10"/>
+              </w:rPr>
+              <w:t xml:space="preserve">    </w:t>
+            </w:r>
+            <w:r>
+              <w:rPr>
+                <w:rFonts w:ascii="Arial"/>
+                <w:b/>
+                <w:w w:val="85"/>
+                <w:sz w:val="10"/>
+              </w:rPr>
+              <w:t xml:space="preserve">    </w:t>
+            </w:r>
+            <w:r>
+              <w:rPr>
+                <w:spacing w:val="-5"/>
+                <w:sz w:val="10"/>
+              </w:rPr>
+              <w:t>{{ item.nombre }}</w:t>
+            </w:r>
+            <w:r>
+              <w:rPr>
+                <w:spacing w:val="-5"/>
+                <w:sz w:val="10"/>
+              </w:rPr>
+              <w:t xml:space="preserve">  </w:t>
+            </w:r>
+            <w:r>
+              <w:rPr>
+                <w:spacing w:val="-2"/>
+                <w:sz w:val="10"/>
+              </w:rPr>
+              <w:t>{{ item.puissance_totale }}</w:t>
+            </w:r>
+            <w:r>
+              <w:rPr>
+                <w:spacing w:val="-2"/>
+                <w:sz w:val="10"/>
+              </w:rPr>
+              <w:t xml:space="preserve">       </w:t>
+            </w:r>
+            <w:r>
+              <w:rPr>
+                <w:spacing w:val="-2"/>
+                <w:sz w:val="10"/>
+              </w:rPr>
+              <w:t xml:space="preserve"> </w:t>
+            </w:r>
+            <w:r>
+              <w:rPr>
+                <w:spacing w:val="-4"/>
+                <w:sz w:val="10"/>
+              </w:rPr>
+              <w:t>{{ item.temps_utilisation }}</w:t>
+            </w:r>
+            <w:r>
+              <w:rPr>
+                <w:spacing w:val="-4"/>
+                <w:sz w:val="10"/>
+              </w:rPr>
+              <w:t xml:space="preserve">            </w:t>
+            </w:r>
+            <w:r>
+              <w:rPr>
+                <w:sz w:val="10"/>
+              </w:rPr>
+              <w:t>{{ item.fonctionnement }}</w:t>
+            </w:r>
+          </w:p>
+          <w:p>
+            <w:pPr>
+              <w:pStyle w:val="TableParagraph"/>
               <w:rPr>
                 <w:rFonts w:ascii="Times New Roman"/>
                 <w:sz w:val="10"/>
               </w:rPr>
             </w:pPr>
+            <w:r>
+              <w:rPr>
+                <w:rFonts w:ascii="Arial"/>
+                <w:b/>
+                <w:sz w:val="10"/>
+              </w:rPr>
+              <w:t>{% endfor %}</w:t>
+            </w:r>
           </w:p>
         </w:tc>
         <w:tc>
@@ -25759,23 +24006,13 @@
               <w:pStyle w:val="TableParagraph"/>
               <w:spacing w:before="77"/>
               <w:ind w:right="3"/>
-              <w:jc w:val="center"/>
-              <w:rPr>
-                <w:rFonts w:ascii="Arial"/>
-                <w:b/>
-                <w:sz w:val="10"/>
-              </w:rPr>
-            </w:pPr>
-            <w:r>
-              <w:rPr>
-                <w:rFonts w:ascii="Arial"/>
-                <w:b/>
-                <w:color w:val="FFFFFF"/>
-                <w:spacing w:val="-2"/>
-                <w:sz w:val="10"/>
-              </w:rPr>
-              <w:t>33,85</w:t>
-            </w:r>
+              <w:rPr>
+                <w:rFonts w:ascii="Arial"/>
+                <w:b/>
+                <w:sz w:val="10"/>
+                <w:lang w:val="en-US"/>
+              </w:rPr>
+            </w:pPr>
           </w:p>
         </w:tc>
       </w:tr>
@@ -25798,6 +24035,7 @@
               <w:rPr>
                 <w:rFonts w:ascii="Times New Roman"/>
                 <w:sz w:val="8"/>
+                <w:lang w:val="en-US"/>
               </w:rPr>
             </w:pPr>
           </w:p>
@@ -25813,6 +24051,7 @@
               <w:rPr>
                 <w:rFonts w:ascii="Times New Roman"/>
                 <w:sz w:val="8"/>
+                <w:lang w:val="en-US"/>
               </w:rPr>
             </w:pPr>
           </w:p>
@@ -25837,6 +24076,7 @@
               <w:rPr>
                 <w:rFonts w:ascii="Times New Roman"/>
                 <w:sz w:val="6"/>
+                <w:lang w:val="en-US"/>
               </w:rPr>
             </w:pPr>
           </w:p>
@@ -25852,6 +24092,7 @@
               <w:rPr>
                 <w:rFonts w:ascii="Times New Roman"/>
                 <w:sz w:val="6"/>
+                <w:lang w:val="en-US"/>
               </w:rPr>
             </w:pPr>
           </w:p>
@@ -25875,6 +24116,7 @@
               <w:rPr>
                 <w:rFonts w:ascii="Times New Roman"/>
                 <w:sz w:val="8"/>
+                <w:lang w:val="en-US"/>
               </w:rPr>
             </w:pPr>
           </w:p>
@@ -25940,7 +24182,7 @@
                 <w:spacing w:val="-5"/>
                 <w:sz w:val="10"/>
               </w:rPr>
-              <w:t>55</w:t>
+              <w:t>{{ total_nombre }}</w:t>
             </w:r>
           </w:p>
         </w:tc>
@@ -25973,7 +24215,29 @@
                 <w:w w:val="95"/>
                 <w:sz w:val="10"/>
               </w:rPr>
-              <w:t>13200</w:t>
+              <w:t>{{ total_puissance</w:t>
+            </w:r>
+            <w:r>
+              <w:rPr>
+                <w:rFonts w:ascii="Arial"/>
+                <w:b/>
+                <w:color w:val="FFFFFF"/>
+                <w:spacing w:val="-2"/>
+                <w:w w:val="95"/>
+                <w:sz w:val="10"/>
+              </w:rPr>
+              <w:t>_inventaires</w:t>
+            </w:r>
+            <w:r>
+              <w:rPr>
+                <w:rFonts w:ascii="Arial"/>
+                <w:b/>
+                <w:color w:val="FFFFFF"/>
+                <w:spacing w:val="-2"/>
+                <w:w w:val="95"/>
+                <w:sz w:val="10"/>
+              </w:rPr>
+              <w:t xml:space="preserve"> }}</w:t>
             </w:r>
           </w:p>
         </w:tc>
@@ -26005,7 +24269,7 @@
                 <w:spacing w:val="-4"/>
                 <w:sz w:val="10"/>
               </w:rPr>
-              <w:t>3756</w:t>
+              <w:t>{{ total_temps }}</w:t>
             </w:r>
           </w:p>
         </w:tc>
@@ -26099,7 +24363,7 @@
               <mc:AlternateContent>
                 <mc:Choice Requires="wpg">
                   <w:drawing>
-                    <wp:anchor distT="0" distB="0" distL="0" distR="0" simplePos="0" relativeHeight="486638592" behindDoc="1" locked="0" layoutInCell="1" allowOverlap="1">
+                    <wp:anchor distT="0" distB="0" distL="0" distR="0" simplePos="0" relativeHeight="251649024" behindDoc="1" locked="0" layoutInCell="1" allowOverlap="1" wp14:anchorId="0F8B7B9C" wp14:editId="7511D9B3">
                       <wp:simplePos x="0" y="0"/>
                       <wp:positionH relativeFrom="column">
                         <wp:posOffset>0</wp:posOffset>
@@ -26182,8 +24446,8 @@
                 </mc:Choice>
                 <mc:Fallback>
                   <w:pict>
-                    <v:group w14:anchorId="6973F235" id="Group 33" o:spid="_x0000_s1026" style="position:absolute;margin-left:0;margin-top:-.35pt;width:486.5pt;height:8.05pt;z-index:-16677888;mso-wrap-distance-left:0;mso-wrap-distance-right:0" coordsize="61785,1022" o:gfxdata="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">
-                      <v:shape id="Graphic 34" o:spid="_x0000_s1027" style="position:absolute;width:61785;height:1022;visibility:visible;mso-wrap-style:square;v-text-anchor:top" coordsize="6178550,102235" o:gfxdata="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" path="m6178041,l,,,102107r6178041,l6178041,xe" fillcolor="#099" stroked="f">
+                    <v:group w14:anchorId="205A012A" id="Group 33" o:spid="_x0000_s1026" style="position:absolute;margin-left:0;margin-top:-.35pt;width:486.5pt;height:8.05pt;z-index:-251667456;mso-wrap-distance-left:0;mso-wrap-distance-right:0" coordsize="61785,1022" o:gfxdata="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">
+                      <v:shape id="Graphic 34" o:spid="_x0000_s1027" style="position:absolute;width:61785;height:1022;visibility:visible;mso-wrap-style:square;v-text-anchor:top" coordsize="6178550,102235" o:gfxdata="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" path="m6178041,l,,,102107r6178041,l6178041,xe" fillcolor="#099" stroked="f">
                         <v:path arrowok="t"/>
                       </v:shape>
                     </v:group>
@@ -26191,7 +24455,6 @@
                 </mc:Fallback>
               </mc:AlternateContent>
             </w:r>
-            <w:proofErr w:type="spellStart"/>
             <w:r>
               <w:rPr>
                 <w:rFonts w:ascii="Arial" w:hAnsi="Arial"/>
@@ -26200,9 +24463,8 @@
                 <w:w w:val="90"/>
                 <w:sz w:val="10"/>
               </w:rPr>
-              <w:t>BÉtiments</w:t>
-            </w:r>
-            <w:proofErr w:type="spellEnd"/>
+              <w:t>Bâtiments</w:t>
+            </w:r>
             <w:r>
               <w:rPr>
                 <w:rFonts w:ascii="Arial" w:hAnsi="Arial"/>
@@ -26360,7 +24622,6 @@
                 <w:sz w:val="10"/>
               </w:rPr>
             </w:pPr>
-            <w:proofErr w:type="spellStart"/>
             <w:r>
               <w:rPr>
                 <w:rFonts w:ascii="Arial"/>
@@ -26371,7 +24632,6 @@
               </w:rPr>
               <w:t>nbr</w:t>
             </w:r>
-            <w:proofErr w:type="spellEnd"/>
             <w:r>
               <w:rPr>
                 <w:rFonts w:ascii="Arial"/>
@@ -26414,7 +24674,6 @@
                 <w:sz w:val="10"/>
               </w:rPr>
             </w:pPr>
-            <w:proofErr w:type="spellStart"/>
             <w:r>
               <w:rPr>
                 <w:rFonts w:ascii="Arial"/>
@@ -26425,7 +24684,6 @@
               </w:rPr>
               <w:t>Coeff</w:t>
             </w:r>
-            <w:proofErr w:type="spellEnd"/>
             <w:r>
               <w:rPr>
                 <w:rFonts w:ascii="Arial"/>
@@ -26651,36 +24909,39 @@
               <w:rPr>
                 <w:rFonts w:ascii="Arial"/>
                 <w:b/>
-                <w:sz w:val="12"/>
-              </w:rPr>
-            </w:pPr>
-            <w:r>
-              <w:rPr>
-                <w:rFonts w:ascii="Arial"/>
-                <w:b/>
                 <w:w w:val="95"/>
                 <w:sz w:val="12"/>
               </w:rPr>
-              <w:t>Zone</w:t>
-            </w:r>
-            <w:r>
-              <w:rPr>
-                <w:rFonts w:ascii="Arial"/>
-                <w:b/>
-                <w:spacing w:val="3"/>
-                <w:sz w:val="12"/>
-              </w:rPr>
-              <w:t xml:space="preserve"> </w:t>
-            </w:r>
-            <w:r>
-              <w:rPr>
-                <w:rFonts w:ascii="Arial"/>
-                <w:b/>
-                <w:spacing w:val="-10"/>
+            </w:pPr>
+            <w:r>
+              <w:rPr>
+                <w:rFonts w:ascii="Arial"/>
+                <w:b/>
                 <w:w w:val="95"/>
                 <w:sz w:val="12"/>
               </w:rPr>
-              <w:t>1</w:t>
+              <w:t>{% for zone in zones %}</w:t>
+            </w:r>
+          </w:p>
+          <w:p>
+            <w:pPr>
+              <w:pStyle w:val="TableParagraph"/>
+              <w:spacing w:before="11" w:line="118" w:lineRule="exact"/>
+              <w:ind w:left="42"/>
+              <w:jc w:val="center"/>
+              <w:rPr>
+                <w:rFonts w:ascii="Arial"/>
+                <w:b/>
+                <w:sz w:val="12"/>
+              </w:rPr>
+            </w:pPr>
+            <w:r>
+              <w:rPr>
+                <w:rFonts w:ascii="Arial"/>
+                <w:b/>
+                <w:sz w:val="12"/>
+              </w:rPr>
+              <w:t>{{ zone.nom }}</w:t>
             </w:r>
           </w:p>
         </w:tc>
@@ -26698,16 +24959,28 @@
               <w:spacing w:before="4" w:line="124" w:lineRule="exact"/>
               <w:ind w:left="349"/>
               <w:rPr>
-                <w:sz w:val="12"/>
-              </w:rPr>
-            </w:pPr>
-            <w:r>
-              <w:rPr>
                 <w:spacing w:val="-2"/>
                 <w:w w:val="105"/>
                 <w:sz w:val="12"/>
               </w:rPr>
-              <w:t>COMMERCE</w:t>
+            </w:pPr>
+          </w:p>
+          <w:p>
+            <w:pPr>
+              <w:pStyle w:val="TableParagraph"/>
+              <w:spacing w:before="4" w:line="124" w:lineRule="exact"/>
+              <w:ind w:left="349"/>
+              <w:rPr>
+                <w:sz w:val="12"/>
+              </w:rPr>
+            </w:pPr>
+            <w:r>
+              <w:rPr>
+                <w:spacing w:val="-2"/>
+                <w:w w:val="105"/>
+                <w:sz w:val="12"/>
+              </w:rPr>
+              <w:t>{{ zone.usage }}</w:t>
             </w:r>
           </w:p>
         </w:tc>
@@ -26726,16 +24999,29 @@
               <w:ind w:left="84"/>
               <w:jc w:val="center"/>
               <w:rPr>
-                <w:sz w:val="12"/>
-              </w:rPr>
-            </w:pPr>
-            <w:r>
-              <w:rPr>
                 <w:spacing w:val="-5"/>
                 <w:w w:val="105"/>
                 <w:sz w:val="12"/>
               </w:rPr>
-              <w:t>390</w:t>
+            </w:pPr>
+          </w:p>
+          <w:p>
+            <w:pPr>
+              <w:pStyle w:val="TableParagraph"/>
+              <w:spacing w:before="4" w:line="124" w:lineRule="exact"/>
+              <w:ind w:left="84"/>
+              <w:jc w:val="center"/>
+              <w:rPr>
+                <w:sz w:val="12"/>
+              </w:rPr>
+            </w:pPr>
+            <w:r>
+              <w:rPr>
+                <w:spacing w:val="-5"/>
+                <w:w w:val="105"/>
+                <w:sz w:val="12"/>
+              </w:rPr>
+              <w:t>{{ zone.surface }}</w:t>
             </w:r>
           </w:p>
         </w:tc>
@@ -26754,16 +25040,29 @@
               <w:ind w:right="59"/>
               <w:jc w:val="center"/>
               <w:rPr>
-                <w:sz w:val="12"/>
-              </w:rPr>
-            </w:pPr>
-            <w:r>
-              <w:rPr>
                 <w:spacing w:val="-5"/>
                 <w:w w:val="105"/>
                 <w:sz w:val="12"/>
               </w:rPr>
-              <w:t>306</w:t>
+            </w:pPr>
+          </w:p>
+          <w:p>
+            <w:pPr>
+              <w:pStyle w:val="TableParagraph"/>
+              <w:spacing w:before="4" w:line="124" w:lineRule="exact"/>
+              <w:ind w:right="59"/>
+              <w:jc w:val="center"/>
+              <w:rPr>
+                <w:sz w:val="12"/>
+              </w:rPr>
+            </w:pPr>
+            <w:r>
+              <w:rPr>
+                <w:spacing w:val="-5"/>
+                <w:w w:val="105"/>
+                <w:sz w:val="12"/>
+              </w:rPr>
+              <w:t>{{ zone.lux_projete }}</w:t>
             </w:r>
           </w:p>
         </w:tc>
@@ -26782,16 +25081,29 @@
               <w:ind w:right="10"/>
               <w:jc w:val="center"/>
               <w:rPr>
-                <w:sz w:val="12"/>
-              </w:rPr>
-            </w:pPr>
-            <w:r>
-              <w:rPr>
                 <w:spacing w:val="-5"/>
                 <w:w w:val="105"/>
                 <w:sz w:val="12"/>
               </w:rPr>
-              <w:t>55</w:t>
+            </w:pPr>
+          </w:p>
+          <w:p>
+            <w:pPr>
+              <w:pStyle w:val="TableParagraph"/>
+              <w:spacing w:before="4" w:line="124" w:lineRule="exact"/>
+              <w:ind w:right="10"/>
+              <w:jc w:val="center"/>
+              <w:rPr>
+                <w:sz w:val="12"/>
+              </w:rPr>
+            </w:pPr>
+            <w:r>
+              <w:rPr>
+                <w:spacing w:val="-5"/>
+                <w:w w:val="105"/>
+                <w:sz w:val="12"/>
+              </w:rPr>
+              <w:t>{{ zone.nbr_luminaires }}</w:t>
             </w:r>
           </w:p>
         </w:tc>
@@ -26810,16 +25122,29 @@
               <w:ind w:left="3" w:right="77"/>
               <w:jc w:val="center"/>
               <w:rPr>
-                <w:sz w:val="12"/>
-              </w:rPr>
-            </w:pPr>
-            <w:r>
-              <w:rPr>
                 <w:spacing w:val="-4"/>
                 <w:w w:val="105"/>
                 <w:sz w:val="12"/>
               </w:rPr>
-              <w:t>0,08</w:t>
+            </w:pPr>
+          </w:p>
+          <w:p>
+            <w:pPr>
+              <w:pStyle w:val="TableParagraph"/>
+              <w:spacing w:before="4" w:line="124" w:lineRule="exact"/>
+              <w:ind w:left="3" w:right="77"/>
+              <w:jc w:val="center"/>
+              <w:rPr>
+                <w:sz w:val="12"/>
+              </w:rPr>
+            </w:pPr>
+            <w:r>
+              <w:rPr>
+                <w:spacing w:val="-4"/>
+                <w:w w:val="105"/>
+                <w:sz w:val="12"/>
+              </w:rPr>
+              <w:t>{{ zone.coeff_gradation }}</w:t>
             </w:r>
           </w:p>
         </w:tc>
@@ -26838,16 +25163,29 @@
               <w:ind w:right="14"/>
               <w:jc w:val="center"/>
               <w:rPr>
-                <w:sz w:val="12"/>
-              </w:rPr>
-            </w:pPr>
-            <w:r>
-              <w:rPr>
                 <w:spacing w:val="-4"/>
                 <w:w w:val="105"/>
                 <w:sz w:val="12"/>
               </w:rPr>
-              <w:t>33,85</w:t>
+            </w:pPr>
+          </w:p>
+          <w:p>
+            <w:pPr>
+              <w:pStyle w:val="TableParagraph"/>
+              <w:spacing w:before="4" w:line="124" w:lineRule="exact"/>
+              <w:ind w:right="14"/>
+              <w:jc w:val="center"/>
+              <w:rPr>
+                <w:sz w:val="12"/>
+              </w:rPr>
+            </w:pPr>
+            <w:r>
+              <w:rPr>
+                <w:spacing w:val="-4"/>
+                <w:w w:val="105"/>
+                <w:sz w:val="12"/>
+              </w:rPr>
+              <w:t>{{ zone.w_m2_theorique }}</w:t>
             </w:r>
           </w:p>
         </w:tc>
@@ -26866,16 +25204,29 @@
               <w:ind w:left="82" w:right="3"/>
               <w:jc w:val="center"/>
               <w:rPr>
-                <w:sz w:val="12"/>
-              </w:rPr>
-            </w:pPr>
-            <w:r>
-              <w:rPr>
                 <w:spacing w:val="-4"/>
                 <w:w w:val="105"/>
                 <w:sz w:val="12"/>
               </w:rPr>
-              <w:t>2,71</w:t>
+            </w:pPr>
+          </w:p>
+          <w:p>
+            <w:pPr>
+              <w:pStyle w:val="TableParagraph"/>
+              <w:spacing w:before="4" w:line="124" w:lineRule="exact"/>
+              <w:ind w:left="82" w:right="3"/>
+              <w:jc w:val="center"/>
+              <w:rPr>
+                <w:sz w:val="12"/>
+              </w:rPr>
+            </w:pPr>
+            <w:r>
+              <w:rPr>
+                <w:spacing w:val="-4"/>
+                <w:w w:val="105"/>
+                <w:sz w:val="12"/>
+              </w:rPr>
+              <w:t>{{ zone.w_m2_reel }}</w:t>
             </w:r>
           </w:p>
         </w:tc>
@@ -26894,16 +25245,29 @@
               <w:ind w:right="2"/>
               <w:jc w:val="center"/>
               <w:rPr>
-                <w:sz w:val="12"/>
-              </w:rPr>
-            </w:pPr>
-            <w:r>
-              <w:rPr>
                 <w:spacing w:val="-4"/>
                 <w:w w:val="105"/>
                 <w:sz w:val="12"/>
               </w:rPr>
-              <w:t>0,88</w:t>
+            </w:pPr>
+          </w:p>
+          <w:p>
+            <w:pPr>
+              <w:pStyle w:val="TableParagraph"/>
+              <w:spacing w:before="4" w:line="124" w:lineRule="exact"/>
+              <w:ind w:right="2"/>
+              <w:jc w:val="center"/>
+              <w:rPr>
+                <w:sz w:val="12"/>
+              </w:rPr>
+            </w:pPr>
+            <w:r>
+              <w:rPr>
+                <w:spacing w:val="-4"/>
+                <w:w w:val="105"/>
+                <w:sz w:val="12"/>
+              </w:rPr>
+              <w:t>{{ zone.w_m2_100lux_reel }}</w:t>
             </w:r>
           </w:p>
         </w:tc>
@@ -26929,6 +25293,22 @@
                 <w:sz w:val="8"/>
               </w:rPr>
             </w:pPr>
+            <w:r>
+              <w:rPr>
+                <w:rFonts w:ascii="Arial"/>
+                <w:b/>
+                <w:sz w:val="12"/>
+              </w:rPr>
+              <w:t xml:space="preserve">            </w:t>
+            </w:r>
+            <w:r>
+              <w:rPr>
+                <w:rFonts w:ascii="Arial"/>
+                <w:b/>
+                <w:sz w:val="12"/>
+              </w:rPr>
+              <w:t>{% endfor %}</w:t>
+            </w:r>
           </w:p>
         </w:tc>
       </w:tr>
@@ -26954,21 +25334,6 @@
               </w:rPr>
             </w:pPr>
           </w:p>
-        </w:tc>
-      </w:tr>
-      <w:tr>
-        <w:trPr>
-          <w:trHeight w:val="148"/>
-        </w:trPr>
-        <w:tc>
-          <w:tcPr>
-            <w:tcW w:w="9723" w:type="dxa"/>
-            <w:gridSpan w:val="9"/>
-            <w:tcBorders>
-              <w:left w:val="nil"/>
-              <w:right w:val="single" w:sz="4" w:space="0" w:color="009999"/>
-            </w:tcBorders>
-          </w:tcPr>
           <w:p>
             <w:pPr>
               <w:pStyle w:val="TableParagraph"/>
@@ -26978,21 +25343,6 @@
               </w:rPr>
             </w:pPr>
           </w:p>
-        </w:tc>
-      </w:tr>
-      <w:tr>
-        <w:trPr>
-          <w:trHeight w:val="148"/>
-        </w:trPr>
-        <w:tc>
-          <w:tcPr>
-            <w:tcW w:w="9723" w:type="dxa"/>
-            <w:gridSpan w:val="9"/>
-            <w:tcBorders>
-              <w:left w:val="nil"/>
-              <w:right w:val="single" w:sz="4" w:space="0" w:color="009999"/>
-            </w:tcBorders>
-          </w:tcPr>
           <w:p>
             <w:pPr>
               <w:pStyle w:val="TableParagraph"/>
@@ -27002,21 +25352,6 @@
               </w:rPr>
             </w:pPr>
           </w:p>
-        </w:tc>
-      </w:tr>
-      <w:tr>
-        <w:trPr>
-          <w:trHeight w:val="148"/>
-        </w:trPr>
-        <w:tc>
-          <w:tcPr>
-            <w:tcW w:w="9723" w:type="dxa"/>
-            <w:gridSpan w:val="9"/>
-            <w:tcBorders>
-              <w:left w:val="nil"/>
-              <w:right w:val="single" w:sz="4" w:space="0" w:color="009999"/>
-            </w:tcBorders>
-          </w:tcPr>
           <w:p>
             <w:pPr>
               <w:pStyle w:val="TableParagraph"/>
@@ -27026,21 +25361,6 @@
               </w:rPr>
             </w:pPr>
           </w:p>
-        </w:tc>
-      </w:tr>
-      <w:tr>
-        <w:trPr>
-          <w:trHeight w:val="148"/>
-        </w:trPr>
-        <w:tc>
-          <w:tcPr>
-            <w:tcW w:w="9723" w:type="dxa"/>
-            <w:gridSpan w:val="9"/>
-            <w:tcBorders>
-              <w:left w:val="nil"/>
-              <w:right w:val="single" w:sz="4" w:space="0" w:color="009999"/>
-            </w:tcBorders>
-          </w:tcPr>
           <w:p>
             <w:pPr>
               <w:pStyle w:val="TableParagraph"/>
@@ -27050,21 +25370,6 @@
               </w:rPr>
             </w:pPr>
           </w:p>
-        </w:tc>
-      </w:tr>
-      <w:tr>
-        <w:trPr>
-          <w:trHeight w:val="148"/>
-        </w:trPr>
-        <w:tc>
-          <w:tcPr>
-            <w:tcW w:w="9723" w:type="dxa"/>
-            <w:gridSpan w:val="9"/>
-            <w:tcBorders>
-              <w:left w:val="nil"/>
-              <w:right w:val="single" w:sz="4" w:space="0" w:color="009999"/>
-            </w:tcBorders>
-          </w:tcPr>
           <w:p>
             <w:pPr>
               <w:pStyle w:val="TableParagraph"/>
@@ -27074,21 +25379,6 @@
               </w:rPr>
             </w:pPr>
           </w:p>
-        </w:tc>
-      </w:tr>
-      <w:tr>
-        <w:trPr>
-          <w:trHeight w:val="148"/>
-        </w:trPr>
-        <w:tc>
-          <w:tcPr>
-            <w:tcW w:w="9723" w:type="dxa"/>
-            <w:gridSpan w:val="9"/>
-            <w:tcBorders>
-              <w:left w:val="nil"/>
-              <w:right w:val="single" w:sz="4" w:space="0" w:color="009999"/>
-            </w:tcBorders>
-          </w:tcPr>
           <w:p>
             <w:pPr>
               <w:pStyle w:val="TableParagraph"/>
@@ -27098,21 +25388,6 @@
               </w:rPr>
             </w:pPr>
           </w:p>
-        </w:tc>
-      </w:tr>
-      <w:tr>
-        <w:trPr>
-          <w:trHeight w:val="148"/>
-        </w:trPr>
-        <w:tc>
-          <w:tcPr>
-            <w:tcW w:w="9723" w:type="dxa"/>
-            <w:gridSpan w:val="9"/>
-            <w:tcBorders>
-              <w:left w:val="nil"/>
-              <w:right w:val="single" w:sz="4" w:space="0" w:color="009999"/>
-            </w:tcBorders>
-          </w:tcPr>
           <w:p>
             <w:pPr>
               <w:pStyle w:val="TableParagraph"/>
@@ -27122,21 +25397,6 @@
               </w:rPr>
             </w:pPr>
           </w:p>
-        </w:tc>
-      </w:tr>
-      <w:tr>
-        <w:trPr>
-          <w:trHeight w:val="148"/>
-        </w:trPr>
-        <w:tc>
-          <w:tcPr>
-            <w:tcW w:w="9723" w:type="dxa"/>
-            <w:gridSpan w:val="9"/>
-            <w:tcBorders>
-              <w:left w:val="nil"/>
-              <w:right w:val="single" w:sz="4" w:space="0" w:color="009999"/>
-            </w:tcBorders>
-          </w:tcPr>
           <w:p>
             <w:pPr>
               <w:pStyle w:val="TableParagraph"/>
@@ -27146,21 +25406,6 @@
               </w:rPr>
             </w:pPr>
           </w:p>
-        </w:tc>
-      </w:tr>
-      <w:tr>
-        <w:trPr>
-          <w:trHeight w:val="148"/>
-        </w:trPr>
-        <w:tc>
-          <w:tcPr>
-            <w:tcW w:w="9723" w:type="dxa"/>
-            <w:gridSpan w:val="9"/>
-            <w:tcBorders>
-              <w:left w:val="nil"/>
-              <w:right w:val="single" w:sz="4" w:space="0" w:color="009999"/>
-            </w:tcBorders>
-          </w:tcPr>
           <w:p>
             <w:pPr>
               <w:pStyle w:val="TableParagraph"/>
@@ -27170,21 +25415,6 @@
               </w:rPr>
             </w:pPr>
           </w:p>
-        </w:tc>
-      </w:tr>
-      <w:tr>
-        <w:trPr>
-          <w:trHeight w:val="148"/>
-        </w:trPr>
-        <w:tc>
-          <w:tcPr>
-            <w:tcW w:w="9723" w:type="dxa"/>
-            <w:gridSpan w:val="9"/>
-            <w:tcBorders>
-              <w:left w:val="nil"/>
-              <w:right w:val="single" w:sz="4" w:space="0" w:color="009999"/>
-            </w:tcBorders>
-          </w:tcPr>
           <w:p>
             <w:pPr>
               <w:pStyle w:val="TableParagraph"/>
@@ -27194,21 +25424,6 @@
               </w:rPr>
             </w:pPr>
           </w:p>
-        </w:tc>
-      </w:tr>
-      <w:tr>
-        <w:trPr>
-          <w:trHeight w:val="148"/>
-        </w:trPr>
-        <w:tc>
-          <w:tcPr>
-            <w:tcW w:w="9723" w:type="dxa"/>
-            <w:gridSpan w:val="9"/>
-            <w:tcBorders>
-              <w:left w:val="nil"/>
-              <w:right w:val="single" w:sz="4" w:space="0" w:color="009999"/>
-            </w:tcBorders>
-          </w:tcPr>
           <w:p>
             <w:pPr>
               <w:pStyle w:val="TableParagraph"/>
@@ -27218,21 +25433,6 @@
               </w:rPr>
             </w:pPr>
           </w:p>
-        </w:tc>
-      </w:tr>
-      <w:tr>
-        <w:trPr>
-          <w:trHeight w:val="148"/>
-        </w:trPr>
-        <w:tc>
-          <w:tcPr>
-            <w:tcW w:w="9723" w:type="dxa"/>
-            <w:gridSpan w:val="9"/>
-            <w:tcBorders>
-              <w:left w:val="nil"/>
-              <w:right w:val="single" w:sz="4" w:space="0" w:color="009999"/>
-            </w:tcBorders>
-          </w:tcPr>
           <w:p>
             <w:pPr>
               <w:pStyle w:val="TableParagraph"/>
@@ -27242,21 +25442,6 @@
               </w:rPr>
             </w:pPr>
           </w:p>
-        </w:tc>
-      </w:tr>
-      <w:tr>
-        <w:trPr>
-          <w:trHeight w:val="148"/>
-        </w:trPr>
-        <w:tc>
-          <w:tcPr>
-            <w:tcW w:w="9723" w:type="dxa"/>
-            <w:gridSpan w:val="9"/>
-            <w:tcBorders>
-              <w:left w:val="nil"/>
-              <w:right w:val="single" w:sz="4" w:space="0" w:color="009999"/>
-            </w:tcBorders>
-          </w:tcPr>
           <w:p>
             <w:pPr>
               <w:pStyle w:val="TableParagraph"/>
@@ -27266,21 +25451,6 @@
               </w:rPr>
             </w:pPr>
           </w:p>
-        </w:tc>
-      </w:tr>
-      <w:tr>
-        <w:trPr>
-          <w:trHeight w:val="148"/>
-        </w:trPr>
-        <w:tc>
-          <w:tcPr>
-            <w:tcW w:w="9723" w:type="dxa"/>
-            <w:gridSpan w:val="9"/>
-            <w:tcBorders>
-              <w:left w:val="nil"/>
-              <w:right w:val="single" w:sz="4" w:space="0" w:color="009999"/>
-            </w:tcBorders>
-          </w:tcPr>
           <w:p>
             <w:pPr>
               <w:pStyle w:val="TableParagraph"/>
@@ -27290,21 +25460,96 @@
               </w:rPr>
             </w:pPr>
           </w:p>
-        </w:tc>
-      </w:tr>
-      <w:tr>
-        <w:trPr>
-          <w:trHeight w:val="148"/>
-        </w:trPr>
-        <w:tc>
-          <w:tcPr>
-            <w:tcW w:w="9723" w:type="dxa"/>
-            <w:gridSpan w:val="9"/>
-            <w:tcBorders>
-              <w:left w:val="nil"/>
-              <w:right w:val="single" w:sz="4" w:space="0" w:color="009999"/>
-            </w:tcBorders>
-          </w:tcPr>
+          <w:p>
+            <w:pPr>
+              <w:pStyle w:val="TableParagraph"/>
+              <w:rPr>
+                <w:rFonts w:ascii="Times New Roman"/>
+                <w:sz w:val="8"/>
+              </w:rPr>
+            </w:pPr>
+          </w:p>
+          <w:p>
+            <w:pPr>
+              <w:pStyle w:val="TableParagraph"/>
+              <w:rPr>
+                <w:rFonts w:ascii="Times New Roman"/>
+                <w:sz w:val="8"/>
+              </w:rPr>
+            </w:pPr>
+          </w:p>
+          <w:p>
+            <w:pPr>
+              <w:pStyle w:val="TableParagraph"/>
+              <w:rPr>
+                <w:rFonts w:ascii="Times New Roman"/>
+                <w:sz w:val="8"/>
+              </w:rPr>
+            </w:pPr>
+          </w:p>
+          <w:p>
+            <w:pPr>
+              <w:pStyle w:val="TableParagraph"/>
+              <w:rPr>
+                <w:rFonts w:ascii="Times New Roman"/>
+                <w:sz w:val="8"/>
+              </w:rPr>
+            </w:pPr>
+          </w:p>
+          <w:p>
+            <w:pPr>
+              <w:pStyle w:val="TableParagraph"/>
+              <w:rPr>
+                <w:rFonts w:ascii="Times New Roman"/>
+                <w:sz w:val="8"/>
+              </w:rPr>
+            </w:pPr>
+          </w:p>
+          <w:p>
+            <w:pPr>
+              <w:pStyle w:val="TableParagraph"/>
+              <w:rPr>
+                <w:rFonts w:ascii="Times New Roman"/>
+                <w:sz w:val="8"/>
+              </w:rPr>
+            </w:pPr>
+          </w:p>
+          <w:p>
+            <w:pPr>
+              <w:pStyle w:val="TableParagraph"/>
+              <w:rPr>
+                <w:rFonts w:ascii="Times New Roman"/>
+                <w:sz w:val="8"/>
+              </w:rPr>
+            </w:pPr>
+          </w:p>
+          <w:p>
+            <w:pPr>
+              <w:pStyle w:val="TableParagraph"/>
+              <w:rPr>
+                <w:rFonts w:ascii="Times New Roman"/>
+                <w:sz w:val="8"/>
+              </w:rPr>
+            </w:pPr>
+          </w:p>
+          <w:p>
+            <w:pPr>
+              <w:pStyle w:val="TableParagraph"/>
+              <w:rPr>
+                <w:rFonts w:ascii="Times New Roman"/>
+                <w:sz w:val="8"/>
+              </w:rPr>
+            </w:pPr>
+          </w:p>
+          <w:p>
+            <w:pPr>
+              <w:pStyle w:val="TableParagraph"/>
+              <w:rPr>
+                <w:rFonts w:ascii="Times New Roman"/>
+                <w:sz w:val="8"/>
+              </w:rPr>
+            </w:pPr>
+          </w:p>
           <w:p>
             <w:pPr>
               <w:pStyle w:val="TableParagraph"/>
@@ -27334,14 +25579,6 @@
             <w:pPr>
               <w:pStyle w:val="TableParagraph"/>
               <w:spacing w:before="15" w:line="119" w:lineRule="exact"/>
-              <w:ind w:left="32"/>
-              <w:rPr>
-                <w:rFonts w:ascii="Arial" w:hAnsi="Arial"/>
-                <w:b/>
-                <w:sz w:val="12"/>
-              </w:rPr>
-            </w:pPr>
-            <w:r>
               <w:rPr>
                 <w:rFonts w:ascii="Arial" w:hAnsi="Arial"/>
                 <w:b/>
@@ -27349,6 +25586,26 @@
                 <w:spacing w:val="-2"/>
                 <w:sz w:val="12"/>
               </w:rPr>
+            </w:pPr>
+          </w:p>
+          <w:p>
+            <w:pPr>
+              <w:pStyle w:val="TableParagraph"/>
+              <w:spacing w:before="15" w:line="119" w:lineRule="exact"/>
+              <w:rPr>
+                <w:rFonts w:ascii="Arial" w:hAnsi="Arial"/>
+                <w:b/>
+                <w:sz w:val="12"/>
+              </w:rPr>
+            </w:pPr>
+            <w:r>
+              <w:rPr>
+                <w:rFonts w:ascii="Arial" w:hAnsi="Arial"/>
+                <w:b/>
+                <w:color w:val="FFFFFF"/>
+                <w:spacing w:val="-2"/>
+                <w:sz w:val="12"/>
+              </w:rPr>
               <w:t>Global</w:t>
             </w:r>
             <w:r>
@@ -27361,7 +25618,6 @@
               </w:rPr>
               <w:t xml:space="preserve"> </w:t>
             </w:r>
-            <w:proofErr w:type="spellStart"/>
             <w:r>
               <w:rPr>
                 <w:rFonts w:ascii="Arial" w:hAnsi="Arial"/>
@@ -27370,9 +25626,8 @@
                 <w:spacing w:val="-2"/>
                 <w:sz w:val="12"/>
               </w:rPr>
-              <w:t>bÉtiment</w:t>
-            </w:r>
-            <w:proofErr w:type="spellEnd"/>
+              <w:t>bâtiment</w:t>
+            </w:r>
           </w:p>
         </w:tc>
         <w:tc>
@@ -27414,18 +25669,33 @@
               <w:rPr>
                 <w:rFonts w:ascii="Arial"/>
                 <w:b/>
-                <w:sz w:val="12"/>
-              </w:rPr>
-            </w:pPr>
-            <w:r>
-              <w:rPr>
-                <w:rFonts w:ascii="Arial"/>
-                <w:b/>
                 <w:color w:val="FFFFFF"/>
                 <w:spacing w:val="-5"/>
                 <w:sz w:val="12"/>
               </w:rPr>
-              <w:t>390</w:t>
+            </w:pPr>
+          </w:p>
+          <w:p>
+            <w:pPr>
+              <w:pStyle w:val="TableParagraph"/>
+              <w:spacing w:before="11" w:line="124" w:lineRule="exact"/>
+              <w:ind w:left="84"/>
+              <w:jc w:val="center"/>
+              <w:rPr>
+                <w:rFonts w:ascii="Arial"/>
+                <w:b/>
+                <w:sz w:val="12"/>
+              </w:rPr>
+            </w:pPr>
+            <w:r>
+              <w:rPr>
+                <w:rFonts w:ascii="Arial"/>
+                <w:b/>
+                <w:color w:val="FFFFFF"/>
+                <w:spacing w:val="-5"/>
+                <w:sz w:val="12"/>
+              </w:rPr>
+              <w:t>{{ global.surface }}</w:t>
             </w:r>
           </w:p>
         </w:tc>
@@ -27448,18 +25718,33 @@
               <w:rPr>
                 <w:rFonts w:ascii="Arial"/>
                 <w:b/>
-                <w:sz w:val="12"/>
-              </w:rPr>
-            </w:pPr>
-            <w:r>
-              <w:rPr>
-                <w:rFonts w:ascii="Arial"/>
-                <w:b/>
                 <w:color w:val="FFFFFF"/>
                 <w:spacing w:val="-5"/>
                 <w:sz w:val="12"/>
               </w:rPr>
-              <w:t>306</w:t>
+            </w:pPr>
+          </w:p>
+          <w:p>
+            <w:pPr>
+              <w:pStyle w:val="TableParagraph"/>
+              <w:spacing w:before="11" w:line="124" w:lineRule="exact"/>
+              <w:ind w:right="59"/>
+              <w:jc w:val="center"/>
+              <w:rPr>
+                <w:rFonts w:ascii="Arial"/>
+                <w:b/>
+                <w:sz w:val="12"/>
+              </w:rPr>
+            </w:pPr>
+            <w:r>
+              <w:rPr>
+                <w:rFonts w:ascii="Arial"/>
+                <w:b/>
+                <w:color w:val="FFFFFF"/>
+                <w:spacing w:val="-5"/>
+                <w:sz w:val="12"/>
+              </w:rPr>
+              <w:t>{{ global.lux_projete }}</w:t>
             </w:r>
           </w:p>
         </w:tc>
@@ -27482,19 +25767,35 @@
               <w:rPr>
                 <w:rFonts w:ascii="Arial"/>
                 <w:b/>
-                <w:sz w:val="12"/>
-              </w:rPr>
-            </w:pPr>
-            <w:r>
-              <w:rPr>
-                <w:rFonts w:ascii="Arial"/>
-                <w:b/>
                 <w:color w:val="FFFFFF"/>
                 <w:spacing w:val="-5"/>
                 <w:w w:val="105"/>
                 <w:sz w:val="12"/>
               </w:rPr>
-              <w:t>55</w:t>
+            </w:pPr>
+          </w:p>
+          <w:p>
+            <w:pPr>
+              <w:pStyle w:val="TableParagraph"/>
+              <w:spacing w:before="11" w:line="124" w:lineRule="exact"/>
+              <w:ind w:right="10"/>
+              <w:jc w:val="center"/>
+              <w:rPr>
+                <w:rFonts w:ascii="Arial"/>
+                <w:b/>
+                <w:sz w:val="12"/>
+              </w:rPr>
+            </w:pPr>
+            <w:r>
+              <w:rPr>
+                <w:rFonts w:ascii="Arial"/>
+                <w:b/>
+                <w:color w:val="FFFFFF"/>
+                <w:spacing w:val="-5"/>
+                <w:w w:val="105"/>
+                <w:sz w:val="12"/>
+              </w:rPr>
+              <w:t>{{ global.nbr_luminaires }}</w:t>
             </w:r>
           </w:p>
         </w:tc>
@@ -27517,18 +25818,33 @@
               <w:rPr>
                 <w:rFonts w:ascii="Arial"/>
                 <w:b/>
-                <w:sz w:val="12"/>
-              </w:rPr>
-            </w:pPr>
-            <w:r>
-              <w:rPr>
-                <w:rFonts w:ascii="Arial"/>
-                <w:b/>
                 <w:color w:val="FFFFFF"/>
                 <w:spacing w:val="-4"/>
                 <w:sz w:val="12"/>
               </w:rPr>
-              <w:t>0,08</w:t>
+            </w:pPr>
+          </w:p>
+          <w:p>
+            <w:pPr>
+              <w:pStyle w:val="TableParagraph"/>
+              <w:spacing w:before="11" w:line="124" w:lineRule="exact"/>
+              <w:ind w:left="3" w:right="77"/>
+              <w:jc w:val="center"/>
+              <w:rPr>
+                <w:rFonts w:ascii="Arial"/>
+                <w:b/>
+                <w:sz w:val="12"/>
+              </w:rPr>
+            </w:pPr>
+            <w:r>
+              <w:rPr>
+                <w:rFonts w:ascii="Arial"/>
+                <w:b/>
+                <w:color w:val="FFFFFF"/>
+                <w:spacing w:val="-4"/>
+                <w:sz w:val="12"/>
+              </w:rPr>
+              <w:t>{{ global.coeff_gradation }}</w:t>
             </w:r>
           </w:p>
         </w:tc>
@@ -27551,18 +25867,33 @@
               <w:rPr>
                 <w:rFonts w:ascii="Arial"/>
                 <w:b/>
-                <w:sz w:val="12"/>
-              </w:rPr>
-            </w:pPr>
-            <w:r>
-              <w:rPr>
-                <w:rFonts w:ascii="Arial"/>
-                <w:b/>
                 <w:color w:val="FFFFFF"/>
                 <w:spacing w:val="-2"/>
                 <w:sz w:val="12"/>
               </w:rPr>
-              <w:t>33,85</w:t>
+            </w:pPr>
+          </w:p>
+          <w:p>
+            <w:pPr>
+              <w:pStyle w:val="TableParagraph"/>
+              <w:spacing w:before="11" w:line="124" w:lineRule="exact"/>
+              <w:ind w:right="14"/>
+              <w:jc w:val="center"/>
+              <w:rPr>
+                <w:rFonts w:ascii="Arial"/>
+                <w:b/>
+                <w:sz w:val="12"/>
+              </w:rPr>
+            </w:pPr>
+            <w:r>
+              <w:rPr>
+                <w:rFonts w:ascii="Arial"/>
+                <w:b/>
+                <w:color w:val="FFFFFF"/>
+                <w:spacing w:val="-2"/>
+                <w:sz w:val="12"/>
+              </w:rPr>
+              <w:t>{{ global.w_m2_theorique }}</w:t>
             </w:r>
           </w:p>
         </w:tc>
@@ -27585,19 +25916,35 @@
               <w:rPr>
                 <w:rFonts w:ascii="Arial"/>
                 <w:b/>
-                <w:sz w:val="12"/>
-              </w:rPr>
-            </w:pPr>
-            <w:r>
-              <w:rPr>
-                <w:rFonts w:ascii="Arial"/>
-                <w:b/>
                 <w:color w:val="FFFFFF"/>
                 <w:spacing w:val="-4"/>
                 <w:w w:val="95"/>
                 <w:sz w:val="12"/>
               </w:rPr>
-              <w:t>2,71</w:t>
+            </w:pPr>
+          </w:p>
+          <w:p>
+            <w:pPr>
+              <w:pStyle w:val="TableParagraph"/>
+              <w:spacing w:before="11" w:line="124" w:lineRule="exact"/>
+              <w:ind w:left="82" w:right="3"/>
+              <w:jc w:val="center"/>
+              <w:rPr>
+                <w:rFonts w:ascii="Arial"/>
+                <w:b/>
+                <w:sz w:val="12"/>
+              </w:rPr>
+            </w:pPr>
+            <w:r>
+              <w:rPr>
+                <w:rFonts w:ascii="Arial"/>
+                <w:b/>
+                <w:color w:val="FFFFFF"/>
+                <w:spacing w:val="-4"/>
+                <w:w w:val="95"/>
+                <w:sz w:val="12"/>
+              </w:rPr>
+              <w:t>{{ global.w_m2_reel }}</w:t>
             </w:r>
           </w:p>
         </w:tc>
@@ -27620,19 +25967,35 @@
               <w:rPr>
                 <w:rFonts w:ascii="Arial"/>
                 <w:b/>
-                <w:sz w:val="12"/>
-              </w:rPr>
-            </w:pPr>
-            <w:r>
-              <w:rPr>
-                <w:rFonts w:ascii="Arial"/>
-                <w:b/>
                 <w:color w:val="FFFFFF"/>
                 <w:spacing w:val="-4"/>
                 <w:w w:val="105"/>
                 <w:sz w:val="12"/>
               </w:rPr>
-              <w:t>0,88</w:t>
+            </w:pPr>
+          </w:p>
+          <w:p>
+            <w:pPr>
+              <w:pStyle w:val="TableParagraph"/>
+              <w:spacing w:before="11" w:line="124" w:lineRule="exact"/>
+              <w:ind w:right="2"/>
+              <w:jc w:val="center"/>
+              <w:rPr>
+                <w:rFonts w:ascii="Arial"/>
+                <w:b/>
+                <w:sz w:val="12"/>
+              </w:rPr>
+            </w:pPr>
+            <w:r>
+              <w:rPr>
+                <w:rFonts w:ascii="Arial"/>
+                <w:b/>
+                <w:color w:val="FFFFFF"/>
+                <w:spacing w:val="-4"/>
+                <w:w w:val="105"/>
+                <w:sz w:val="12"/>
+              </w:rPr>
+              <w:t>{{ global.w_m2_100lux_reel }}</w:t>
             </w:r>
           </w:p>
         </w:tc>
@@ -27857,7 +26220,7 @@
         <mc:AlternateContent>
           <mc:Choice Requires="wps">
             <w:drawing>
-              <wp:anchor distT="0" distB="0" distL="0" distR="0" simplePos="0" relativeHeight="486637568" behindDoc="1" locked="0" layoutInCell="1" allowOverlap="1">
+              <wp:anchor distT="0" distB="0" distL="0" distR="0" simplePos="0" relativeHeight="251662336" behindDoc="1" locked="0" layoutInCell="1" allowOverlap="1" wp14:anchorId="48D9938D" wp14:editId="5DFE54DF">
                 <wp:simplePos x="0" y="0"/>
                 <wp:positionH relativeFrom="page">
                   <wp:posOffset>2446654</wp:posOffset>
@@ -27918,8 +26281,7 @@
           </mc:Choice>
           <mc:Fallback>
             <w:pict>
-              <v:shape id="Textbox 35" o:spid="_x0000_s1027" type="#_x0000_t202" style="position:absolute;left:0;text-align:left;margin-left:192.65pt;margin-top:-121.75pt;width:3.55pt;height:6.4pt;z-index:-16678912;visibility:visible;mso-wrap-style:square;mso-wrap-distance-left:0;mso-wrap-distance-top:0;mso-wrap-distance-right:0;mso-wrap-distance-bottom:0;mso-position-horizontal:absolute;mso-position-horizontal-relative:page;mso-position-vertical:absolute;mso-position-vertical-relative:text;v-text-anchor:top" o:gfxdata="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" filled="f" stroked="f">
-                <v:path arrowok="t"/>
+              <v:shape w14:anchorId="48D9938D" id="Textbox 35" o:spid="_x0000_s1027" type="#_x0000_t202" style="position:absolute;left:0;text-align:left;margin-left:192.65pt;margin-top:-121.75pt;width:3.55pt;height:6.4pt;z-index:-251654144;visibility:visible;mso-wrap-style:square;mso-wrap-distance-left:0;mso-wrap-distance-top:0;mso-wrap-distance-right:0;mso-wrap-distance-bottom:0;mso-position-horizontal:absolute;mso-position-horizontal-relative:page;mso-position-vertical:absolute;mso-position-vertical-relative:text;v-text-anchor:top" o:gfxdata="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" filled="f" stroked="f">
                 <v:textbox inset="0,0,0,0">
                   <w:txbxContent>
                     <w:p>
@@ -28182,7 +26544,6 @@
               </w:rPr>
               <w:t xml:space="preserve"> </w:t>
             </w:r>
-            <w:proofErr w:type="gramStart"/>
             <w:r>
               <w:rPr>
                 <w:rFonts w:ascii="Arial" w:hAnsi="Arial"/>
@@ -28192,7 +26553,6 @@
               </w:rPr>
               <w:t>a</w:t>
             </w:r>
-            <w:proofErr w:type="gramEnd"/>
             <w:r>
               <w:rPr>
                 <w:rFonts w:ascii="Arial" w:hAnsi="Arial"/>
@@ -29277,7 +27637,6 @@
               </w:rPr>
               <w:t xml:space="preserve"> </w:t>
             </w:r>
-            <w:proofErr w:type="spellStart"/>
             <w:r>
               <w:rPr>
                 <w:rFonts w:ascii="Arial" w:hAnsi="Arial"/>
@@ -29287,7 +27646,6 @@
               </w:rPr>
               <w:t>photobiologique</w:t>
             </w:r>
-            <w:proofErr w:type="spellEnd"/>
             <w:r>
               <w:rPr>
                 <w:rFonts w:ascii="Arial" w:hAnsi="Arial"/>
@@ -29996,21 +28354,7 @@
         <w:rPr>
           <w:sz w:val="10"/>
         </w:rPr>
-        <w:t xml:space="preserve">Ces luminaires </w:t>
-      </w:r>
-      <w:proofErr w:type="gramStart"/>
-      <w:r>
-        <w:rPr>
-          <w:sz w:val="10"/>
-        </w:rPr>
-        <w:t>a</w:t>
-      </w:r>
-      <w:proofErr w:type="gramEnd"/>
-      <w:r>
-        <w:rPr>
-          <w:sz w:val="10"/>
-        </w:rPr>
-        <w:t xml:space="preserve"> lux adaptatif, ou luminaires a autorégulation, sont conçus pour ajuster automatiquement leur intensité lumineuse en fonction des conditions ambiantes et</w:t>
+        <w:t>Ces luminaires a lux adaptatif, ou luminaires a autorégulation, sont conçus pour ajuster automatiquement leur intensité lumineuse en fonction des conditions ambiantes et</w:t>
       </w:r>
       <w:r>
         <w:rPr>
@@ -30108,7 +28452,7 @@
         <mc:AlternateContent>
           <mc:Choice Requires="wps">
             <w:drawing>
-              <wp:anchor distT="0" distB="0" distL="0" distR="0" simplePos="0" relativeHeight="486639616" behindDoc="1" locked="0" layoutInCell="1" allowOverlap="1">
+              <wp:anchor distT="0" distB="0" distL="0" distR="0" simplePos="0" relativeHeight="251663360" behindDoc="1" locked="0" layoutInCell="1" allowOverlap="1" wp14:anchorId="010AE840" wp14:editId="1A7C8EAF">
                 <wp:simplePos x="0" y="0"/>
                 <wp:positionH relativeFrom="page">
                   <wp:posOffset>225552</wp:posOffset>
@@ -30209,7 +28553,7 @@
           </mc:Choice>
           <mc:Fallback>
             <w:pict>
-              <v:shape w14:anchorId="5A54F59C" id="Graphic 36" o:spid="_x0000_s1026" style="position:absolute;margin-left:17.75pt;margin-top:89.4pt;width:559.1pt;height:662.25pt;z-index:-16676864;visibility:visible;mso-wrap-style:square;mso-wrap-distance-left:0;mso-wrap-distance-top:0;mso-wrap-distance-right:0;mso-wrap-distance-bottom:0;mso-position-horizontal:absolute;mso-position-horizontal-relative:page;mso-position-vertical:absolute;mso-position-vertical-relative:page;v-text-anchor:top" coordsize="7100570,8410575" o:gfxdata="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" path="m7100316,l4572,,,76,,8410397r4572,l7095744,8410397r4572,l7100316,8405838r,-8401190l7095744,4648r,8401190l4572,8405838,4572,4572r7095744,l7100316,xe" fillcolor="#099" stroked="f">
+              <v:shape w14:anchorId="4DBE6BCC" id="Graphic 36" o:spid="_x0000_s1026" style="position:absolute;margin-left:17.75pt;margin-top:89.4pt;width:559.1pt;height:662.25pt;z-index:-251653120;visibility:visible;mso-wrap-style:square;mso-wrap-distance-left:0;mso-wrap-distance-top:0;mso-wrap-distance-right:0;mso-wrap-distance-bottom:0;mso-position-horizontal:absolute;mso-position-horizontal-relative:page;mso-position-vertical:absolute;mso-position-vertical-relative:page;v-text-anchor:top" coordsize="7100570,8410575" o:gfxdata="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" path="m7100316,l4572,,,76,,8410397r4572,l7095744,8410397r4572,l7100316,8405838r,-8401190l7095744,4648r,8401190l4572,8405838,4572,4572r7095744,l7100316,xe" fillcolor="#099" stroked="f">
                 <v:path arrowok="t"/>
                 <w10:wrap anchorx="page" anchory="page"/>
               </v:shape>
@@ -30481,14 +28825,12 @@
               </w:rPr>
               <w:t xml:space="preserve"> </w:t>
             </w:r>
-            <w:proofErr w:type="spellStart"/>
             <w:r>
               <w:rPr>
                 <w:sz w:val="10"/>
               </w:rPr>
               <w:t>a</w:t>
             </w:r>
-            <w:proofErr w:type="spellEnd"/>
             <w:r>
               <w:rPr>
                 <w:spacing w:val="2"/>
@@ -30639,16 +28981,12 @@
               </w:rPr>
               <w:t xml:space="preserve"> </w:t>
             </w:r>
-            <w:proofErr w:type="spellStart"/>
-            <w:proofErr w:type="gramStart"/>
             <w:r>
               <w:rPr>
                 <w:sz w:val="10"/>
               </w:rPr>
               <w:t>a</w:t>
             </w:r>
-            <w:proofErr w:type="spellEnd"/>
-            <w:proofErr w:type="gramEnd"/>
             <w:r>
               <w:rPr>
                 <w:spacing w:val="2"/>
@@ -31024,62 +29362,7 @@
                 <w:w w:val="90"/>
                 <w:sz w:val="10"/>
               </w:rPr>
-              <w:t>Locaux</w:t>
-            </w:r>
-            <w:r>
-              <w:rPr>
-                <w:rFonts w:ascii="Arial"/>
-                <w:b/>
-                <w:spacing w:val="-2"/>
-                <w:sz w:val="10"/>
-              </w:rPr>
-              <w:t xml:space="preserve"> </w:t>
-            </w:r>
-            <w:r>
-              <w:rPr>
-                <w:rFonts w:ascii="Arial"/>
-                <w:b/>
-                <w:w w:val="90"/>
-                <w:sz w:val="10"/>
-              </w:rPr>
-              <w:t>de</w:t>
-            </w:r>
-            <w:r>
-              <w:rPr>
-                <w:rFonts w:ascii="Arial"/>
-                <w:b/>
-                <w:spacing w:val="-1"/>
-                <w:sz w:val="10"/>
-              </w:rPr>
-              <w:t xml:space="preserve"> </w:t>
-            </w:r>
-            <w:r>
-              <w:rPr>
-                <w:rFonts w:ascii="Arial"/>
-                <w:b/>
-                <w:w w:val="90"/>
-                <w:sz w:val="10"/>
-              </w:rPr>
-              <w:t>vente</w:t>
-            </w:r>
-            <w:r>
-              <w:rPr>
-                <w:rFonts w:ascii="Arial"/>
-                <w:b/>
-                <w:spacing w:val="-2"/>
-                <w:sz w:val="10"/>
-              </w:rPr>
-              <w:t xml:space="preserve"> </w:t>
-            </w:r>
-            <w:r>
-              <w:rPr>
-                <w:rFonts w:ascii="Arial"/>
-                <w:b/>
-                <w:spacing w:val="-2"/>
-                <w:w w:val="90"/>
-                <w:sz w:val="10"/>
-              </w:rPr>
-              <w:t>(35.1)</w:t>
+              <w:t>{{ secteur_etude }}</w:t>
             </w:r>
           </w:p>
         </w:tc>
@@ -31249,7 +29532,7 @@
                 <w:spacing w:val="-5"/>
                 <w:sz w:val="11"/>
               </w:rPr>
-              <w:t>300</w:t>
+              <w:t>{{ seuil_reglementaire }}</w:t>
             </w:r>
           </w:p>
         </w:tc>
@@ -31397,7 +29680,7 @@
                 <w:spacing w:val="-5"/>
                 <w:sz w:val="11"/>
               </w:rPr>
-              <w:t>306</w:t>
+              <w:t>{{eclairement_moyen }}</w:t>
             </w:r>
           </w:p>
         </w:tc>
@@ -31527,7 +29810,7 @@
                 <w:spacing w:val="-5"/>
                 <w:sz w:val="11"/>
               </w:rPr>
-              <w:t>0,4</w:t>
+              <w:t>{{ seuil_uniformite }}</w:t>
             </w:r>
           </w:p>
         </w:tc>
@@ -31636,7 +29919,7 @@
                 <w:spacing w:val="-4"/>
                 <w:sz w:val="11"/>
               </w:rPr>
-              <w:t>0,55</w:t>
+              <w:t>{{ uniformite_modelee }}</w:t>
             </w:r>
           </w:p>
         </w:tc>
@@ -31685,8 +29968,6 @@
               </w:rPr>
               <w:t xml:space="preserve"> </w:t>
             </w:r>
-            <w:proofErr w:type="spellStart"/>
-            <w:proofErr w:type="gramStart"/>
             <w:r>
               <w:rPr>
                 <w:rFonts w:ascii="Arial" w:hAnsi="Arial"/>
@@ -31697,8 +29978,6 @@
               </w:rPr>
               <w:t>a</w:t>
             </w:r>
-            <w:proofErr w:type="spellEnd"/>
-            <w:proofErr w:type="gramEnd"/>
             <w:r>
               <w:rPr>
                 <w:rFonts w:ascii="Arial" w:hAnsi="Arial"/>
@@ -31788,7 +30067,7 @@
                 <w:spacing w:val="-2"/>
                 <w:sz w:val="11"/>
               </w:rPr>
-              <w:t>13200</w:t>
+              <w:t>{{ puissance_theorique }}</w:t>
             </w:r>
           </w:p>
         </w:tc>
@@ -31913,7 +30192,7 @@
                 <w:spacing w:val="-4"/>
                 <w:sz w:val="11"/>
               </w:rPr>
-              <w:t>1056</w:t>
+              <w:t>{{ puissance_reelle }}</w:t>
             </w:r>
           </w:p>
         </w:tc>
@@ -32037,7 +30316,7 @@
                 <w:w w:val="90"/>
                 <w:sz w:val="11"/>
               </w:rPr>
-              <w:t>1,6</w:t>
+              <w:t>{{ ratio_lux_max }}</w:t>
             </w:r>
           </w:p>
         </w:tc>
@@ -32161,7 +30440,7 @@
                 <w:spacing w:val="-4"/>
                 <w:sz w:val="11"/>
               </w:rPr>
-              <w:t>0,88</w:t>
+              <w:t>{{ ratio_lux_projete }}</w:t>
             </w:r>
           </w:p>
         </w:tc>
@@ -32288,7 +30567,7 @@
                 <w:spacing w:val="-4"/>
                 <w:sz w:val="11"/>
               </w:rPr>
-              <w:t>3966</w:t>
+              <w:t>{{ conso_projete }}</w:t>
             </w:r>
           </w:p>
         </w:tc>
@@ -32385,7 +30664,7 @@
                 <w:spacing w:val="-2"/>
                 <w:sz w:val="11"/>
               </w:rPr>
-              <w:t>47679</w:t>
+              <w:t>{{ economies_energie }}</w:t>
             </w:r>
           </w:p>
         </w:tc>
@@ -32502,7 +30781,7 @@
                 <w:spacing w:val="-4"/>
                 <w:sz w:val="11"/>
               </w:rPr>
-              <w:t>3814</w:t>
+              <w:t>{{ emissions_evitees }}</w:t>
             </w:r>
           </w:p>
         </w:tc>
@@ -32541,7 +30820,7 @@
         <mc:AlternateContent>
           <mc:Choice Requires="wps">
             <w:drawing>
-              <wp:anchor distT="0" distB="0" distL="0" distR="0" simplePos="0" relativeHeight="486640128" behindDoc="1" locked="0" layoutInCell="1" allowOverlap="1">
+              <wp:anchor distT="0" distB="0" distL="0" distR="0" simplePos="0" relativeHeight="251664384" behindDoc="1" locked="0" layoutInCell="1" allowOverlap="1" wp14:anchorId="377A823A" wp14:editId="71E2C851">
                 <wp:simplePos x="0" y="0"/>
                 <wp:positionH relativeFrom="page">
                   <wp:posOffset>464819</wp:posOffset>
@@ -32822,7 +31101,6 @@
                                 <w:sz w:val="11"/>
                               </w:rPr>
                             </w:pPr>
-                            <w:proofErr w:type="spellStart"/>
                             <w:r>
                               <w:rPr>
                                 <w:rFonts w:ascii="Calibri"/>
@@ -32830,7 +31108,6 @@
                               </w:rPr>
                               <w:t>My</w:t>
                             </w:r>
-                            <w:proofErr w:type="spellEnd"/>
                             <w:r>
                               <w:rPr>
                                 <w:rFonts w:ascii="Calibri"/>
@@ -32876,8 +31153,7 @@
           </mc:Choice>
           <mc:Fallback>
             <w:pict>
-              <v:shape id="Textbox 39" o:spid="_x0000_s1028" type="#_x0000_t202" style="position:absolute;margin-left:36.6pt;margin-top:242.95pt;width:133.3pt;height:100.75pt;z-index:-16676352;visibility:visible;mso-wrap-style:square;mso-wrap-distance-left:0;mso-wrap-distance-top:0;mso-wrap-distance-right:0;mso-wrap-distance-bottom:0;mso-position-horizontal:absolute;mso-position-horizontal-relative:page;mso-position-vertical:absolute;mso-position-vertical-relative:page;v-text-anchor:top" o:gfxdata="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" filled="f" stroked="f">
-                <v:path arrowok="t"/>
+              <v:shape w14:anchorId="377A823A" id="Textbox 39" o:spid="_x0000_s1028" type="#_x0000_t202" style="position:absolute;margin-left:36.6pt;margin-top:242.95pt;width:133.3pt;height:100.75pt;z-index:-251652096;visibility:visible;mso-wrap-style:square;mso-wrap-distance-left:0;mso-wrap-distance-top:0;mso-wrap-distance-right:0;mso-wrap-distance-bottom:0;mso-position-horizontal:absolute;mso-position-horizontal-relative:page;mso-position-vertical:absolute;mso-position-vertical-relative:page;v-text-anchor:top" o:gfxdata="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" filled="f" stroked="f">
                 <v:textbox inset="0,0,0,0">
                   <w:txbxContent>
                     <w:p>
@@ -33129,7 +31405,6 @@
                           <w:sz w:val="11"/>
                         </w:rPr>
                       </w:pPr>
-                      <w:proofErr w:type="spellStart"/>
                       <w:r>
                         <w:rPr>
                           <w:rFonts w:ascii="Calibri"/>
@@ -33137,7 +31412,6 @@
                         </w:rPr>
                         <w:t>My</w:t>
                       </w:r>
-                      <w:proofErr w:type="spellEnd"/>
                       <w:r>
                         <w:rPr>
                           <w:rFonts w:ascii="Calibri"/>
@@ -33187,7 +31461,7 @@
         <mc:AlternateContent>
           <mc:Choice Requires="wps">
             <w:drawing>
-              <wp:anchor distT="0" distB="0" distL="0" distR="0" simplePos="0" relativeHeight="486640640" behindDoc="1" locked="0" layoutInCell="1" allowOverlap="1">
+              <wp:anchor distT="0" distB="0" distL="0" distR="0" simplePos="0" relativeHeight="251665408" behindDoc="1" locked="0" layoutInCell="1" allowOverlap="1" wp14:anchorId="242BBA79" wp14:editId="3C9D6EED">
                 <wp:simplePos x="0" y="0"/>
                 <wp:positionH relativeFrom="page">
                   <wp:posOffset>437387</wp:posOffset>
@@ -33295,8 +31569,7 @@
           </mc:Choice>
           <mc:Fallback>
             <w:pict>
-              <v:shape id="Textbox 40" o:spid="_x0000_s1029" type="#_x0000_t202" style="position:absolute;margin-left:34.45pt;margin-top:565.55pt;width:85.5pt;height:9pt;z-index:-16675840;visibility:visible;mso-wrap-style:square;mso-wrap-distance-left:0;mso-wrap-distance-top:0;mso-wrap-distance-right:0;mso-wrap-distance-bottom:0;mso-position-horizontal:absolute;mso-position-horizontal-relative:page;mso-position-vertical:absolute;mso-position-vertical-relative:page;v-text-anchor:top" o:gfxdata="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" filled="f" stroked="f">
-                <v:path arrowok="t"/>
+              <v:shape w14:anchorId="242BBA79" id="Textbox 40" o:spid="_x0000_s1029" type="#_x0000_t202" style="position:absolute;margin-left:34.45pt;margin-top:565.55pt;width:85.5pt;height:9pt;z-index:-251651072;visibility:visible;mso-wrap-style:square;mso-wrap-distance-left:0;mso-wrap-distance-top:0;mso-wrap-distance-right:0;mso-wrap-distance-bottom:0;mso-position-horizontal:absolute;mso-position-horizontal-relative:page;mso-position-vertical:absolute;mso-position-vertical-relative:page;v-text-anchor:top" o:gfxdata="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" filled="f" stroked="f">
                 <v:textbox inset="0,0,0,0">
                   <w:txbxContent>
                     <w:p>
@@ -33379,7 +31652,7 @@
         <mc:AlternateContent>
           <mc:Choice Requires="wpg">
             <w:drawing>
-              <wp:anchor distT="0" distB="0" distL="0" distR="0" simplePos="0" relativeHeight="486641152" behindDoc="1" locked="0" layoutInCell="1" allowOverlap="1">
+              <wp:anchor distT="0" distB="0" distL="0" distR="0" simplePos="0" relativeHeight="251666432" behindDoc="1" locked="0" layoutInCell="1" allowOverlap="1" wp14:anchorId="7EB5520F" wp14:editId="0D1A1319">
                 <wp:simplePos x="0" y="0"/>
                 <wp:positionH relativeFrom="page">
                   <wp:posOffset>243840</wp:posOffset>
@@ -33568,17 +31841,17 @@
           </mc:Choice>
           <mc:Fallback>
             <w:pict>
-              <v:group w14:anchorId="0ECC6063" id="Group 41" o:spid="_x0000_s1026" style="position:absolute;margin-left:19.2pt;margin-top:54.6pt;width:556.1pt;height:731.65pt;z-index:-16675328;mso-wrap-distance-left:0;mso-wrap-distance-right:0;mso-position-horizontal-relative:page;mso-position-vertical-relative:page" coordsize="70624,92919" o:gfxdata="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">
-                <v:shape id="Graphic 42" o:spid="_x0000_s1027" style="position:absolute;width:70624;height:92919;visibility:visible;mso-wrap-style:square;v-text-anchor:top" coordsize="7062470,9291955" o:gfxdata="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" path="m7062216,50l6096,50,,,,9291574r6096,l6096,6146r7050024,l7056120,9291574r6096,l7062216,6146r,-6096xe" fillcolor="#099" stroked="f">
+              <v:group w14:anchorId="1E4FDEE3" id="Group 41" o:spid="_x0000_s1026" style="position:absolute;margin-left:19.2pt;margin-top:54.6pt;width:556.1pt;height:731.65pt;z-index:-251650048;mso-wrap-distance-left:0;mso-wrap-distance-right:0;mso-position-horizontal-relative:page;mso-position-vertical-relative:page" coordsize="70624,92919" o:gfxdata="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">
+                <v:shape id="Graphic 42" o:spid="_x0000_s1027" style="position:absolute;width:70624;height:92919;visibility:visible;mso-wrap-style:square;v-text-anchor:top" coordsize="7062470,9291955" o:gfxdata="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" path="m7062216,50l6096,50,,,,9291574r6096,l6096,6146r7050024,l7056120,9291574r6096,l7062216,6146r,-6096xe" fillcolor="#099" stroked="f">
                   <v:path arrowok="t"/>
                 </v:shape>
-                <v:shape id="Graphic 43" o:spid="_x0000_s1028" style="position:absolute;left:2131;top:14694;width:60433;height:41719;visibility:visible;mso-wrap-style:square;v-text-anchor:top" coordsize="6043295,4171950" o:gfxdata="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" path="m6042914,l,,,4171823r6042914,l6042914,xe" stroked="f">
+                <v:shape id="Graphic 43" o:spid="_x0000_s1028" style="position:absolute;left:2131;top:14694;width:60433;height:41719;visibility:visible;mso-wrap-style:square;v-text-anchor:top" coordsize="6043295,4171950" o:gfxdata="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" path="m6042914,l,,,4171823r6042914,l6042914,xe" stroked="f">
                   <v:path arrowok="t"/>
                 </v:shape>
-                <v:shape id="Image 44" o:spid="_x0000_s1029" type="#_x0000_t75" style="position:absolute;left:2165;top:14722;width:63859;height:55377;visibility:visible;mso-wrap-style:square" o:gfxdata="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">
+                <v:shape id="Image 44" o:spid="_x0000_s1029" type="#_x0000_t75" style="position:absolute;left:2165;top:14722;width:63859;height:55377;visibility:visible;mso-wrap-style:square" o:gfxdata="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">
                   <v:imagedata r:id="rId20" o:title=""/>
                 </v:shape>
-                <v:shape id="Image 45" o:spid="_x0000_s1030" type="#_x0000_t75" style="position:absolute;left:2131;top:14694;width:60429;height:41718;visibility:visible;mso-wrap-style:square" o:gfxdata="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">
+                <v:shape id="Image 45" o:spid="_x0000_s1030" type="#_x0000_t75" style="position:absolute;left:2131;top:14694;width:60429;height:41718;visibility:visible;mso-wrap-style:square" o:gfxdata="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">
                   <v:imagedata r:id="rId20" o:title=""/>
                 </v:shape>
                 <w10:wrap anchorx="page" anchory="page"/>
@@ -34074,8 +32347,81 @@
         <w:pStyle w:val="TableParagraph"/>
         <w:spacing w:line="220" w:lineRule="exact"/>
         <w:rPr>
+          <w:spacing w:val="-2"/>
           <w:sz w:val="20"/>
         </w:rPr>
+      </w:pPr>
+    </w:p>
+    <w:p/>
+    <w:p/>
+    <w:p/>
+    <w:p/>
+    <w:p>
+      <w:pPr>
+        <w:tabs>
+          <w:tab w:val="left" w:pos="2805"/>
+          <w:tab w:val="left" w:pos="7305"/>
+        </w:tabs>
+        <w:rPr>
+          <w:spacing w:val="-2"/>
+          <w:sz w:val="20"/>
+        </w:rPr>
+      </w:pPr>
+      <w:r>
+        <w:rPr>
+          <w:spacing w:val="-2"/>
+          <w:sz w:val="20"/>
+        </w:rPr>
+        <w:tab/>
+      </w:r>
+      <w:r>
+        <w:rPr>
+          <w:sz w:val="15"/>
+        </w:rPr>
+        <w:t>{{ image_</w:t>
+      </w:r>
+      <w:r>
+        <w:rPr>
+          <w:sz w:val="15"/>
+        </w:rPr>
+        <w:t>4</w:t>
+      </w:r>
+      <w:r>
+        <w:rPr>
+          <w:sz w:val="15"/>
+        </w:rPr>
+        <w:t xml:space="preserve"> }}</w:t>
+      </w:r>
+      <w:r>
+        <w:rPr>
+          <w:sz w:val="15"/>
+        </w:rPr>
+        <w:tab/>
+      </w:r>
+      <w:r>
+        <w:rPr>
+          <w:sz w:val="15"/>
+        </w:rPr>
+        <w:t>{{ image_</w:t>
+      </w:r>
+      <w:r>
+        <w:rPr>
+          <w:sz w:val="15"/>
+        </w:rPr>
+        <w:t>5</w:t>
+      </w:r>
+      <w:r>
+        <w:rPr>
+          <w:sz w:val="15"/>
+        </w:rPr>
+        <w:t xml:space="preserve"> }}</w:t>
+      </w:r>
+    </w:p>
+    <w:p>
+      <w:pPr>
+        <w:tabs>
+          <w:tab w:val="left" w:pos="2805"/>
+        </w:tabs>
         <w:sectPr>
           <w:headerReference w:type="default" r:id="rId21"/>
           <w:footerReference w:type="default" r:id="rId22"/>
@@ -34084,6 +32430,9 @@
           <w:cols w:space="720"/>
         </w:sectPr>
       </w:pPr>
+      <w:r>
+        <w:tab/>
+      </w:r>
     </w:p>
     <w:p>
       <w:pPr>
@@ -34654,16 +33003,12 @@
               </w:rPr>
               <w:t xml:space="preserve"> </w:t>
             </w:r>
-            <w:proofErr w:type="spellStart"/>
-            <w:proofErr w:type="gramStart"/>
             <w:r>
               <w:rPr>
                 <w:sz w:val="12"/>
               </w:rPr>
               <w:t>a</w:t>
             </w:r>
-            <w:proofErr w:type="spellEnd"/>
-            <w:proofErr w:type="gramEnd"/>
             <w:r>
               <w:rPr>
                 <w:spacing w:val="10"/>
@@ -35589,18 +33934,8 @@
               <w:rPr>
                 <w:sz w:val="12"/>
               </w:rPr>
-              <w:t xml:space="preserve">Mesure de l'intensité lumineuse émise ou réfléchie par une surface dans une direction donnée, rapportée </w:t>
-            </w:r>
-            <w:proofErr w:type="spellStart"/>
-            <w:proofErr w:type="gramStart"/>
-            <w:r>
-              <w:rPr>
-                <w:sz w:val="12"/>
-              </w:rPr>
-              <w:t>a</w:t>
-            </w:r>
-            <w:proofErr w:type="spellEnd"/>
-            <w:proofErr w:type="gramEnd"/>
+              <w:t>Mesure de l'intensité lumineuse émise ou réfléchie par une surface dans une direction donnée, rapportée a</w:t>
+            </w:r>
             <w:r>
               <w:rPr>
                 <w:spacing w:val="10"/>
@@ -37348,16 +35683,12 @@
               </w:rPr>
               <w:t xml:space="preserve"> </w:t>
             </w:r>
-            <w:proofErr w:type="spellStart"/>
-            <w:proofErr w:type="gramStart"/>
             <w:r>
               <w:rPr>
                 <w:sz w:val="12"/>
               </w:rPr>
               <w:t>a</w:t>
             </w:r>
-            <w:proofErr w:type="spellEnd"/>
-            <w:proofErr w:type="gramEnd"/>
             <w:r>
               <w:rPr>
                 <w:spacing w:val="10"/>
@@ -37482,14 +35813,12 @@
               </w:rPr>
               <w:t xml:space="preserve"> </w:t>
             </w:r>
-            <w:proofErr w:type="spellStart"/>
             <w:r>
               <w:rPr>
                 <w:sz w:val="12"/>
               </w:rPr>
               <w:t>a</w:t>
             </w:r>
-            <w:proofErr w:type="spellEnd"/>
             <w:r>
               <w:rPr>
                 <w:spacing w:val="10"/>
@@ -38145,7 +36474,7 @@
 </file>
 
 <file path=word/endnotes.xml><?xml version="1.0" encoding="utf-8"?>
-<w:endnotes xmlns:wpc="http://schemas.microsoft.com/office/word/2010/wordprocessingCanvas" xmlns:mc="http://schemas.openxmlformats.org/markup-compatibility/2006" xmlns:o="urn:schemas-microsoft-com:office:office" xmlns:r="http://schemas.openxmlformats.org/officeDocument/2006/relationships" xmlns:m="http://schemas.openxmlformats.org/officeDocument/2006/math" xmlns:v="urn:schemas-microsoft-com:vml" xmlns:wp14="http://schemas.microsoft.com/office/word/2010/wordprocessingDrawing" xmlns:wp="http://schemas.openxmlformats.org/drawingml/2006/wordprocessingDrawing" xmlns:w10="urn:schemas-microsoft-com:office:word" xmlns:w="http://schemas.openxmlformats.org/wordprocessingml/2006/main" xmlns:w14="http://schemas.microsoft.com/office/word/2010/wordml" xmlns:w15="http://schemas.microsoft.com/office/word/2012/wordml" xmlns:wpg="http://schemas.microsoft.com/office/word/2010/wordprocessingGroup" xmlns:wpi="http://schemas.microsoft.com/office/word/2010/wordprocessingInk" xmlns:wne="http://schemas.microsoft.com/office/word/2006/wordml" xmlns:wps="http://schemas.microsoft.com/office/word/2010/wordprocessingShape" mc:Ignorable="w14 w15 wp14">
+<w:endnotes xmlns:wpc="http://schemas.microsoft.com/office/word/2010/wordprocessingCanvas" xmlns:cx="http://schemas.microsoft.com/office/drawing/2014/chartex" xmlns:cx1="http://schemas.microsoft.com/office/drawing/2015/9/8/chartex" xmlns:cx2="http://schemas.microsoft.com/office/drawing/2015/10/21/chartex" xmlns:cx3="http://schemas.microsoft.com/office/drawing/2016/5/9/chartex" xmlns:cx4="http://schemas.microsoft.com/office/drawing/2016/5/10/chartex" xmlns:cx5="http://schemas.microsoft.com/office/drawing/2016/5/11/chartex" xmlns:cx6="http://schemas.microsoft.com/office/drawing/2016/5/12/chartex" xmlns:cx7="http://schemas.microsoft.com/office/drawing/2016/5/13/chartex" xmlns:cx8="http://schemas.microsoft.com/office/drawing/2016/5/14/chartex" xmlns:mc="http://schemas.openxmlformats.org/markup-compatibility/2006" xmlns:aink="http://schemas.microsoft.com/office/drawing/2016/ink" xmlns:am3d="http://schemas.microsoft.com/office/drawing/2017/model3d" xmlns:o="urn:schemas-microsoft-com:office:office" xmlns:oel="http://schemas.microsoft.com/office/2019/extlst" xmlns:r="http://schemas.openxmlformats.org/officeDocument/2006/relationships" xmlns:m="http://schemas.openxmlformats.org/officeDocument/2006/math" xmlns:v="urn:schemas-microsoft-com:vml" xmlns:wp14="http://schemas.microsoft.com/office/word/2010/wordprocessingDrawing" xmlns:wp="http://schemas.openxmlformats.org/drawingml/2006/wordprocessingDrawing" xmlns:w10="urn:schemas-microsoft-com:office:word" xmlns:w="http://schemas.openxmlformats.org/wordprocessingml/2006/main" xmlns:w14="http://schemas.microsoft.com/office/word/2010/wordml" xmlns:w15="http://schemas.microsoft.com/office/word/2012/wordml" xmlns:w16cex="http://schemas.microsoft.com/office/word/2018/wordml/cex" xmlns:w16cid="http://schemas.microsoft.com/office/word/2016/wordml/cid" xmlns:w16="http://schemas.microsoft.com/office/word/2018/wordml" xmlns:w16du="http://schemas.microsoft.com/office/word/2023/wordml/word16du" xmlns:w16sdtdh="http://schemas.microsoft.com/office/word/2020/wordml/sdtdatahash" xmlns:w16sdtfl="http://schemas.microsoft.com/office/word/2024/wordml/sdtformatlock" xmlns:w16se="http://schemas.microsoft.com/office/word/2015/wordml/symex" xmlns:wpg="http://schemas.microsoft.com/office/word/2010/wordprocessingGroup" xmlns:wpi="http://schemas.microsoft.com/office/word/2010/wordprocessingInk" xmlns:wne="http://schemas.microsoft.com/office/word/2006/wordml" xmlns:wps="http://schemas.microsoft.com/office/word/2010/wordprocessingShape" mc:Ignorable="w14 w15 w16se w16cid w16 w16cex w16sdtdh w16sdtfl w16du wp14">
   <w:endnote w:type="separator" w:id="-1">
     <w:p>
       <w:r>
@@ -38164,7 +36493,7 @@
 </file>
 
 <file path=word/footer1.xml><?xml version="1.0" encoding="utf-8"?>
-<w:ftr xmlns:wpc="http://schemas.microsoft.com/office/word/2010/wordprocessingCanvas" xmlns:mc="http://schemas.openxmlformats.org/markup-compatibility/2006" xmlns:o="urn:schemas-microsoft-com:office:office" xmlns:r="http://schemas.openxmlformats.org/officeDocument/2006/relationships" xmlns:m="http://schemas.openxmlformats.org/officeDocument/2006/math" xmlns:v="urn:schemas-microsoft-com:vml" xmlns:wp14="http://schemas.microsoft.com/office/word/2010/wordprocessingDrawing" xmlns:wp="http://schemas.openxmlformats.org/drawingml/2006/wordprocessingDrawing" xmlns:w10="urn:schemas-microsoft-com:office:word" xmlns:w="http://schemas.openxmlformats.org/wordprocessingml/2006/main" xmlns:w14="http://schemas.microsoft.com/office/word/2010/wordml" xmlns:w15="http://schemas.microsoft.com/office/word/2012/wordml" xmlns:wpg="http://schemas.microsoft.com/office/word/2010/wordprocessingGroup" xmlns:wpi="http://schemas.microsoft.com/office/word/2010/wordprocessingInk" xmlns:wne="http://schemas.microsoft.com/office/word/2006/wordml" xmlns:wps="http://schemas.microsoft.com/office/word/2010/wordprocessingShape" mc:Ignorable="w14 w15 wp14">
+<w:ftr xmlns:wpc="http://schemas.microsoft.com/office/word/2010/wordprocessingCanvas" xmlns:cx="http://schemas.microsoft.com/office/drawing/2014/chartex" xmlns:cx1="http://schemas.microsoft.com/office/drawing/2015/9/8/chartex" xmlns:cx2="http://schemas.microsoft.com/office/drawing/2015/10/21/chartex" xmlns:cx3="http://schemas.microsoft.com/office/drawing/2016/5/9/chartex" xmlns:cx4="http://schemas.microsoft.com/office/drawing/2016/5/10/chartex" xmlns:cx5="http://schemas.microsoft.com/office/drawing/2016/5/11/chartex" xmlns:cx6="http://schemas.microsoft.com/office/drawing/2016/5/12/chartex" xmlns:cx7="http://schemas.microsoft.com/office/drawing/2016/5/13/chartex" xmlns:cx8="http://schemas.microsoft.com/office/drawing/2016/5/14/chartex" xmlns:mc="http://schemas.openxmlformats.org/markup-compatibility/2006" xmlns:aink="http://schemas.microsoft.com/office/drawing/2016/ink" xmlns:am3d="http://schemas.microsoft.com/office/drawing/2017/model3d" xmlns:o="urn:schemas-microsoft-com:office:office" xmlns:oel="http://schemas.microsoft.com/office/2019/extlst" xmlns:r="http://schemas.openxmlformats.org/officeDocument/2006/relationships" xmlns:m="http://schemas.openxmlformats.org/officeDocument/2006/math" xmlns:v="urn:schemas-microsoft-com:vml" xmlns:wp14="http://schemas.microsoft.com/office/word/2010/wordprocessingDrawing" xmlns:wp="http://schemas.openxmlformats.org/drawingml/2006/wordprocessingDrawing" xmlns:w10="urn:schemas-microsoft-com:office:word" xmlns:w="http://schemas.openxmlformats.org/wordprocessingml/2006/main" xmlns:w14="http://schemas.microsoft.com/office/word/2010/wordml" xmlns:w15="http://schemas.microsoft.com/office/word/2012/wordml" xmlns:w16cex="http://schemas.microsoft.com/office/word/2018/wordml/cex" xmlns:w16cid="http://schemas.microsoft.com/office/word/2016/wordml/cid" xmlns:w16="http://schemas.microsoft.com/office/word/2018/wordml" xmlns:w16du="http://schemas.microsoft.com/office/word/2023/wordml/word16du" xmlns:w16sdtdh="http://schemas.microsoft.com/office/word/2020/wordml/sdtdatahash" xmlns:w16sdtfl="http://schemas.microsoft.com/office/word/2024/wordml/sdtformatlock" xmlns:w16se="http://schemas.microsoft.com/office/word/2015/wordml/symex" xmlns:wpg="http://schemas.microsoft.com/office/word/2010/wordprocessingGroup" xmlns:wpi="http://schemas.microsoft.com/office/word/2010/wordprocessingInk" xmlns:wne="http://schemas.microsoft.com/office/word/2006/wordml" xmlns:wps="http://schemas.microsoft.com/office/word/2010/wordprocessingShape" mc:Ignorable="w14 w15 w16se w16cid w16 w16cex w16sdtdh w16sdtfl w16du wp14">
   <w:p>
     <w:pPr>
       <w:pStyle w:val="Corpsdetexte"/>
@@ -38182,7 +36511,7 @@
       <mc:AlternateContent>
         <mc:Choice Requires="wps">
           <w:drawing>
-            <wp:anchor distT="0" distB="0" distL="0" distR="0" simplePos="0" relativeHeight="486632448" behindDoc="1" locked="0" layoutInCell="1" allowOverlap="1">
+            <wp:anchor distT="0" distB="0" distL="0" distR="0" simplePos="0" relativeHeight="486632448" behindDoc="1" locked="0" layoutInCell="1" allowOverlap="1" wp14:anchorId="6B13C97A" wp14:editId="712549A0">
               <wp:simplePos x="0" y="0"/>
               <wp:positionH relativeFrom="page">
                 <wp:posOffset>7237476</wp:posOffset>
@@ -38272,12 +36601,11 @@
         </mc:Choice>
         <mc:Fallback>
           <w:pict>
-            <v:shapetype id="_x0000_t202" coordsize="21600,21600" o:spt="202" path="m,l,21600r21600,l21600,xe">
+            <v:shapetype w14:anchorId="6B13C97A" id="_x0000_t202" coordsize="21600,21600" o:spt="202" path="m,l,21600r21600,l21600,xe">
               <v:stroke joinstyle="miter"/>
               <v:path gradientshapeok="t" o:connecttype="rect"/>
             </v:shapetype>
-            <v:shape id="Textbox 1" o:spid="_x0000_s1030" type="#_x0000_t202" style="position:absolute;margin-left:569.9pt;margin-top:805.3pt;width:11.65pt;height:13.1pt;z-index:-16684032;visibility:visible;mso-wrap-style:square;mso-wrap-distance-left:0;mso-wrap-distance-top:0;mso-wrap-distance-right:0;mso-wrap-distance-bottom:0;mso-position-horizontal:absolute;mso-position-horizontal-relative:page;mso-position-vertical:absolute;mso-position-vertical-relative:page;v-text-anchor:top" o:gfxdata="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" filled="f" stroked="f">
-              <v:path arrowok="t"/>
+            <v:shape id="Textbox 1" o:spid="_x0000_s1030" type="#_x0000_t202" style="position:absolute;margin-left:569.9pt;margin-top:805.3pt;width:11.65pt;height:13.1pt;z-index:-16684032;visibility:visible;mso-wrap-style:square;mso-wrap-distance-left:0;mso-wrap-distance-top:0;mso-wrap-distance-right:0;mso-wrap-distance-bottom:0;mso-position-horizontal:absolute;mso-position-horizontal-relative:page;mso-position-vertical:absolute;mso-position-vertical-relative:page;v-text-anchor:top" o:gfxdata="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" filled="f" stroked="f">
               <v:textbox inset="0,0,0,0">
                 <w:txbxContent>
                   <w:p>
@@ -38338,7 +36666,7 @@
 </file>
 
 <file path=word/footer2.xml><?xml version="1.0" encoding="utf-8"?>
-<w:ftr xmlns:wpc="http://schemas.microsoft.com/office/word/2010/wordprocessingCanvas" xmlns:mc="http://schemas.openxmlformats.org/markup-compatibility/2006" xmlns:o="urn:schemas-microsoft-com:office:office" xmlns:r="http://schemas.openxmlformats.org/officeDocument/2006/relationships" xmlns:m="http://schemas.openxmlformats.org/officeDocument/2006/math" xmlns:v="urn:schemas-microsoft-com:vml" xmlns:wp14="http://schemas.microsoft.com/office/word/2010/wordprocessingDrawing" xmlns:wp="http://schemas.openxmlformats.org/drawingml/2006/wordprocessingDrawing" xmlns:w10="urn:schemas-microsoft-com:office:word" xmlns:w="http://schemas.openxmlformats.org/wordprocessingml/2006/main" xmlns:w14="http://schemas.microsoft.com/office/word/2010/wordml" xmlns:w15="http://schemas.microsoft.com/office/word/2012/wordml" xmlns:wpg="http://schemas.microsoft.com/office/word/2010/wordprocessingGroup" xmlns:wpi="http://schemas.microsoft.com/office/word/2010/wordprocessingInk" xmlns:wne="http://schemas.microsoft.com/office/word/2006/wordml" xmlns:wps="http://schemas.microsoft.com/office/word/2010/wordprocessingShape" mc:Ignorable="w14 w15 wp14">
+<w:ftr xmlns:wpc="http://schemas.microsoft.com/office/word/2010/wordprocessingCanvas" xmlns:cx="http://schemas.microsoft.com/office/drawing/2014/chartex" xmlns:cx1="http://schemas.microsoft.com/office/drawing/2015/9/8/chartex" xmlns:cx2="http://schemas.microsoft.com/office/drawing/2015/10/21/chartex" xmlns:cx3="http://schemas.microsoft.com/office/drawing/2016/5/9/chartex" xmlns:cx4="http://schemas.microsoft.com/office/drawing/2016/5/10/chartex" xmlns:cx5="http://schemas.microsoft.com/office/drawing/2016/5/11/chartex" xmlns:cx6="http://schemas.microsoft.com/office/drawing/2016/5/12/chartex" xmlns:cx7="http://schemas.microsoft.com/office/drawing/2016/5/13/chartex" xmlns:cx8="http://schemas.microsoft.com/office/drawing/2016/5/14/chartex" xmlns:mc="http://schemas.openxmlformats.org/markup-compatibility/2006" xmlns:aink="http://schemas.microsoft.com/office/drawing/2016/ink" xmlns:am3d="http://schemas.microsoft.com/office/drawing/2017/model3d" xmlns:o="urn:schemas-microsoft-com:office:office" xmlns:oel="http://schemas.microsoft.com/office/2019/extlst" xmlns:r="http://schemas.openxmlformats.org/officeDocument/2006/relationships" xmlns:m="http://schemas.openxmlformats.org/officeDocument/2006/math" xmlns:v="urn:schemas-microsoft-com:vml" xmlns:wp14="http://schemas.microsoft.com/office/word/2010/wordprocessingDrawing" xmlns:wp="http://schemas.openxmlformats.org/drawingml/2006/wordprocessingDrawing" xmlns:w10="urn:schemas-microsoft-com:office:word" xmlns:w="http://schemas.openxmlformats.org/wordprocessingml/2006/main" xmlns:w14="http://schemas.microsoft.com/office/word/2010/wordml" xmlns:w15="http://schemas.microsoft.com/office/word/2012/wordml" xmlns:w16cex="http://schemas.microsoft.com/office/word/2018/wordml/cex" xmlns:w16cid="http://schemas.microsoft.com/office/word/2016/wordml/cid" xmlns:w16="http://schemas.microsoft.com/office/word/2018/wordml" xmlns:w16du="http://schemas.microsoft.com/office/word/2023/wordml/word16du" xmlns:w16sdtdh="http://schemas.microsoft.com/office/word/2020/wordml/sdtdatahash" xmlns:w16sdtfl="http://schemas.microsoft.com/office/word/2024/wordml/sdtformatlock" xmlns:w16se="http://schemas.microsoft.com/office/word/2015/wordml/symex" xmlns:wpg="http://schemas.microsoft.com/office/word/2010/wordprocessingGroup" xmlns:wpi="http://schemas.microsoft.com/office/word/2010/wordprocessingInk" xmlns:wne="http://schemas.microsoft.com/office/word/2006/wordml" xmlns:wps="http://schemas.microsoft.com/office/word/2010/wordprocessingShape" mc:Ignorable="w14 w15 w16se w16cid w16 w16cex w16sdtdh w16sdtfl w16du wp14">
   <w:p>
     <w:pPr>
       <w:pStyle w:val="Corpsdetexte"/>
@@ -38352,7 +36680,7 @@
       <mc:AlternateContent>
         <mc:Choice Requires="wps">
           <w:drawing>
-            <wp:anchor distT="0" distB="0" distL="0" distR="0" simplePos="0" relativeHeight="486633472" behindDoc="1" locked="0" layoutInCell="1" allowOverlap="1">
+            <wp:anchor distT="0" distB="0" distL="0" distR="0" simplePos="0" relativeHeight="486633472" behindDoc="1" locked="0" layoutInCell="1" allowOverlap="1" wp14:anchorId="20B36E70" wp14:editId="1EA07E01">
               <wp:simplePos x="0" y="0"/>
               <wp:positionH relativeFrom="page">
                 <wp:posOffset>7255764</wp:posOffset>
@@ -38448,12 +36776,11 @@
         </mc:Choice>
         <mc:Fallback>
           <w:pict>
-            <v:shapetype id="_x0000_t202" coordsize="21600,21600" o:spt="202" path="m,l,21600r21600,l21600,xe">
+            <v:shapetype w14:anchorId="20B36E70" id="_x0000_t202" coordsize="21600,21600" o:spt="202" path="m,l,21600r21600,l21600,xe">
               <v:stroke joinstyle="miter"/>
               <v:path gradientshapeok="t" o:connecttype="rect"/>
             </v:shapetype>
-            <v:shape id="Textbox 6" o:spid="_x0000_s1031" type="#_x0000_t202" style="position:absolute;margin-left:571.3pt;margin-top:810.1pt;width:10.25pt;height:8.4pt;z-index:-16683008;visibility:visible;mso-wrap-style:square;mso-wrap-distance-left:0;mso-wrap-distance-top:0;mso-wrap-distance-right:0;mso-wrap-distance-bottom:0;mso-position-horizontal:absolute;mso-position-horizontal-relative:page;mso-position-vertical:absolute;mso-position-vertical-relative:page;v-text-anchor:top" o:gfxdata="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" filled="f" stroked="f">
-              <v:path arrowok="t"/>
+            <v:shape id="Textbox 6" o:spid="_x0000_s1031" type="#_x0000_t202" style="position:absolute;margin-left:571.3pt;margin-top:810.1pt;width:10.25pt;height:8.4pt;z-index:-16683008;visibility:visible;mso-wrap-style:square;mso-wrap-distance-left:0;mso-wrap-distance-top:0;mso-wrap-distance-right:0;mso-wrap-distance-bottom:0;mso-position-horizontal:absolute;mso-position-horizontal-relative:page;mso-position-vertical:absolute;mso-position-vertical-relative:page;v-text-anchor:top" o:gfxdata="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" filled="f" stroked="f">
               <v:textbox inset="0,0,0,0">
                 <w:txbxContent>
                   <w:p>
@@ -38520,7 +36847,7 @@
 </file>
 
 <file path=word/footer3.xml><?xml version="1.0" encoding="utf-8"?>
-<w:ftr xmlns:wpc="http://schemas.microsoft.com/office/word/2010/wordprocessingCanvas" xmlns:mc="http://schemas.openxmlformats.org/markup-compatibility/2006" xmlns:o="urn:schemas-microsoft-com:office:office" xmlns:r="http://schemas.openxmlformats.org/officeDocument/2006/relationships" xmlns:m="http://schemas.openxmlformats.org/officeDocument/2006/math" xmlns:v="urn:schemas-microsoft-com:vml" xmlns:wp14="http://schemas.microsoft.com/office/word/2010/wordprocessingDrawing" xmlns:wp="http://schemas.openxmlformats.org/drawingml/2006/wordprocessingDrawing" xmlns:w10="urn:schemas-microsoft-com:office:word" xmlns:w="http://schemas.openxmlformats.org/wordprocessingml/2006/main" xmlns:w14="http://schemas.microsoft.com/office/word/2010/wordml" xmlns:w15="http://schemas.microsoft.com/office/word/2012/wordml" xmlns:wpg="http://schemas.microsoft.com/office/word/2010/wordprocessingGroup" xmlns:wpi="http://schemas.microsoft.com/office/word/2010/wordprocessingInk" xmlns:wne="http://schemas.microsoft.com/office/word/2006/wordml" xmlns:wps="http://schemas.microsoft.com/office/word/2010/wordprocessingShape" mc:Ignorable="w14 w15 wp14">
+<w:ftr xmlns:wpc="http://schemas.microsoft.com/office/word/2010/wordprocessingCanvas" xmlns:cx="http://schemas.microsoft.com/office/drawing/2014/chartex" xmlns:cx1="http://schemas.microsoft.com/office/drawing/2015/9/8/chartex" xmlns:cx2="http://schemas.microsoft.com/office/drawing/2015/10/21/chartex" xmlns:cx3="http://schemas.microsoft.com/office/drawing/2016/5/9/chartex" xmlns:cx4="http://schemas.microsoft.com/office/drawing/2016/5/10/chartex" xmlns:cx5="http://schemas.microsoft.com/office/drawing/2016/5/11/chartex" xmlns:cx6="http://schemas.microsoft.com/office/drawing/2016/5/12/chartex" xmlns:cx7="http://schemas.microsoft.com/office/drawing/2016/5/13/chartex" xmlns:cx8="http://schemas.microsoft.com/office/drawing/2016/5/14/chartex" xmlns:mc="http://schemas.openxmlformats.org/markup-compatibility/2006" xmlns:aink="http://schemas.microsoft.com/office/drawing/2016/ink" xmlns:am3d="http://schemas.microsoft.com/office/drawing/2017/model3d" xmlns:o="urn:schemas-microsoft-com:office:office" xmlns:oel="http://schemas.microsoft.com/office/2019/extlst" xmlns:r="http://schemas.openxmlformats.org/officeDocument/2006/relationships" xmlns:m="http://schemas.openxmlformats.org/officeDocument/2006/math" xmlns:v="urn:schemas-microsoft-com:vml" xmlns:wp14="http://schemas.microsoft.com/office/word/2010/wordprocessingDrawing" xmlns:wp="http://schemas.openxmlformats.org/drawingml/2006/wordprocessingDrawing" xmlns:w10="urn:schemas-microsoft-com:office:word" xmlns:w="http://schemas.openxmlformats.org/wordprocessingml/2006/main" xmlns:w14="http://schemas.microsoft.com/office/word/2010/wordml" xmlns:w15="http://schemas.microsoft.com/office/word/2012/wordml" xmlns:w16cex="http://schemas.microsoft.com/office/word/2018/wordml/cex" xmlns:w16cid="http://schemas.microsoft.com/office/word/2016/wordml/cid" xmlns:w16="http://schemas.microsoft.com/office/word/2018/wordml" xmlns:w16du="http://schemas.microsoft.com/office/word/2023/wordml/word16du" xmlns:w16sdtdh="http://schemas.microsoft.com/office/word/2020/wordml/sdtdatahash" xmlns:w16sdtfl="http://schemas.microsoft.com/office/word/2024/wordml/sdtformatlock" xmlns:w16se="http://schemas.microsoft.com/office/word/2015/wordml/symex" xmlns:wpg="http://schemas.microsoft.com/office/word/2010/wordprocessingGroup" xmlns:wpi="http://schemas.microsoft.com/office/word/2010/wordprocessingInk" xmlns:wne="http://schemas.microsoft.com/office/word/2006/wordml" xmlns:wps="http://schemas.microsoft.com/office/word/2010/wordprocessingShape" mc:Ignorable="w14 w15 w16se w16cid w16 w16cex w16sdtdh w16sdtfl w16du wp14">
   <w:p>
     <w:pPr>
       <w:pStyle w:val="Corpsdetexte"/>
@@ -38538,7 +36865,7 @@
       <mc:AlternateContent>
         <mc:Choice Requires="wps">
           <w:drawing>
-            <wp:anchor distT="0" distB="0" distL="0" distR="0" simplePos="0" relativeHeight="486634496" behindDoc="1" locked="0" layoutInCell="1" allowOverlap="1">
+            <wp:anchor distT="0" distB="0" distL="0" distR="0" simplePos="0" relativeHeight="486634496" behindDoc="1" locked="0" layoutInCell="1" allowOverlap="1" wp14:anchorId="6237C675" wp14:editId="10C5554B">
               <wp:simplePos x="0" y="0"/>
               <wp:positionH relativeFrom="page">
                 <wp:posOffset>7251192</wp:posOffset>
@@ -38610,7 +36937,7 @@
                               <w:spacing w:val="-10"/>
                               <w:sz w:val="12"/>
                             </w:rPr>
-                            <w:t>8</w:t>
+                            <w:t>9</w:t>
                           </w:r>
                           <w:r>
                             <w:rPr>
@@ -38634,12 +36961,11 @@
         </mc:Choice>
         <mc:Fallback>
           <w:pict>
-            <v:shapetype id="_x0000_t202" coordsize="21600,21600" o:spt="202" path="m,l,21600r21600,l21600,xe">
+            <v:shapetype w14:anchorId="6237C675" id="_x0000_t202" coordsize="21600,21600" o:spt="202" path="m,l,21600r21600,l21600,xe">
               <v:stroke joinstyle="miter"/>
               <v:path gradientshapeok="t" o:connecttype="rect"/>
             </v:shapetype>
-            <v:shape id="Textbox 9" o:spid="_x0000_s1032" type="#_x0000_t202" style="position:absolute;margin-left:570.95pt;margin-top:809.35pt;width:10.6pt;height:9.1pt;z-index:-16681984;visibility:visible;mso-wrap-style:square;mso-wrap-distance-left:0;mso-wrap-distance-top:0;mso-wrap-distance-right:0;mso-wrap-distance-bottom:0;mso-position-horizontal:absolute;mso-position-horizontal-relative:page;mso-position-vertical:absolute;mso-position-vertical-relative:page;v-text-anchor:top" o:gfxdata="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" filled="f" stroked="f">
-              <v:path arrowok="t"/>
+            <v:shape id="Textbox 9" o:spid="_x0000_s1032" type="#_x0000_t202" style="position:absolute;margin-left:570.95pt;margin-top:809.35pt;width:10.6pt;height:9.1pt;z-index:-16681984;visibility:visible;mso-wrap-style:square;mso-wrap-distance-left:0;mso-wrap-distance-top:0;mso-wrap-distance-right:0;mso-wrap-distance-bottom:0;mso-position-horizontal:absolute;mso-position-horizontal-relative:page;mso-position-vertical:absolute;mso-position-vertical-relative:page;v-text-anchor:top" o:gfxdata="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" filled="f" stroked="f">
               <v:textbox inset="0,0,0,0">
                 <w:txbxContent>
                   <w:p>
@@ -38682,7 +37008,7 @@
                         <w:spacing w:val="-10"/>
                         <w:sz w:val="12"/>
                       </w:rPr>
-                      <w:t>8</w:t>
+                      <w:t>9</w:t>
                     </w:r>
                     <w:r>
                       <w:rPr>
@@ -38706,7 +37032,7 @@
 </file>
 
 <file path=word/footer4.xml><?xml version="1.0" encoding="utf-8"?>
-<w:ftr xmlns:wpc="http://schemas.microsoft.com/office/word/2010/wordprocessingCanvas" xmlns:mc="http://schemas.openxmlformats.org/markup-compatibility/2006" xmlns:o="urn:schemas-microsoft-com:office:office" xmlns:r="http://schemas.openxmlformats.org/officeDocument/2006/relationships" xmlns:m="http://schemas.openxmlformats.org/officeDocument/2006/math" xmlns:v="urn:schemas-microsoft-com:vml" xmlns:wp14="http://schemas.microsoft.com/office/word/2010/wordprocessingDrawing" xmlns:wp="http://schemas.openxmlformats.org/drawingml/2006/wordprocessingDrawing" xmlns:w10="urn:schemas-microsoft-com:office:word" xmlns:w="http://schemas.openxmlformats.org/wordprocessingml/2006/main" xmlns:w14="http://schemas.microsoft.com/office/word/2010/wordml" xmlns:w15="http://schemas.microsoft.com/office/word/2012/wordml" xmlns:wpg="http://schemas.microsoft.com/office/word/2010/wordprocessingGroup" xmlns:wpi="http://schemas.microsoft.com/office/word/2010/wordprocessingInk" xmlns:wne="http://schemas.microsoft.com/office/word/2006/wordml" xmlns:wps="http://schemas.microsoft.com/office/word/2010/wordprocessingShape" mc:Ignorable="w14 w15 wp14">
+<w:ftr xmlns:wpc="http://schemas.microsoft.com/office/word/2010/wordprocessingCanvas" xmlns:cx="http://schemas.microsoft.com/office/drawing/2014/chartex" xmlns:cx1="http://schemas.microsoft.com/office/drawing/2015/9/8/chartex" xmlns:cx2="http://schemas.microsoft.com/office/drawing/2015/10/21/chartex" xmlns:cx3="http://schemas.microsoft.com/office/drawing/2016/5/9/chartex" xmlns:cx4="http://schemas.microsoft.com/office/drawing/2016/5/10/chartex" xmlns:cx5="http://schemas.microsoft.com/office/drawing/2016/5/11/chartex" xmlns:cx6="http://schemas.microsoft.com/office/drawing/2016/5/12/chartex" xmlns:cx7="http://schemas.microsoft.com/office/drawing/2016/5/13/chartex" xmlns:cx8="http://schemas.microsoft.com/office/drawing/2016/5/14/chartex" xmlns:mc="http://schemas.openxmlformats.org/markup-compatibility/2006" xmlns:aink="http://schemas.microsoft.com/office/drawing/2016/ink" xmlns:am3d="http://schemas.microsoft.com/office/drawing/2017/model3d" xmlns:o="urn:schemas-microsoft-com:office:office" xmlns:oel="http://schemas.microsoft.com/office/2019/extlst" xmlns:r="http://schemas.openxmlformats.org/officeDocument/2006/relationships" xmlns:m="http://schemas.openxmlformats.org/officeDocument/2006/math" xmlns:v="urn:schemas-microsoft-com:vml" xmlns:wp14="http://schemas.microsoft.com/office/word/2010/wordprocessingDrawing" xmlns:wp="http://schemas.openxmlformats.org/drawingml/2006/wordprocessingDrawing" xmlns:w10="urn:schemas-microsoft-com:office:word" xmlns:w="http://schemas.openxmlformats.org/wordprocessingml/2006/main" xmlns:w14="http://schemas.microsoft.com/office/word/2010/wordml" xmlns:w15="http://schemas.microsoft.com/office/word/2012/wordml" xmlns:w16cex="http://schemas.microsoft.com/office/word/2018/wordml/cex" xmlns:w16cid="http://schemas.microsoft.com/office/word/2016/wordml/cid" xmlns:w16="http://schemas.microsoft.com/office/word/2018/wordml" xmlns:w16du="http://schemas.microsoft.com/office/word/2023/wordml/word16du" xmlns:w16sdtdh="http://schemas.microsoft.com/office/word/2020/wordml/sdtdatahash" xmlns:w16sdtfl="http://schemas.microsoft.com/office/word/2024/wordml/sdtformatlock" xmlns:w16se="http://schemas.microsoft.com/office/word/2015/wordml/symex" xmlns:wpg="http://schemas.microsoft.com/office/word/2010/wordprocessingGroup" xmlns:wpi="http://schemas.microsoft.com/office/word/2010/wordprocessingInk" xmlns:wne="http://schemas.microsoft.com/office/word/2006/wordml" xmlns:wps="http://schemas.microsoft.com/office/word/2010/wordprocessingShape" mc:Ignorable="w14 w15 w16se w16cid w16 w16cex w16sdtdh w16sdtfl w16du wp14">
   <w:p>
     <w:pPr>
       <w:pStyle w:val="Corpsdetexte"/>
@@ -38724,7 +37050,7 @@
       <mc:AlternateContent>
         <mc:Choice Requires="wps">
           <w:drawing>
-            <wp:anchor distT="0" distB="0" distL="0" distR="0" simplePos="0" relativeHeight="486635520" behindDoc="1" locked="0" layoutInCell="1" allowOverlap="1">
+            <wp:anchor distT="0" distB="0" distL="0" distR="0" simplePos="0" relativeHeight="486635520" behindDoc="1" locked="0" layoutInCell="1" allowOverlap="1" wp14:anchorId="03013AC8" wp14:editId="6138B4C4">
               <wp:simplePos x="0" y="0"/>
               <wp:positionH relativeFrom="page">
                 <wp:posOffset>7248143</wp:posOffset>
@@ -38825,12 +37151,11 @@
         </mc:Choice>
         <mc:Fallback>
           <w:pict>
-            <v:shapetype id="_x0000_t202" coordsize="21600,21600" o:spt="202" path="m,l,21600r21600,l21600,xe">
+            <v:shapetype w14:anchorId="03013AC8" id="_x0000_t202" coordsize="21600,21600" o:spt="202" path="m,l,21600r21600,l21600,xe">
               <v:stroke joinstyle="miter"/>
               <v:path gradientshapeok="t" o:connecttype="rect"/>
             </v:shapetype>
-            <v:shape id="Textbox 26" o:spid="_x0000_s1033" type="#_x0000_t202" style="position:absolute;margin-left:570.7pt;margin-top:812.6pt;width:10.85pt;height:5.85pt;z-index:-16680960;visibility:visible;mso-wrap-style:square;mso-wrap-distance-left:0;mso-wrap-distance-top:0;mso-wrap-distance-right:0;mso-wrap-distance-bottom:0;mso-position-horizontal:absolute;mso-position-horizontal-relative:page;mso-position-vertical:absolute;mso-position-vertical-relative:page;v-text-anchor:top" o:gfxdata="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" filled="f" stroked="f">
-              <v:path arrowok="t"/>
+            <v:shape id="Textbox 26" o:spid="_x0000_s1033" type="#_x0000_t202" style="position:absolute;margin-left:570.7pt;margin-top:812.6pt;width:10.85pt;height:5.85pt;z-index:-16680960;visibility:visible;mso-wrap-style:square;mso-wrap-distance-left:0;mso-wrap-distance-top:0;mso-wrap-distance-right:0;mso-wrap-distance-bottom:0;mso-position-horizontal:absolute;mso-position-horizontal-relative:page;mso-position-vertical:absolute;mso-position-vertical-relative:page;v-text-anchor:top" o:gfxdata="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" filled="f" stroked="f">
               <v:textbox inset="0,0,0,0">
                 <w:txbxContent>
                   <w:p>
@@ -38902,7 +37227,7 @@
 </file>
 
 <file path=word/footer5.xml><?xml version="1.0" encoding="utf-8"?>
-<w:ftr xmlns:wpc="http://schemas.microsoft.com/office/word/2010/wordprocessingCanvas" xmlns:mc="http://schemas.openxmlformats.org/markup-compatibility/2006" xmlns:o="urn:schemas-microsoft-com:office:office" xmlns:r="http://schemas.openxmlformats.org/officeDocument/2006/relationships" xmlns:m="http://schemas.openxmlformats.org/officeDocument/2006/math" xmlns:v="urn:schemas-microsoft-com:vml" xmlns:wp14="http://schemas.microsoft.com/office/word/2010/wordprocessingDrawing" xmlns:wp="http://schemas.openxmlformats.org/drawingml/2006/wordprocessingDrawing" xmlns:w10="urn:schemas-microsoft-com:office:word" xmlns:w="http://schemas.openxmlformats.org/wordprocessingml/2006/main" xmlns:w14="http://schemas.microsoft.com/office/word/2010/wordml" xmlns:w15="http://schemas.microsoft.com/office/word/2012/wordml" xmlns:wpg="http://schemas.microsoft.com/office/word/2010/wordprocessingGroup" xmlns:wpi="http://schemas.microsoft.com/office/word/2010/wordprocessingInk" xmlns:wne="http://schemas.microsoft.com/office/word/2006/wordml" xmlns:wps="http://schemas.microsoft.com/office/word/2010/wordprocessingShape" mc:Ignorable="w14 w15 wp14">
+<w:ftr xmlns:wpc="http://schemas.microsoft.com/office/word/2010/wordprocessingCanvas" xmlns:cx="http://schemas.microsoft.com/office/drawing/2014/chartex" xmlns:cx1="http://schemas.microsoft.com/office/drawing/2015/9/8/chartex" xmlns:cx2="http://schemas.microsoft.com/office/drawing/2015/10/21/chartex" xmlns:cx3="http://schemas.microsoft.com/office/drawing/2016/5/9/chartex" xmlns:cx4="http://schemas.microsoft.com/office/drawing/2016/5/10/chartex" xmlns:cx5="http://schemas.microsoft.com/office/drawing/2016/5/11/chartex" xmlns:cx6="http://schemas.microsoft.com/office/drawing/2016/5/12/chartex" xmlns:cx7="http://schemas.microsoft.com/office/drawing/2016/5/13/chartex" xmlns:cx8="http://schemas.microsoft.com/office/drawing/2016/5/14/chartex" xmlns:mc="http://schemas.openxmlformats.org/markup-compatibility/2006" xmlns:aink="http://schemas.microsoft.com/office/drawing/2016/ink" xmlns:am3d="http://schemas.microsoft.com/office/drawing/2017/model3d" xmlns:o="urn:schemas-microsoft-com:office:office" xmlns:oel="http://schemas.microsoft.com/office/2019/extlst" xmlns:r="http://schemas.openxmlformats.org/officeDocument/2006/relationships" xmlns:m="http://schemas.openxmlformats.org/officeDocument/2006/math" xmlns:v="urn:schemas-microsoft-com:vml" xmlns:wp14="http://schemas.microsoft.com/office/word/2010/wordprocessingDrawing" xmlns:wp="http://schemas.openxmlformats.org/drawingml/2006/wordprocessingDrawing" xmlns:w10="urn:schemas-microsoft-com:office:word" xmlns:w="http://schemas.openxmlformats.org/wordprocessingml/2006/main" xmlns:w14="http://schemas.microsoft.com/office/word/2010/wordml" xmlns:w15="http://schemas.microsoft.com/office/word/2012/wordml" xmlns:w16cex="http://schemas.microsoft.com/office/word/2018/wordml/cex" xmlns:w16cid="http://schemas.microsoft.com/office/word/2016/wordml/cid" xmlns:w16="http://schemas.microsoft.com/office/word/2018/wordml" xmlns:w16du="http://schemas.microsoft.com/office/word/2023/wordml/word16du" xmlns:w16sdtdh="http://schemas.microsoft.com/office/word/2020/wordml/sdtdatahash" xmlns:w16sdtfl="http://schemas.microsoft.com/office/word/2024/wordml/sdtformatlock" xmlns:w16se="http://schemas.microsoft.com/office/word/2015/wordml/symex" xmlns:wpg="http://schemas.microsoft.com/office/word/2010/wordprocessingGroup" xmlns:wpi="http://schemas.microsoft.com/office/word/2010/wordprocessingInk" xmlns:wne="http://schemas.microsoft.com/office/word/2006/wordml" xmlns:wps="http://schemas.microsoft.com/office/word/2010/wordprocessingShape" mc:Ignorable="w14 w15 w16se w16cid w16 w16cex w16sdtdh w16sdtfl w16du wp14">
   <w:p>
     <w:pPr>
       <w:pStyle w:val="Corpsdetexte"/>
@@ -38920,7 +37245,7 @@
       <mc:AlternateContent>
         <mc:Choice Requires="wps">
           <w:drawing>
-            <wp:anchor distT="0" distB="0" distL="0" distR="0" simplePos="0" relativeHeight="486636544" behindDoc="1" locked="0" layoutInCell="1" allowOverlap="1">
+            <wp:anchor distT="0" distB="0" distL="0" distR="0" simplePos="0" relativeHeight="251660288" behindDoc="1" locked="0" layoutInCell="1" allowOverlap="1" wp14:anchorId="4608D137" wp14:editId="5B4F09C3">
               <wp:simplePos x="0" y="0"/>
               <wp:positionH relativeFrom="page">
                 <wp:posOffset>7226807</wp:posOffset>
@@ -39016,12 +37341,11 @@
         </mc:Choice>
         <mc:Fallback>
           <w:pict>
-            <v:shapetype id="_x0000_t202" coordsize="21600,21600" o:spt="202" path="m,l,21600r21600,l21600,xe">
+            <v:shapetype w14:anchorId="4608D137" id="_x0000_t202" coordsize="21600,21600" o:spt="202" path="m,l,21600r21600,l21600,xe">
               <v:stroke joinstyle="miter"/>
               <v:path gradientshapeok="t" o:connecttype="rect"/>
             </v:shapetype>
-            <v:shape id="Textbox 38" o:spid="_x0000_s1034" type="#_x0000_t202" style="position:absolute;margin-left:569.05pt;margin-top:811pt;width:12.55pt;height:7.55pt;z-index:-16679936;visibility:visible;mso-wrap-style:square;mso-wrap-distance-left:0;mso-wrap-distance-top:0;mso-wrap-distance-right:0;mso-wrap-distance-bottom:0;mso-position-horizontal:absolute;mso-position-horizontal-relative:page;mso-position-vertical:absolute;mso-position-vertical-relative:page;v-text-anchor:top" o:gfxdata="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" filled="f" stroked="f">
-              <v:path arrowok="t"/>
+            <v:shape id="Textbox 38" o:spid="_x0000_s1034" type="#_x0000_t202" style="position:absolute;margin-left:569.05pt;margin-top:811pt;width:12.55pt;height:7.55pt;z-index:-251656192;visibility:visible;mso-wrap-style:square;mso-wrap-distance-left:0;mso-wrap-distance-top:0;mso-wrap-distance-right:0;mso-wrap-distance-bottom:0;mso-position-horizontal:absolute;mso-position-horizontal-relative:page;mso-position-vertical:absolute;mso-position-vertical-relative:page;v-text-anchor:top" o:gfxdata="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" filled="f" stroked="f">
               <v:textbox inset="0,0,0,0">
                 <w:txbxContent>
                   <w:p>
@@ -39088,7 +37412,7 @@
 </file>
 
 <file path=word/footnotes.xml><?xml version="1.0" encoding="utf-8"?>
-<w:footnotes xmlns:wpc="http://schemas.microsoft.com/office/word/2010/wordprocessingCanvas" xmlns:mc="http://schemas.openxmlformats.org/markup-compatibility/2006" xmlns:o="urn:schemas-microsoft-com:office:office" xmlns:r="http://schemas.openxmlformats.org/officeDocument/2006/relationships" xmlns:m="http://schemas.openxmlformats.org/officeDocument/2006/math" xmlns:v="urn:schemas-microsoft-com:vml" xmlns:wp14="http://schemas.microsoft.com/office/word/2010/wordprocessingDrawing" xmlns:wp="http://schemas.openxmlformats.org/drawingml/2006/wordprocessingDrawing" xmlns:w10="urn:schemas-microsoft-com:office:word" xmlns:w="http://schemas.openxmlformats.org/wordprocessingml/2006/main" xmlns:w14="http://schemas.microsoft.com/office/word/2010/wordml" xmlns:w15="http://schemas.microsoft.com/office/word/2012/wordml" xmlns:wpg="http://schemas.microsoft.com/office/word/2010/wordprocessingGroup" xmlns:wpi="http://schemas.microsoft.com/office/word/2010/wordprocessingInk" xmlns:wne="http://schemas.microsoft.com/office/word/2006/wordml" xmlns:wps="http://schemas.microsoft.com/office/word/2010/wordprocessingShape" mc:Ignorable="w14 w15 wp14">
+<w:footnotes xmlns:wpc="http://schemas.microsoft.com/office/word/2010/wordprocessingCanvas" xmlns:cx="http://schemas.microsoft.com/office/drawing/2014/chartex" xmlns:cx1="http://schemas.microsoft.com/office/drawing/2015/9/8/chartex" xmlns:cx2="http://schemas.microsoft.com/office/drawing/2015/10/21/chartex" xmlns:cx3="http://schemas.microsoft.com/office/drawing/2016/5/9/chartex" xmlns:cx4="http://schemas.microsoft.com/office/drawing/2016/5/10/chartex" xmlns:cx5="http://schemas.microsoft.com/office/drawing/2016/5/11/chartex" xmlns:cx6="http://schemas.microsoft.com/office/drawing/2016/5/12/chartex" xmlns:cx7="http://schemas.microsoft.com/office/drawing/2016/5/13/chartex" xmlns:cx8="http://schemas.microsoft.com/office/drawing/2016/5/14/chartex" xmlns:mc="http://schemas.openxmlformats.org/markup-compatibility/2006" xmlns:aink="http://schemas.microsoft.com/office/drawing/2016/ink" xmlns:am3d="http://schemas.microsoft.com/office/drawing/2017/model3d" xmlns:o="urn:schemas-microsoft-com:office:office" xmlns:oel="http://schemas.microsoft.com/office/2019/extlst" xmlns:r="http://schemas.openxmlformats.org/officeDocument/2006/relationships" xmlns:m="http://schemas.openxmlformats.org/officeDocument/2006/math" xmlns:v="urn:schemas-microsoft-com:vml" xmlns:wp14="http://schemas.microsoft.com/office/word/2010/wordprocessingDrawing" xmlns:wp="http://schemas.openxmlformats.org/drawingml/2006/wordprocessingDrawing" xmlns:w10="urn:schemas-microsoft-com:office:word" xmlns:w="http://schemas.openxmlformats.org/wordprocessingml/2006/main" xmlns:w14="http://schemas.microsoft.com/office/word/2010/wordml" xmlns:w15="http://schemas.microsoft.com/office/word/2012/wordml" xmlns:w16cex="http://schemas.microsoft.com/office/word/2018/wordml/cex" xmlns:w16cid="http://schemas.microsoft.com/office/word/2016/wordml/cid" xmlns:w16="http://schemas.microsoft.com/office/word/2018/wordml" xmlns:w16du="http://schemas.microsoft.com/office/word/2023/wordml/word16du" xmlns:w16sdtdh="http://schemas.microsoft.com/office/word/2020/wordml/sdtdatahash" xmlns:w16sdtfl="http://schemas.microsoft.com/office/word/2024/wordml/sdtformatlock" xmlns:w16se="http://schemas.microsoft.com/office/word/2015/wordml/symex" xmlns:wpg="http://schemas.microsoft.com/office/word/2010/wordprocessingGroup" xmlns:wpi="http://schemas.microsoft.com/office/word/2010/wordprocessingInk" xmlns:wne="http://schemas.microsoft.com/office/word/2006/wordml" xmlns:wps="http://schemas.microsoft.com/office/word/2010/wordprocessingShape" mc:Ignorable="w14 w15 w16se w16cid w16 w16cex w16sdtdh w16sdtfl w16du wp14">
   <w:footnote w:type="separator" w:id="-1">
     <w:p>
       <w:r>
@@ -39107,7 +37431,7 @@
 </file>
 
 <file path=word/header1.xml><?xml version="1.0" encoding="utf-8"?>
-<w:hdr xmlns:wpc="http://schemas.microsoft.com/office/word/2010/wordprocessingCanvas" xmlns:mc="http://schemas.openxmlformats.org/markup-compatibility/2006" xmlns:o="urn:schemas-microsoft-com:office:office" xmlns:r="http://schemas.openxmlformats.org/officeDocument/2006/relationships" xmlns:m="http://schemas.openxmlformats.org/officeDocument/2006/math" xmlns:v="urn:schemas-microsoft-com:vml" xmlns:wp14="http://schemas.microsoft.com/office/word/2010/wordprocessingDrawing" xmlns:wp="http://schemas.openxmlformats.org/drawingml/2006/wordprocessingDrawing" xmlns:w10="urn:schemas-microsoft-com:office:word" xmlns:w="http://schemas.openxmlformats.org/wordprocessingml/2006/main" xmlns:w14="http://schemas.microsoft.com/office/word/2010/wordml" xmlns:w15="http://schemas.microsoft.com/office/word/2012/wordml" xmlns:wpg="http://schemas.microsoft.com/office/word/2010/wordprocessingGroup" xmlns:wpi="http://schemas.microsoft.com/office/word/2010/wordprocessingInk" xmlns:wne="http://schemas.microsoft.com/office/word/2006/wordml" xmlns:wps="http://schemas.microsoft.com/office/word/2010/wordprocessingShape" mc:Ignorable="w14 w15 wp14">
+<w:hdr xmlns:wpc="http://schemas.microsoft.com/office/word/2010/wordprocessingCanvas" xmlns:cx="http://schemas.microsoft.com/office/drawing/2014/chartex" xmlns:cx1="http://schemas.microsoft.com/office/drawing/2015/9/8/chartex" xmlns:cx2="http://schemas.microsoft.com/office/drawing/2015/10/21/chartex" xmlns:cx3="http://schemas.microsoft.com/office/drawing/2016/5/9/chartex" xmlns:cx4="http://schemas.microsoft.com/office/drawing/2016/5/10/chartex" xmlns:cx5="http://schemas.microsoft.com/office/drawing/2016/5/11/chartex" xmlns:cx6="http://schemas.microsoft.com/office/drawing/2016/5/12/chartex" xmlns:cx7="http://schemas.microsoft.com/office/drawing/2016/5/13/chartex" xmlns:cx8="http://schemas.microsoft.com/office/drawing/2016/5/14/chartex" xmlns:mc="http://schemas.openxmlformats.org/markup-compatibility/2006" xmlns:aink="http://schemas.microsoft.com/office/drawing/2016/ink" xmlns:am3d="http://schemas.microsoft.com/office/drawing/2017/model3d" xmlns:o="urn:schemas-microsoft-com:office:office" xmlns:oel="http://schemas.microsoft.com/office/2019/extlst" xmlns:r="http://schemas.openxmlformats.org/officeDocument/2006/relationships" xmlns:m="http://schemas.openxmlformats.org/officeDocument/2006/math" xmlns:v="urn:schemas-microsoft-com:vml" xmlns:wp14="http://schemas.microsoft.com/office/word/2010/wordprocessingDrawing" xmlns:wp="http://schemas.openxmlformats.org/drawingml/2006/wordprocessingDrawing" xmlns:w10="urn:schemas-microsoft-com:office:word" xmlns:w="http://schemas.openxmlformats.org/wordprocessingml/2006/main" xmlns:w14="http://schemas.microsoft.com/office/word/2010/wordml" xmlns:w15="http://schemas.microsoft.com/office/word/2012/wordml" xmlns:w16cex="http://schemas.microsoft.com/office/word/2018/wordml/cex" xmlns:w16cid="http://schemas.microsoft.com/office/word/2016/wordml/cid" xmlns:w16="http://schemas.microsoft.com/office/word/2018/wordml" xmlns:w16du="http://schemas.microsoft.com/office/word/2023/wordml/word16du" xmlns:w16sdtdh="http://schemas.microsoft.com/office/word/2020/wordml/sdtdatahash" xmlns:w16sdtfl="http://schemas.microsoft.com/office/word/2024/wordml/sdtformatlock" xmlns:w16se="http://schemas.microsoft.com/office/word/2015/wordml/symex" xmlns:wpg="http://schemas.microsoft.com/office/word/2010/wordprocessingGroup" xmlns:wpi="http://schemas.microsoft.com/office/word/2010/wordprocessingInk" xmlns:wne="http://schemas.microsoft.com/office/word/2006/wordml" xmlns:wps="http://schemas.microsoft.com/office/word/2010/wordprocessingShape" mc:Ignorable="w14 w15 w16se w16cid w16 w16cex w16sdtdh w16sdtfl w16du wp14">
   <w:p>
     <w:pPr>
       <w:pStyle w:val="Corpsdetexte"/>
@@ -39123,7 +37447,7 @@
         <w:lang w:eastAsia="fr-FR"/>
       </w:rPr>
       <w:drawing>
-        <wp:anchor distT="0" distB="0" distL="0" distR="0" simplePos="0" relativeHeight="486632960" behindDoc="1" locked="0" layoutInCell="1" allowOverlap="1">
+        <wp:anchor distT="0" distB="0" distL="0" distR="0" simplePos="0" relativeHeight="486632960" behindDoc="1" locked="0" layoutInCell="1" allowOverlap="1" wp14:anchorId="3E866627" wp14:editId="4509B6B7">
           <wp:simplePos x="0" y="0"/>
           <wp:positionH relativeFrom="page">
             <wp:posOffset>214884</wp:posOffset>
@@ -39171,7 +37495,7 @@
 </file>
 
 <file path=word/header2.xml><?xml version="1.0" encoding="utf-8"?>
-<w:hdr xmlns:wpc="http://schemas.microsoft.com/office/word/2010/wordprocessingCanvas" xmlns:mc="http://schemas.openxmlformats.org/markup-compatibility/2006" xmlns:o="urn:schemas-microsoft-com:office:office" xmlns:r="http://schemas.openxmlformats.org/officeDocument/2006/relationships" xmlns:m="http://schemas.openxmlformats.org/officeDocument/2006/math" xmlns:v="urn:schemas-microsoft-com:vml" xmlns:wp14="http://schemas.microsoft.com/office/word/2010/wordprocessingDrawing" xmlns:wp="http://schemas.openxmlformats.org/drawingml/2006/wordprocessingDrawing" xmlns:w10="urn:schemas-microsoft-com:office:word" xmlns:w="http://schemas.openxmlformats.org/wordprocessingml/2006/main" xmlns:w14="http://schemas.microsoft.com/office/word/2010/wordml" xmlns:w15="http://schemas.microsoft.com/office/word/2012/wordml" xmlns:wpg="http://schemas.microsoft.com/office/word/2010/wordprocessingGroup" xmlns:wpi="http://schemas.microsoft.com/office/word/2010/wordprocessingInk" xmlns:wne="http://schemas.microsoft.com/office/word/2006/wordml" xmlns:wps="http://schemas.microsoft.com/office/word/2010/wordprocessingShape" mc:Ignorable="w14 w15 wp14">
+<w:hdr xmlns:wpc="http://schemas.microsoft.com/office/word/2010/wordprocessingCanvas" xmlns:cx="http://schemas.microsoft.com/office/drawing/2014/chartex" xmlns:cx1="http://schemas.microsoft.com/office/drawing/2015/9/8/chartex" xmlns:cx2="http://schemas.microsoft.com/office/drawing/2015/10/21/chartex" xmlns:cx3="http://schemas.microsoft.com/office/drawing/2016/5/9/chartex" xmlns:cx4="http://schemas.microsoft.com/office/drawing/2016/5/10/chartex" xmlns:cx5="http://schemas.microsoft.com/office/drawing/2016/5/11/chartex" xmlns:cx6="http://schemas.microsoft.com/office/drawing/2016/5/12/chartex" xmlns:cx7="http://schemas.microsoft.com/office/drawing/2016/5/13/chartex" xmlns:cx8="http://schemas.microsoft.com/office/drawing/2016/5/14/chartex" xmlns:mc="http://schemas.openxmlformats.org/markup-compatibility/2006" xmlns:aink="http://schemas.microsoft.com/office/drawing/2016/ink" xmlns:am3d="http://schemas.microsoft.com/office/drawing/2017/model3d" xmlns:o="urn:schemas-microsoft-com:office:office" xmlns:oel="http://schemas.microsoft.com/office/2019/extlst" xmlns:r="http://schemas.openxmlformats.org/officeDocument/2006/relationships" xmlns:m="http://schemas.openxmlformats.org/officeDocument/2006/math" xmlns:v="urn:schemas-microsoft-com:vml" xmlns:wp14="http://schemas.microsoft.com/office/word/2010/wordprocessingDrawing" xmlns:wp="http://schemas.openxmlformats.org/drawingml/2006/wordprocessingDrawing" xmlns:w10="urn:schemas-microsoft-com:office:word" xmlns:w="http://schemas.openxmlformats.org/wordprocessingml/2006/main" xmlns:w14="http://schemas.microsoft.com/office/word/2010/wordml" xmlns:w15="http://schemas.microsoft.com/office/word/2012/wordml" xmlns:w16cex="http://schemas.microsoft.com/office/word/2018/wordml/cex" xmlns:w16cid="http://schemas.microsoft.com/office/word/2016/wordml/cid" xmlns:w16="http://schemas.microsoft.com/office/word/2018/wordml" xmlns:w16du="http://schemas.microsoft.com/office/word/2023/wordml/word16du" xmlns:w16sdtdh="http://schemas.microsoft.com/office/word/2020/wordml/sdtdatahash" xmlns:w16sdtfl="http://schemas.microsoft.com/office/word/2024/wordml/sdtformatlock" xmlns:w16se="http://schemas.microsoft.com/office/word/2015/wordml/symex" xmlns:wpg="http://schemas.microsoft.com/office/word/2010/wordprocessingGroup" xmlns:wpi="http://schemas.microsoft.com/office/word/2010/wordprocessingInk" xmlns:wne="http://schemas.microsoft.com/office/word/2006/wordml" xmlns:wps="http://schemas.microsoft.com/office/word/2010/wordprocessingShape" mc:Ignorable="w14 w15 w16se w16cid w16 w16cex w16sdtdh w16sdtfl w16du wp14">
   <w:p>
     <w:pPr>
       <w:pStyle w:val="Corpsdetexte"/>
@@ -39187,7 +37511,7 @@
         <w:lang w:eastAsia="fr-FR"/>
       </w:rPr>
       <w:drawing>
-        <wp:anchor distT="0" distB="0" distL="0" distR="0" simplePos="0" relativeHeight="486633984" behindDoc="1" locked="0" layoutInCell="1" allowOverlap="1">
+        <wp:anchor distT="0" distB="0" distL="0" distR="0" simplePos="0" relativeHeight="486633984" behindDoc="1" locked="0" layoutInCell="1" allowOverlap="1" wp14:anchorId="0E0EB280" wp14:editId="64E28C93">
           <wp:simplePos x="0" y="0"/>
           <wp:positionH relativeFrom="page">
             <wp:posOffset>214884</wp:posOffset>
@@ -39235,7 +37559,7 @@
 </file>
 
 <file path=word/header3.xml><?xml version="1.0" encoding="utf-8"?>
-<w:hdr xmlns:wpc="http://schemas.microsoft.com/office/word/2010/wordprocessingCanvas" xmlns:mc="http://schemas.openxmlformats.org/markup-compatibility/2006" xmlns:o="urn:schemas-microsoft-com:office:office" xmlns:r="http://schemas.openxmlformats.org/officeDocument/2006/relationships" xmlns:m="http://schemas.openxmlformats.org/officeDocument/2006/math" xmlns:v="urn:schemas-microsoft-com:vml" xmlns:wp14="http://schemas.microsoft.com/office/word/2010/wordprocessingDrawing" xmlns:wp="http://schemas.openxmlformats.org/drawingml/2006/wordprocessingDrawing" xmlns:w10="urn:schemas-microsoft-com:office:word" xmlns:w="http://schemas.openxmlformats.org/wordprocessingml/2006/main" xmlns:w14="http://schemas.microsoft.com/office/word/2010/wordml" xmlns:w15="http://schemas.microsoft.com/office/word/2012/wordml" xmlns:wpg="http://schemas.microsoft.com/office/word/2010/wordprocessingGroup" xmlns:wpi="http://schemas.microsoft.com/office/word/2010/wordprocessingInk" xmlns:wne="http://schemas.microsoft.com/office/word/2006/wordml" xmlns:wps="http://schemas.microsoft.com/office/word/2010/wordprocessingShape" mc:Ignorable="w14 w15 wp14">
+<w:hdr xmlns:wpc="http://schemas.microsoft.com/office/word/2010/wordprocessingCanvas" xmlns:cx="http://schemas.microsoft.com/office/drawing/2014/chartex" xmlns:cx1="http://schemas.microsoft.com/office/drawing/2015/9/8/chartex" xmlns:cx2="http://schemas.microsoft.com/office/drawing/2015/10/21/chartex" xmlns:cx3="http://schemas.microsoft.com/office/drawing/2016/5/9/chartex" xmlns:cx4="http://schemas.microsoft.com/office/drawing/2016/5/10/chartex" xmlns:cx5="http://schemas.microsoft.com/office/drawing/2016/5/11/chartex" xmlns:cx6="http://schemas.microsoft.com/office/drawing/2016/5/12/chartex" xmlns:cx7="http://schemas.microsoft.com/office/drawing/2016/5/13/chartex" xmlns:cx8="http://schemas.microsoft.com/office/drawing/2016/5/14/chartex" xmlns:mc="http://schemas.openxmlformats.org/markup-compatibility/2006" xmlns:aink="http://schemas.microsoft.com/office/drawing/2016/ink" xmlns:am3d="http://schemas.microsoft.com/office/drawing/2017/model3d" xmlns:o="urn:schemas-microsoft-com:office:office" xmlns:oel="http://schemas.microsoft.com/office/2019/extlst" xmlns:r="http://schemas.openxmlformats.org/officeDocument/2006/relationships" xmlns:m="http://schemas.openxmlformats.org/officeDocument/2006/math" xmlns:v="urn:schemas-microsoft-com:vml" xmlns:wp14="http://schemas.microsoft.com/office/word/2010/wordprocessingDrawing" xmlns:wp="http://schemas.openxmlformats.org/drawingml/2006/wordprocessingDrawing" xmlns:w10="urn:schemas-microsoft-com:office:word" xmlns:w="http://schemas.openxmlformats.org/wordprocessingml/2006/main" xmlns:w14="http://schemas.microsoft.com/office/word/2010/wordml" xmlns:w15="http://schemas.microsoft.com/office/word/2012/wordml" xmlns:w16cex="http://schemas.microsoft.com/office/word/2018/wordml/cex" xmlns:w16cid="http://schemas.microsoft.com/office/word/2016/wordml/cid" xmlns:w16="http://schemas.microsoft.com/office/word/2018/wordml" xmlns:w16du="http://schemas.microsoft.com/office/word/2023/wordml/word16du" xmlns:w16sdtdh="http://schemas.microsoft.com/office/word/2020/wordml/sdtdatahash" xmlns:w16sdtfl="http://schemas.microsoft.com/office/word/2024/wordml/sdtformatlock" xmlns:w16se="http://schemas.microsoft.com/office/word/2015/wordml/symex" xmlns:wpg="http://schemas.microsoft.com/office/word/2010/wordprocessingGroup" xmlns:wpi="http://schemas.microsoft.com/office/word/2010/wordprocessingInk" xmlns:wne="http://schemas.microsoft.com/office/word/2006/wordml" xmlns:wps="http://schemas.microsoft.com/office/word/2010/wordprocessingShape" mc:Ignorable="w14 w15 w16se w16cid w16 w16cex w16sdtdh w16sdtfl w16du wp14">
   <w:p>
     <w:pPr>
       <w:pStyle w:val="Corpsdetexte"/>
@@ -39251,7 +37575,7 @@
         <w:lang w:eastAsia="fr-FR"/>
       </w:rPr>
       <w:drawing>
-        <wp:anchor distT="0" distB="0" distL="0" distR="0" simplePos="0" relativeHeight="486635008" behindDoc="1" locked="0" layoutInCell="1" allowOverlap="1">
+        <wp:anchor distT="0" distB="0" distL="0" distR="0" simplePos="0" relativeHeight="486635008" behindDoc="1" locked="0" layoutInCell="1" allowOverlap="1" wp14:anchorId="7D65C91A" wp14:editId="44E0E6C0">
           <wp:simplePos x="0" y="0"/>
           <wp:positionH relativeFrom="page">
             <wp:posOffset>214884</wp:posOffset>
@@ -39299,7 +37623,7 @@
 </file>
 
 <file path=word/header4.xml><?xml version="1.0" encoding="utf-8"?>
-<w:hdr xmlns:wpc="http://schemas.microsoft.com/office/word/2010/wordprocessingCanvas" xmlns:mc="http://schemas.openxmlformats.org/markup-compatibility/2006" xmlns:o="urn:schemas-microsoft-com:office:office" xmlns:r="http://schemas.openxmlformats.org/officeDocument/2006/relationships" xmlns:m="http://schemas.openxmlformats.org/officeDocument/2006/math" xmlns:v="urn:schemas-microsoft-com:vml" xmlns:wp14="http://schemas.microsoft.com/office/word/2010/wordprocessingDrawing" xmlns:wp="http://schemas.openxmlformats.org/drawingml/2006/wordprocessingDrawing" xmlns:w10="urn:schemas-microsoft-com:office:word" xmlns:w="http://schemas.openxmlformats.org/wordprocessingml/2006/main" xmlns:w14="http://schemas.microsoft.com/office/word/2010/wordml" xmlns:w15="http://schemas.microsoft.com/office/word/2012/wordml" xmlns:wpg="http://schemas.microsoft.com/office/word/2010/wordprocessingGroup" xmlns:wpi="http://schemas.microsoft.com/office/word/2010/wordprocessingInk" xmlns:wne="http://schemas.microsoft.com/office/word/2006/wordml" xmlns:wps="http://schemas.microsoft.com/office/word/2010/wordprocessingShape" mc:Ignorable="w14 w15 wp14">
+<w:hdr xmlns:wpc="http://schemas.microsoft.com/office/word/2010/wordprocessingCanvas" xmlns:cx="http://schemas.microsoft.com/office/drawing/2014/chartex" xmlns:cx1="http://schemas.microsoft.com/office/drawing/2015/9/8/chartex" xmlns:cx2="http://schemas.microsoft.com/office/drawing/2015/10/21/chartex" xmlns:cx3="http://schemas.microsoft.com/office/drawing/2016/5/9/chartex" xmlns:cx4="http://schemas.microsoft.com/office/drawing/2016/5/10/chartex" xmlns:cx5="http://schemas.microsoft.com/office/drawing/2016/5/11/chartex" xmlns:cx6="http://schemas.microsoft.com/office/drawing/2016/5/12/chartex" xmlns:cx7="http://schemas.microsoft.com/office/drawing/2016/5/13/chartex" xmlns:cx8="http://schemas.microsoft.com/office/drawing/2016/5/14/chartex" xmlns:mc="http://schemas.openxmlformats.org/markup-compatibility/2006" xmlns:aink="http://schemas.microsoft.com/office/drawing/2016/ink" xmlns:am3d="http://schemas.microsoft.com/office/drawing/2017/model3d" xmlns:o="urn:schemas-microsoft-com:office:office" xmlns:oel="http://schemas.microsoft.com/office/2019/extlst" xmlns:r="http://schemas.openxmlformats.org/officeDocument/2006/relationships" xmlns:m="http://schemas.openxmlformats.org/officeDocument/2006/math" xmlns:v="urn:schemas-microsoft-com:vml" xmlns:wp14="http://schemas.microsoft.com/office/word/2010/wordprocessingDrawing" xmlns:wp="http://schemas.openxmlformats.org/drawingml/2006/wordprocessingDrawing" xmlns:w10="urn:schemas-microsoft-com:office:word" xmlns:w="http://schemas.openxmlformats.org/wordprocessingml/2006/main" xmlns:w14="http://schemas.microsoft.com/office/word/2010/wordml" xmlns:w15="http://schemas.microsoft.com/office/word/2012/wordml" xmlns:w16cex="http://schemas.microsoft.com/office/word/2018/wordml/cex" xmlns:w16cid="http://schemas.microsoft.com/office/word/2016/wordml/cid" xmlns:w16="http://schemas.microsoft.com/office/word/2018/wordml" xmlns:w16du="http://schemas.microsoft.com/office/word/2023/wordml/word16du" xmlns:w16sdtdh="http://schemas.microsoft.com/office/word/2020/wordml/sdtdatahash" xmlns:w16sdtfl="http://schemas.microsoft.com/office/word/2024/wordml/sdtformatlock" xmlns:w16se="http://schemas.microsoft.com/office/word/2015/wordml/symex" xmlns:wpg="http://schemas.microsoft.com/office/word/2010/wordprocessingGroup" xmlns:wpi="http://schemas.microsoft.com/office/word/2010/wordprocessingInk" xmlns:wne="http://schemas.microsoft.com/office/word/2006/wordml" xmlns:wps="http://schemas.microsoft.com/office/word/2010/wordprocessingShape" mc:Ignorable="w14 w15 w16se w16cid w16 w16cex w16sdtdh w16sdtfl w16du wp14">
   <w:p>
     <w:pPr>
       <w:pStyle w:val="Corpsdetexte"/>
@@ -39315,7 +37639,7 @@
         <w:lang w:eastAsia="fr-FR"/>
       </w:rPr>
       <w:drawing>
-        <wp:anchor distT="0" distB="0" distL="0" distR="0" simplePos="0" relativeHeight="486636032" behindDoc="1" locked="0" layoutInCell="1" allowOverlap="1">
+        <wp:anchor distT="0" distB="0" distL="0" distR="0" simplePos="0" relativeHeight="251657216" behindDoc="1" locked="0" layoutInCell="1" allowOverlap="1" wp14:anchorId="577BA031" wp14:editId="3CBD523D">
           <wp:simplePos x="0" y="0"/>
           <wp:positionH relativeFrom="page">
             <wp:posOffset>214884</wp:posOffset>
@@ -39363,8 +37687,8 @@
 </file>
 
 <file path=word/numbering.xml><?xml version="1.0" encoding="utf-8"?>
-<w:numbering xmlns:wpc="http://schemas.microsoft.com/office/word/2010/wordprocessingCanvas" xmlns:mc="http://schemas.openxmlformats.org/markup-compatibility/2006" xmlns:o="urn:schemas-microsoft-com:office:office" xmlns:r="http://schemas.openxmlformats.org/officeDocument/2006/relationships" xmlns:m="http://schemas.openxmlformats.org/officeDocument/2006/math" xmlns:v="urn:schemas-microsoft-com:vml" xmlns:wp14="http://schemas.microsoft.com/office/word/2010/wordprocessingDrawing" xmlns:wp="http://schemas.openxmlformats.org/drawingml/2006/wordprocessingDrawing" xmlns:w10="urn:schemas-microsoft-com:office:word" xmlns:w="http://schemas.openxmlformats.org/wordprocessingml/2006/main" xmlns:w14="http://schemas.microsoft.com/office/word/2010/wordml" xmlns:w15="http://schemas.microsoft.com/office/word/2012/wordml" xmlns:wpg="http://schemas.microsoft.com/office/word/2010/wordprocessingGroup" xmlns:wpi="http://schemas.microsoft.com/office/word/2010/wordprocessingInk" xmlns:wne="http://schemas.microsoft.com/office/word/2006/wordml" xmlns:wps="http://schemas.microsoft.com/office/word/2010/wordprocessingShape" mc:Ignorable="w14 w15 wp14">
-  <w:abstractNum w:abstractNumId="0">
+<w:numbering xmlns:wpc="http://schemas.microsoft.com/office/word/2010/wordprocessingCanvas" xmlns:cx="http://schemas.microsoft.com/office/drawing/2014/chartex" xmlns:cx1="http://schemas.microsoft.com/office/drawing/2015/9/8/chartex" xmlns:cx2="http://schemas.microsoft.com/office/drawing/2015/10/21/chartex" xmlns:cx3="http://schemas.microsoft.com/office/drawing/2016/5/9/chartex" xmlns:cx4="http://schemas.microsoft.com/office/drawing/2016/5/10/chartex" xmlns:cx5="http://schemas.microsoft.com/office/drawing/2016/5/11/chartex" xmlns:cx6="http://schemas.microsoft.com/office/drawing/2016/5/12/chartex" xmlns:cx7="http://schemas.microsoft.com/office/drawing/2016/5/13/chartex" xmlns:cx8="http://schemas.microsoft.com/office/drawing/2016/5/14/chartex" xmlns:mc="http://schemas.openxmlformats.org/markup-compatibility/2006" xmlns:aink="http://schemas.microsoft.com/office/drawing/2016/ink" xmlns:am3d="http://schemas.microsoft.com/office/drawing/2017/model3d" xmlns:o="urn:schemas-microsoft-com:office:office" xmlns:oel="http://schemas.microsoft.com/office/2019/extlst" xmlns:r="http://schemas.openxmlformats.org/officeDocument/2006/relationships" xmlns:m="http://schemas.openxmlformats.org/officeDocument/2006/math" xmlns:v="urn:schemas-microsoft-com:vml" xmlns:wp14="http://schemas.microsoft.com/office/word/2010/wordprocessingDrawing" xmlns:wp="http://schemas.openxmlformats.org/drawingml/2006/wordprocessingDrawing" xmlns:w10="urn:schemas-microsoft-com:office:word" xmlns:w="http://schemas.openxmlformats.org/wordprocessingml/2006/main" xmlns:w14="http://schemas.microsoft.com/office/word/2010/wordml" xmlns:w15="http://schemas.microsoft.com/office/word/2012/wordml" xmlns:w16cex="http://schemas.microsoft.com/office/word/2018/wordml/cex" xmlns:w16cid="http://schemas.microsoft.com/office/word/2016/wordml/cid" xmlns:w16="http://schemas.microsoft.com/office/word/2018/wordml" xmlns:w16du="http://schemas.microsoft.com/office/word/2023/wordml/word16du" xmlns:w16sdtdh="http://schemas.microsoft.com/office/word/2020/wordml/sdtdatahash" xmlns:w16sdtfl="http://schemas.microsoft.com/office/word/2024/wordml/sdtformatlock" xmlns:w16se="http://schemas.microsoft.com/office/word/2015/wordml/symex" xmlns:wpg="http://schemas.microsoft.com/office/word/2010/wordprocessingGroup" xmlns:wpi="http://schemas.microsoft.com/office/word/2010/wordprocessingInk" xmlns:wne="http://schemas.microsoft.com/office/word/2006/wordml" xmlns:wps="http://schemas.microsoft.com/office/word/2010/wordprocessingShape" mc:Ignorable="w14 w15 w16se w16cid w16 w16cex w16sdtdh w16sdtfl w16du wp14">
+  <w:abstractNum w:abstractNumId="0" w15:restartNumberingAfterBreak="0">
     <w:nsid w:val="059259F6"/>
     <w:multiLevelType w:val="hybridMultilevel"/>
     <w:tmpl w:val="D23251BA"/>
@@ -39485,7 +37809,7 @@
       </w:rPr>
     </w:lvl>
   </w:abstractNum>
-  <w:abstractNum w:abstractNumId="1">
+  <w:abstractNum w:abstractNumId="1" w15:restartNumberingAfterBreak="0">
     <w:nsid w:val="084F7408"/>
     <w:multiLevelType w:val="multilevel"/>
     <w:tmpl w:val="AB0A0EA0"/>
@@ -39618,7 +37942,7 @@
       </w:rPr>
     </w:lvl>
   </w:abstractNum>
-  <w:abstractNum w:abstractNumId="2">
+  <w:abstractNum w:abstractNumId="2" w15:restartNumberingAfterBreak="0">
     <w:nsid w:val="3EA042AF"/>
     <w:multiLevelType w:val="hybridMultilevel"/>
     <w:tmpl w:val="0A166CCE"/>
@@ -39743,7 +38067,7 @@
       </w:rPr>
     </w:lvl>
   </w:abstractNum>
-  <w:abstractNum w:abstractNumId="3">
+  <w:abstractNum w:abstractNumId="3" w15:restartNumberingAfterBreak="0">
     <w:nsid w:val="66841E51"/>
     <w:multiLevelType w:val="multilevel"/>
     <w:tmpl w:val="66100B72"/>
@@ -39876,7 +38200,7 @@
       </w:rPr>
     </w:lvl>
   </w:abstractNum>
-  <w:abstractNum w:abstractNumId="4">
+  <w:abstractNum w:abstractNumId="4" w15:restartNumberingAfterBreak="0">
     <w:nsid w:val="6D966D77"/>
     <w:multiLevelType w:val="hybridMultilevel"/>
     <w:tmpl w:val="84AAF75C"/>
@@ -40007,26 +38331,26 @@
       </w:rPr>
     </w:lvl>
   </w:abstractNum>
-  <w:num w:numId="1">
+  <w:num w:numId="1" w16cid:durableId="1295478496">
     <w:abstractNumId w:val="0"/>
   </w:num>
-  <w:num w:numId="2">
+  <w:num w:numId="2" w16cid:durableId="1241403335">
     <w:abstractNumId w:val="1"/>
   </w:num>
-  <w:num w:numId="3">
+  <w:num w:numId="3" w16cid:durableId="919215415">
     <w:abstractNumId w:val="3"/>
   </w:num>
-  <w:num w:numId="4">
+  <w:num w:numId="4" w16cid:durableId="280574210">
     <w:abstractNumId w:val="2"/>
   </w:num>
-  <w:num w:numId="5">
+  <w:num w:numId="5" w16cid:durableId="780614706">
     <w:abstractNumId w:val="4"/>
   </w:num>
 </w:numbering>
 </file>
 
 <file path=word/styles.xml><?xml version="1.0" encoding="utf-8"?>
-<w:styles xmlns:mc="http://schemas.openxmlformats.org/markup-compatibility/2006" xmlns:r="http://schemas.openxmlformats.org/officeDocument/2006/relationships" xmlns:w="http://schemas.openxmlformats.org/wordprocessingml/2006/main" xmlns:w14="http://schemas.microsoft.com/office/word/2010/wordml" xmlns:w15="http://schemas.microsoft.com/office/word/2012/wordml" mc:Ignorable="w14 w15">
+<w:styles xmlns:mc="http://schemas.openxmlformats.org/markup-compatibility/2006" xmlns:r="http://schemas.openxmlformats.org/officeDocument/2006/relationships" xmlns:w="http://schemas.openxmlformats.org/wordprocessingml/2006/main" xmlns:w14="http://schemas.microsoft.com/office/word/2010/wordml" xmlns:w15="http://schemas.microsoft.com/office/word/2012/wordml" xmlns:w16cex="http://schemas.microsoft.com/office/word/2018/wordml/cex" xmlns:w16cid="http://schemas.microsoft.com/office/word/2016/wordml/cid" xmlns:w16="http://schemas.microsoft.com/office/word/2018/wordml" xmlns:w16du="http://schemas.microsoft.com/office/word/2023/wordml/word16du" xmlns:w16sdtdh="http://schemas.microsoft.com/office/word/2020/wordml/sdtdatahash" xmlns:w16sdtfl="http://schemas.microsoft.com/office/word/2024/wordml/sdtformatlock" xmlns:w16se="http://schemas.microsoft.com/office/word/2015/wordml/symex" mc:Ignorable="w14 w15 w16se w16cid w16 w16cex w16sdtdh w16sdtfl w16du">
   <w:docDefaults>
     <w:rPrDefault>
       <w:rPr>
@@ -40044,7 +38368,7 @@
       </w:pPr>
     </w:pPrDefault>
   </w:docDefaults>
-  <w:latentStyles w:defLockedState="0" w:defUIPriority="99" w:defSemiHidden="0" w:defUnhideWhenUsed="0" w:defQFormat="0" w:count="371">
+  <w:latentStyles w:defLockedState="0" w:defUIPriority="99" w:defSemiHidden="0" w:defUnhideWhenUsed="0" w:defQFormat="0" w:count="376">
     <w:lsdException w:name="Normal" w:uiPriority="0" w:qFormat="1"/>
     <w:lsdException w:name="heading 1" w:uiPriority="9" w:qFormat="1"/>
     <w:lsdException w:name="heading 2" w:semiHidden="1" w:uiPriority="9" w:unhideWhenUsed="1" w:qFormat="1"/>
@@ -40416,6 +38740,11 @@
     <w:lsdException w:name="List Table 5 Dark Accent 6" w:uiPriority="50"/>
     <w:lsdException w:name="List Table 6 Colorful Accent 6" w:uiPriority="51"/>
     <w:lsdException w:name="List Table 7 Colorful Accent 6" w:uiPriority="52"/>
+    <w:lsdException w:name="Mention" w:semiHidden="1" w:unhideWhenUsed="1"/>
+    <w:lsdException w:name="Smart Hyperlink" w:semiHidden="1" w:unhideWhenUsed="1"/>
+    <w:lsdException w:name="Hashtag" w:semiHidden="1" w:unhideWhenUsed="1"/>
+    <w:lsdException w:name="Unresolved Mention" w:semiHidden="1" w:unhideWhenUsed="1"/>
+    <w:lsdException w:name="Smart Link" w:semiHidden="1" w:unhideWhenUsed="1"/>
   </w:latentStyles>
   <w:style w:type="paragraph" w:default="1" w:styleId="Normal">
     <w:name w:val="Normal"/>
